--- a/SGB_Functionality_Audit_2026/01_SGB_Constitution/03_Signed_Attendance_Register_2026-01-28.docx
+++ b/SGB_Functionality_Audit_2026/01_SGB_Constitution/03_Signed_Attendance_Register_2026-01-28.docx
@@ -2,6 +2,288 @@
 <file path=word/document.xml><?xml version="1.0" encoding="utf-8"?>
 <w:document xmlns:wpc="http://schemas.microsoft.com/office/word/2010/wordprocessingCanvas" xmlns:mc="http://schemas.openxmlformats.org/markup-compatibility/2006" xmlns:o="urn:schemas-microsoft-com:office:office" xmlns:r="http://schemas.openxmlformats.org/officeDocument/2006/relationships" xmlns:m="http://schemas.openxmlformats.org/officeDocument/2006/math" xmlns:v="urn:schemas-microsoft-com:vml" xmlns:wp14="http://schemas.microsoft.com/office/word/2010/wordprocessingDrawing" xmlns:wp="http://schemas.openxmlformats.org/drawingml/2006/wordprocessingDrawing" xmlns:w10="urn:schemas-microsoft-com:office:word" xmlns:w="http://schemas.openxmlformats.org/wordprocessingml/2006/main" xmlns:w14="http://schemas.microsoft.com/office/word/2010/wordml" xmlns:w15="http://schemas.microsoft.com/office/word/2012/wordml" xmlns:wpg="http://schemas.microsoft.com/office/word/2010/wordprocessingGroup" xmlns:wpi="http://schemas.microsoft.com/office/word/2010/wordprocessingInk" xmlns:wne="http://schemas.microsoft.com/office/word/2006/wordml" xmlns:wps="http://schemas.microsoft.com/office/word/2010/wordprocessingShape" xmlns:cx="http://schemas.microsoft.com/office/drawing/2014/chartex" xmlns:cx1="http://schemas.microsoft.com/office/drawing/2015/9/8/chartex" xmlns:cx2="http://schemas.microsoft.com/office/drawing/2015/10/21/chartex" xmlns:cx3="http://schemas.microsoft.com/office/drawing/2016/5/9/chartex" xmlns:cx4="http://schemas.microsoft.com/office/drawing/2016/5/10/chartex" xmlns:cx5="http://schemas.microsoft.com/office/drawing/2016/5/11/chartex" xmlns:cx6="http://schemas.microsoft.com/office/drawing/2016/5/12/chartex" xmlns:cx7="http://schemas.microsoft.com/office/drawing/2016/5/13/chartex" xmlns:cx8="http://schemas.microsoft.com/office/drawing/2016/5/14/chartex" xmlns:aink="http://schemas.microsoft.com/office/drawing/2016/ink" xmlns:am3d="http://schemas.microsoft.com/office/drawing/2017/model3d" xmlns:w16cex="http://schemas.microsoft.com/office/word/2018/wordml/cex" xmlns:w16cid="http://schemas.microsoft.com/office/word/2016/wordml/cid" xmlns:w16="http://schemas.microsoft.com/office/word/2018/wordml" xmlns:w16sdtdh="http://schemas.microsoft.com/office/word/2020/wordml/sdtdatahash" xmlns:w16se="http://schemas.microsoft.com/office/word/2015/wordml/symex" mc:Ignorable="w14 w15 wp14">
   <w:body>
+    <w:tbl>
+      <w:tblPr>
+        <w:tblW w:type="dxa" w:w="10771"/>
+        <w:tblBorders>
+          <w:top w:val="none"/>
+          <w:left w:val="none"/>
+          <w:bottom w:val="none"/>
+          <w:right w:val="none"/>
+          <w:insideH w:val="none"/>
+          <w:insideV w:val="none"/>
+        </w:tblBorders>
+      </w:tblPr>
+      <w:tblGrid>
+        <w:gridCol w:w="100"/>
+        <w:gridCol w:w="100"/>
+      </w:tblGrid>
+      <w:tr>
+        <w:trPr>
+          <w:trHeight w:val="198" w:hRule="exact"/>
+        </w:trPr>
+        <w:tc>
+          <w:tcPr>
+            <w:tcW w:type="dxa" w:w="7324"/>
+            <w:shd w:fill="A6192E"/>
+            <w:tcMar>
+              <w:top w:type="dxa" w:w="0"/>
+              <w:left w:type="dxa" w:w="0"/>
+              <w:bottom w:type="dxa" w:w="0"/>
+              <w:right w:type="dxa" w:w="0"/>
+            </w:tcMar>
+          </w:tcPr>
+          <w:p>
+            <w:pPr>
+              <w:spacing w:after="0" w:before="0" w:line="20"/>
+            </w:pPr>
+            <w:r>
+              <w:rPr>
+                <w:sz w:val="2"/>
+                <w:szCs w:val="2"/>
+              </w:rPr>
+              <w:t xml:space="preserve"> </w:t>
+            </w:r>
+          </w:p>
+        </w:tc>
+        <w:tc>
+          <w:tcPr>
+            <w:tcW w:type="dxa" w:w="3446"/>
+            <w:shd w:fill="0C2340"/>
+            <w:tcMar>
+              <w:top w:type="dxa" w:w="0"/>
+              <w:left w:type="dxa" w:w="0"/>
+              <w:bottom w:type="dxa" w:w="0"/>
+              <w:right w:type="dxa" w:w="0"/>
+            </w:tcMar>
+          </w:tcPr>
+          <w:p>
+            <w:pPr>
+              <w:spacing w:after="0" w:before="0" w:line="20"/>
+            </w:pPr>
+            <w:r>
+              <w:rPr>
+                <w:sz w:val="2"/>
+                <w:szCs w:val="2"/>
+              </w:rPr>
+              <w:t xml:space="preserve"> </w:t>
+            </w:r>
+          </w:p>
+        </w:tc>
+      </w:tr>
+    </w:tbl>
+    <w:p>
+      <w:pPr>
+        <w:spacing w:after="60" w:before="0"/>
+      </w:pPr>
+    </w:p>
+    <w:tbl>
+      <w:tblPr>
+        <w:tblW w:type="dxa" w:w="10771"/>
+        <w:tblBorders>
+          <w:top w:val="none"/>
+          <w:left w:val="none"/>
+          <w:bottom w:val="none"/>
+          <w:right w:val="none"/>
+          <w:insideH w:val="none"/>
+          <w:insideV w:val="none"/>
+        </w:tblBorders>
+      </w:tblPr>
+      <w:tblGrid>
+        <w:gridCol w:w="100"/>
+        <w:gridCol w:w="100"/>
+        <w:gridCol w:w="100"/>
+      </w:tblGrid>
+      <w:tr>
+        <w:tc>
+          <w:tcPr>
+            <w:tcW w:type="dxa" w:w="907"/>
+            <w:tcMar>
+              <w:top w:type="dxa" w:w="10"/>
+              <w:left w:type="dxa" w:w="0"/>
+              <w:bottom w:type="dxa" w:w="10"/>
+              <w:right w:type="dxa" w:w="40"/>
+            </w:tcMar>
+            <w:vAlign w:val="center"/>
+          </w:tcPr>
+          <w:p>
+            <w:pPr>
+              <w:spacing w:after="0" w:before="0"/>
+            </w:pPr>
+            <w:r>
+              <w:drawing>
+                <wp:inline distT="0" distB="0" distL="0" distR="0">
+                  <wp:extent cx="438150" cy="438150"/>
+                  <wp:effectExtent t="0" r="0" b="0" l="0"/>
+                  <wp:docPr id="1" name="" descr="" title=""/>
+                  <wp:cNvGraphicFramePr>
+                    <a:graphicFrameLocks xmlns:a="http://schemas.openxmlformats.org/drawingml/2006/main" noChangeAspect="1"/>
+                  </wp:cNvGraphicFramePr>
+                  <a:graphic xmlns:a="http://schemas.openxmlformats.org/drawingml/2006/main">
+                    <a:graphicData uri="http://schemas.openxmlformats.org/drawingml/2006/picture">
+                      <pic:pic xmlns:pic="http://schemas.openxmlformats.org/drawingml/2006/picture">
+                        <pic:nvPicPr>
+                          <pic:cNvPr id="0" name="" descr=""/>
+                          <pic:cNvPicPr>
+                            <a:picLocks noChangeAspect="1" noChangeArrowheads="1"/>
+                          </pic:cNvPicPr>
+                        </pic:nvPicPr>
+                        <pic:blipFill>
+                          <a:blip r:embed="rId8" cstate="none"/>
+                          <a:srcRect/>
+                          <a:stretch>
+                            <a:fillRect/>
+                          </a:stretch>
+                        </pic:blipFill>
+                        <pic:spPr bwMode="auto">
+                          <a:xfrm>
+                            <a:off x="0" y="0"/>
+                            <a:ext cx="438150" cy="438150"/>
+                          </a:xfrm>
+                          <a:prstGeom prst="rect">
+                            <a:avLst/>
+                          </a:prstGeom>
+                        </pic:spPr>
+                      </pic:pic>
+                    </a:graphicData>
+                  </a:graphic>
+                </wp:inline>
+              </w:drawing>
+            </w:r>
+          </w:p>
+        </w:tc>
+        <w:tc>
+          <w:tcPr>
+            <w:tcW w:type="dxa" w:w="7823"/>
+            <w:tcMar>
+              <w:top w:type="dxa" w:w="10"/>
+              <w:left w:type="dxa" w:w="30"/>
+              <w:bottom w:type="dxa" w:w="10"/>
+              <w:right w:type="dxa" w:w="30"/>
+            </w:tcMar>
+            <w:vAlign w:val="center"/>
+          </w:tcPr>
+          <w:p>
+            <w:pPr>
+              <w:spacing w:after="8" w:before="0" w:line="220"/>
+            </w:pPr>
+            <w:r>
+              <w:rPr>
+                <w:rFonts w:ascii="Arial" w:cs="Arial" w:eastAsia="Arial" w:hAnsi="Arial"/>
+                <w:b/>
+                <w:bCs/>
+                <w:color w:val="0C2340"/>
+                <w:sz w:val="20"/>
+                <w:szCs w:val="20"/>
+              </w:rPr>
+              <w:t xml:space="preserve">LADY GREY ARTS ACADEMY</w:t>
+            </w:r>
+          </w:p>
+          <w:p>
+            <w:pPr>
+              <w:spacing w:after="8" w:before="0" w:line="220"/>
+            </w:pPr>
+            <w:r>
+              <w:rPr>
+                <w:rFonts w:ascii="Arial" w:cs="Arial" w:eastAsia="Arial" w:hAnsi="Arial"/>
+                <w:b/>
+                <w:bCs/>
+                <w:i/>
+                <w:iCs/>
+                <w:color w:val="A6192E"/>
+                <w:sz w:val="15"/>
+                <w:szCs w:val="15"/>
+              </w:rPr>
+              <w:t xml:space="preserve">Where Learning is an Art</w:t>
+            </w:r>
+          </w:p>
+          <w:p>
+            <w:pPr>
+              <w:spacing w:after="6" w:before="0" w:line="200"/>
+            </w:pPr>
+            <w:r>
+              <w:rPr>
+                <w:rFonts w:ascii="Arial" w:cs="Arial" w:eastAsia="Arial" w:hAnsi="Arial"/>
+                <w:color w:val="475569"/>
+                <w:sz w:val="14"/>
+                <w:szCs w:val="14"/>
+              </w:rPr>
+              <w:t xml:space="preserve">18 Brummer Street, Lady Grey, 9755 | Tel: 051 603 0046 | admin@lgaa.co.za</w:t>
+            </w:r>
+          </w:p>
+          <w:p>
+            <w:pPr>
+              <w:spacing w:after="0" w:before="0" w:line="200"/>
+            </w:pPr>
+            <w:r>
+              <w:rPr>
+                <w:rFonts w:ascii="Arial" w:cs="Arial" w:eastAsia="Arial" w:hAnsi="Arial"/>
+                <w:color w:val="475569"/>
+                <w:sz w:val="14"/>
+                <w:szCs w:val="14"/>
+              </w:rPr>
+              <w:t xml:space="preserve">EMIS: 200600985 | District: Joe Gqabi | Circuit: Ekhephini | CMC: Maletswai</w:t>
+            </w:r>
+          </w:p>
+        </w:tc>
+        <w:tc>
+          <w:tcPr>
+            <w:tcW w:type="dxa" w:w="2040"/>
+            <w:tcBorders>
+              <w:top w:val="none"/>
+              <w:left w:val="single" w:color="0C2340" w:sz="20"/>
+              <w:bottom w:val="none"/>
+              <w:right w:val="none"/>
+            </w:tcBorders>
+            <w:tcMar>
+              <w:top w:type="dxa" w:w="10"/>
+              <w:left w:type="dxa" w:w="60"/>
+              <w:bottom w:type="dxa" w:w="10"/>
+              <w:right w:type="dxa" w:w="0"/>
+            </w:tcMar>
+            <w:vAlign w:val="center"/>
+          </w:tcPr>
+          <w:p>
+            <w:pPr>
+              <w:spacing w:after="2" w:before="0" w:line="200"/>
+            </w:pPr>
+            <w:r>
+              <w:rPr>
+                <w:rFonts w:ascii="Arial" w:cs="Arial" w:eastAsia="Arial" w:hAnsi="Arial"/>
+                <w:b/>
+                <w:bCs/>
+                <w:color w:val="0C2340"/>
+                <w:sz w:val="19"/>
+                <w:szCs w:val="19"/>
+              </w:rPr>
+              <w:t xml:space="preserve">SGB</w:t>
+            </w:r>
+          </w:p>
+          <w:p>
+            <w:pPr>
+              <w:spacing w:after="0" w:before="0" w:line="180"/>
+            </w:pPr>
+            <w:r>
+              <w:rPr>
+                <w:rFonts w:ascii="Arial" w:cs="Arial" w:eastAsia="Arial" w:hAnsi="Arial"/>
+                <w:color w:val="64748B"/>
+                <w:sz w:val="14"/>
+                <w:szCs w:val="14"/>
+              </w:rPr>
+              <w:t xml:space="preserve">ATTENDANCE</w:t>
+            </w:r>
+          </w:p>
+        </w:tc>
+      </w:tr>
+    </w:tbl>
+    <w:p>
+      <w:pPr>
+        <w:pBdr>
+          <w:bottom w:val="single" w:color="CBD5E1" w:sz="6"/>
+        </w:pBdr>
+        <w:spacing w:after="120" w:before="40"/>
+      </w:pPr>
+    </w:p>
     <w:p>
       <w:pPr>
         <w:spacing w:after="40" w:before="120"/>
@@ -1809,14 +2091,10 @@
       </w:tr>
     </w:tbl>
     <w:sectPr>
-      <w:headerReference w:type="default" r:id="rId7"/>
-      <w:headerReference w:type="first" r:id="rId8"/>
-      <w:footerReference w:type="default" r:id="rId9"/>
-      <w:footerReference w:type="first" r:id="rId10"/>
+      <w:footerReference w:type="default" r:id="rId7"/>
       <w:pgSz w:w="11905" w:h="16837" w:orient="portrait"/>
       <w:pgMar w:top="566" w:right="566" w:bottom="566" w:left="566" w:header="453" w:footer="453" w:gutter="0"/>
       <w:pgNumType/>
-      <w:titlePg/>
       <w:docGrid w:linePitch="360"/>
     </w:sectPr>
   </w:body>
@@ -1929,71 +2207,6 @@
 </w:ftr>
 </file>
 
-<file path=word/footer2.xml><?xml version="1.0" encoding="utf-8"?>
-<w:ftr xmlns:wpc="http://schemas.microsoft.com/office/word/2010/wordprocessingCanvas" xmlns:mc="http://schemas.openxmlformats.org/markup-compatibility/2006" xmlns:o="urn:schemas-microsoft-com:office:office" xmlns:r="http://schemas.openxmlformats.org/officeDocument/2006/relationships" xmlns:m="http://schemas.openxmlformats.org/officeDocument/2006/math" xmlns:v="urn:schemas-microsoft-com:vml" xmlns:wp14="http://schemas.microsoft.com/office/word/2010/wordprocessingDrawing" xmlns:wp="http://schemas.openxmlformats.org/drawingml/2006/wordprocessingDrawing" xmlns:w10="urn:schemas-microsoft-com:office:word" xmlns:w="http://schemas.openxmlformats.org/wordprocessingml/2006/main" xmlns:w14="http://schemas.microsoft.com/office/word/2010/wordml" xmlns:w15="http://schemas.microsoft.com/office/word/2012/wordml" xmlns:wpg="http://schemas.microsoft.com/office/word/2010/wordprocessingGroup" xmlns:wpi="http://schemas.microsoft.com/office/word/2010/wordprocessingInk" xmlns:wne="http://schemas.microsoft.com/office/word/2006/wordml" xmlns:wps="http://schemas.microsoft.com/office/word/2010/wordprocessingShape">
-  <w:p>
-    <w:pPr>
-      <w:pBdr>
-        <w:top w:val="single" w:color="E2E8F0" w:sz="4"/>
-      </w:pBdr>
-      <w:spacing w:after="0" w:before="60"/>
-      <w:jc w:val="center"/>
-    </w:pPr>
-    <w:r>
-      <w:rPr>
-        <w:rFonts w:ascii="Arial" w:cs="Arial" w:eastAsia="Arial" w:hAnsi="Arial"/>
-        <w:color w:val="64748B"/>
-        <w:sz w:val="17"/>
-        <w:szCs w:val="17"/>
-      </w:rPr>
-      <w:t xml:space="preserve">LGAA SGB ATTENDANCE REGISTER • 28 JAN 2026   </w:t>
-    </w:r>
-    <w:r>
-      <w:rPr>
-        <w:rFonts w:ascii="Arial" w:cs="Arial" w:eastAsia="Arial" w:hAnsi="Arial"/>
-        <w:color w:val="64748B"/>
-        <w:sz w:val="17"/>
-        <w:szCs w:val="17"/>
-      </w:rPr>
-      <w:t xml:space="preserve">Page </w:t>
-    </w:r>
-    <w:r>
-      <w:rPr>
-        <w:rFonts w:ascii="Arial" w:cs="Arial" w:eastAsia="Arial" w:hAnsi="Arial"/>
-        <w:color w:val="64748B"/>
-        <w:sz w:val="17"/>
-        <w:szCs w:val="17"/>
-      </w:rPr>
-      <w:fldChar w:fldCharType="begin"/>
-      <w:instrText xml:space="preserve">PAGE</w:instrText>
-      <w:fldChar w:fldCharType="separate"/>
-      <w:fldChar w:fldCharType="end"/>
-    </w:r>
-    <w:r>
-      <w:rPr>
-        <w:rFonts w:ascii="Arial" w:cs="Arial" w:eastAsia="Arial" w:hAnsi="Arial"/>
-        <w:color w:val="64748B"/>
-        <w:sz w:val="17"/>
-        <w:szCs w:val="17"/>
-      </w:rPr>
-      <w:t xml:space="preserve"> of </w:t>
-    </w:r>
-    <w:r>
-      <w:rPr>
-        <w:rFonts w:ascii="Arial" w:cs="Arial" w:eastAsia="Arial" w:hAnsi="Arial"/>
-        <w:color w:val="64748B"/>
-        <w:sz w:val="17"/>
-        <w:szCs w:val="17"/>
-      </w:rPr>
-      <w:fldChar w:fldCharType="begin"/>
-      <w:instrText xml:space="preserve">NUMPAGES</w:instrText>
-      <w:fldChar w:fldCharType="separate"/>
-      <w:fldChar w:fldCharType="end"/>
-    </w:r>
-  </w:p>
-</w:ftr>
-</file>
-
 <file path=word/footnotes.xml><?xml version="1.0" encoding="utf-8"?>
 <w:footnotes xmlns:wpc="http://schemas.microsoft.com/office/word/2010/wordprocessingCanvas" xmlns:mc="http://schemas.openxmlformats.org/markup-compatibility/2006" xmlns:o="urn:schemas-microsoft-com:office:office" xmlns:r="http://schemas.openxmlformats.org/officeDocument/2006/relationships" xmlns:m="http://schemas.openxmlformats.org/officeDocument/2006/math" xmlns:v="urn:schemas-microsoft-com:vml" xmlns:wp14="http://schemas.microsoft.com/office/word/2010/wordprocessingDrawing" xmlns:wp="http://schemas.openxmlformats.org/drawingml/2006/wordprocessingDrawing" xmlns:w10="urn:schemas-microsoft-com:office:word" xmlns:w="http://schemas.openxmlformats.org/wordprocessingml/2006/main" xmlns:w14="http://schemas.microsoft.com/office/word/2010/wordml" xmlns:w15="http://schemas.microsoft.com/office/word/2012/wordml" xmlns:wpg="http://schemas.microsoft.com/office/word/2010/wordprocessingGroup" xmlns:wpi="http://schemas.microsoft.com/office/word/2010/wordprocessingInk" xmlns:wne="http://schemas.microsoft.com/office/word/2006/wordml" xmlns:wps="http://schemas.microsoft.com/office/word/2010/wordprocessingShape" mc:Ignorable="w14 w15 wp14">
   <w:footnote w:type="separator" w:id="-1">
@@ -2029,282 +2242,6 @@
     </w:p>
   </w:footnote>
 </w:footnotes>
-</file>
-
-<file path=word/header1.xml><?xml version="1.0" encoding="utf-8"?>
-<w:hdr xmlns:wpc="http://schemas.microsoft.com/office/word/2010/wordprocessingCanvas" xmlns:mc="http://schemas.openxmlformats.org/markup-compatibility/2006" xmlns:o="urn:schemas-microsoft-com:office:office" xmlns:r="http://schemas.openxmlformats.org/officeDocument/2006/relationships" xmlns:m="http://schemas.openxmlformats.org/officeDocument/2006/math" xmlns:v="urn:schemas-microsoft-com:vml" xmlns:wp14="http://schemas.microsoft.com/office/word/2010/wordprocessingDrawing" xmlns:wp="http://schemas.openxmlformats.org/drawingml/2006/wordprocessingDrawing" xmlns:w10="urn:schemas-microsoft-com:office:word" xmlns:w="http://schemas.openxmlformats.org/wordprocessingml/2006/main" xmlns:w14="http://schemas.microsoft.com/office/word/2010/wordml" xmlns:w15="http://schemas.microsoft.com/office/word/2012/wordml" xmlns:wpg="http://schemas.microsoft.com/office/word/2010/wordprocessingGroup" xmlns:wpi="http://schemas.microsoft.com/office/word/2010/wordprocessingInk" xmlns:wne="http://schemas.microsoft.com/office/word/2006/wordml" xmlns:wps="http://schemas.microsoft.com/office/word/2010/wordprocessingShape" xmlns:cx="http://schemas.microsoft.com/office/drawing/2014/chartex" xmlns:cx1="http://schemas.microsoft.com/office/drawing/2015/9/8/chartex" xmlns:cx2="http://schemas.microsoft.com/office/drawing/2015/10/21/chartex" xmlns:cx3="http://schemas.microsoft.com/office/drawing/2016/5/9/chartex" xmlns:cx4="http://schemas.microsoft.com/office/drawing/2016/5/10/chartex" xmlns:cx5="http://schemas.microsoft.com/office/drawing/2016/5/11/chartex" xmlns:cx6="http://schemas.microsoft.com/office/drawing/2016/5/12/chartex" xmlns:cx7="http://schemas.microsoft.com/office/drawing/2016/5/13/chartex" xmlns:cx8="http://schemas.microsoft.com/office/drawing/2016/5/14/chartex" xmlns:w16cid="http://schemas.microsoft.com/office/word/2016/wordml/cid" xmlns:w16se="http://schemas.microsoft.com/office/word/2015/wordml/symex"/>
-</file>
-
-<file path=word/header2.xml><?xml version="1.0" encoding="utf-8"?>
-<w:hdr xmlns:wpc="http://schemas.microsoft.com/office/word/2010/wordprocessingCanvas" xmlns:mc="http://schemas.openxmlformats.org/markup-compatibility/2006" xmlns:o="urn:schemas-microsoft-com:office:office" xmlns:r="http://schemas.openxmlformats.org/officeDocument/2006/relationships" xmlns:m="http://schemas.openxmlformats.org/officeDocument/2006/math" xmlns:v="urn:schemas-microsoft-com:vml" xmlns:wp14="http://schemas.microsoft.com/office/word/2010/wordprocessingDrawing" xmlns:wp="http://schemas.openxmlformats.org/drawingml/2006/wordprocessingDrawing" xmlns:w10="urn:schemas-microsoft-com:office:word" xmlns:w="http://schemas.openxmlformats.org/wordprocessingml/2006/main" xmlns:w14="http://schemas.microsoft.com/office/word/2010/wordml" xmlns:w15="http://schemas.microsoft.com/office/word/2012/wordml" xmlns:wpg="http://schemas.microsoft.com/office/word/2010/wordprocessingGroup" xmlns:wpi="http://schemas.microsoft.com/office/word/2010/wordprocessingInk" xmlns:wne="http://schemas.microsoft.com/office/word/2006/wordml" xmlns:wps="http://schemas.microsoft.com/office/word/2010/wordprocessingShape" xmlns:cx="http://schemas.microsoft.com/office/drawing/2014/chartex" xmlns:cx1="http://schemas.microsoft.com/office/drawing/2015/9/8/chartex" xmlns:cx2="http://schemas.microsoft.com/office/drawing/2015/10/21/chartex" xmlns:cx3="http://schemas.microsoft.com/office/drawing/2016/5/9/chartex" xmlns:cx4="http://schemas.microsoft.com/office/drawing/2016/5/10/chartex" xmlns:cx5="http://schemas.microsoft.com/office/drawing/2016/5/11/chartex" xmlns:cx6="http://schemas.microsoft.com/office/drawing/2016/5/12/chartex" xmlns:cx7="http://schemas.microsoft.com/office/drawing/2016/5/13/chartex" xmlns:cx8="http://schemas.microsoft.com/office/drawing/2016/5/14/chartex" xmlns:w16cid="http://schemas.microsoft.com/office/word/2016/wordml/cid" xmlns:w16se="http://schemas.microsoft.com/office/word/2015/wordml/symex">
-  <w:tbl>
-    <w:tblPr>
-      <w:tblW w:type="dxa" w:w="10771"/>
-      <w:tblBorders>
-        <w:top w:val="none"/>
-        <w:left w:val="none"/>
-        <w:bottom w:val="none"/>
-        <w:right w:val="none"/>
-        <w:insideH w:val="none"/>
-        <w:insideV w:val="none"/>
-      </w:tblBorders>
-    </w:tblPr>
-    <w:tblGrid>
-      <w:gridCol w:w="100"/>
-      <w:gridCol w:w="100"/>
-    </w:tblGrid>
-    <w:tr>
-      <w:trPr>
-        <w:trHeight w:val="124" w:hRule="exact"/>
-      </w:trPr>
-      <w:tc>
-        <w:tcPr>
-          <w:tcW w:type="dxa" w:w="7001"/>
-          <w:shd w:fill="A6192E"/>
-          <w:tcMar>
-            <w:top w:type="dxa" w:w="0"/>
-            <w:left w:type="dxa" w:w="0"/>
-            <w:bottom w:type="dxa" w:w="0"/>
-            <w:right w:type="dxa" w:w="0"/>
-          </w:tcMar>
-        </w:tcPr>
-        <w:p>
-          <w:pPr>
-            <w:spacing w:after="0" w:before="0" w:line="20"/>
-          </w:pPr>
-          <w:r>
-            <w:rPr>
-              <w:sz w:val="2"/>
-              <w:szCs w:val="2"/>
-            </w:rPr>
-            <w:t xml:space="preserve"> </w:t>
-          </w:r>
-        </w:p>
-      </w:tc>
-      <w:tc>
-        <w:tcPr>
-          <w:tcW w:type="dxa" w:w="3770"/>
-          <w:shd w:fill="0C2340"/>
-          <w:tcMar>
-            <w:top w:type="dxa" w:w="0"/>
-            <w:left w:type="dxa" w:w="0"/>
-            <w:bottom w:type="dxa" w:w="0"/>
-            <w:right w:type="dxa" w:w="0"/>
-          </w:tcMar>
-        </w:tcPr>
-        <w:p>
-          <w:pPr>
-            <w:spacing w:after="0" w:before="0" w:line="20"/>
-          </w:pPr>
-          <w:r>
-            <w:rPr>
-              <w:sz w:val="2"/>
-              <w:szCs w:val="2"/>
-            </w:rPr>
-            <w:t xml:space="preserve"> </w:t>
-          </w:r>
-        </w:p>
-      </w:tc>
-    </w:tr>
-  </w:tbl>
-  <w:tbl>
-    <w:tblPr>
-      <w:tblW w:type="dxa" w:w="10771"/>
-      <w:tblBorders>
-        <w:top w:val="none"/>
-        <w:left w:val="none"/>
-        <w:bottom w:val="single" w:color="CBD5E1" w:sz="8"/>
-        <w:right w:val="none"/>
-        <w:insideH w:val="none"/>
-        <w:insideV w:val="none"/>
-      </w:tblBorders>
-    </w:tblPr>
-    <w:tblGrid>
-      <w:gridCol w:w="100"/>
-      <w:gridCol w:w="100"/>
-      <w:gridCol w:w="100"/>
-    </w:tblGrid>
-    <w:tr>
-      <w:tc>
-        <w:tcPr>
-          <w:tcW w:type="dxa" w:w="1020"/>
-          <w:tcMar>
-            <w:top w:type="dxa" w:w="20"/>
-            <w:left w:type="dxa" w:w="0"/>
-            <w:bottom w:type="dxa" w:w="20"/>
-            <w:right w:type="dxa" w:w="30"/>
-          </w:tcMar>
-          <w:vAlign w:val="center"/>
-        </w:tcPr>
-        <w:p>
-          <w:pPr>
-            <w:spacing w:after="0" w:before="0"/>
-          </w:pPr>
-          <w:r>
-            <w:drawing>
-              <wp:inline distT="0" distB="0" distL="0" distR="0">
-                <wp:extent cx="438150" cy="438150"/>
-                <wp:effectExtent t="0" r="0" b="0" l="0"/>
-                <wp:docPr id="1" name="" descr="" title=""/>
-                <wp:cNvGraphicFramePr>
-                  <a:graphicFrameLocks xmlns:a="http://schemas.openxmlformats.org/drawingml/2006/main" noChangeAspect="1"/>
-                </wp:cNvGraphicFramePr>
-                <a:graphic xmlns:a="http://schemas.openxmlformats.org/drawingml/2006/main">
-                  <a:graphicData uri="http://schemas.openxmlformats.org/drawingml/2006/picture">
-                    <pic:pic xmlns:pic="http://schemas.openxmlformats.org/drawingml/2006/picture">
-                      <pic:nvPicPr>
-                        <pic:cNvPr id="0" name="" descr=""/>
-                        <pic:cNvPicPr>
-                          <a:picLocks noChangeAspect="1" noChangeArrowheads="1"/>
-                        </pic:cNvPicPr>
-                      </pic:nvPicPr>
-                      <pic:blipFill>
-                        <a:blip r:embed="rId0" cstate="none"/>
-                        <a:srcRect/>
-                        <a:stretch>
-                          <a:fillRect/>
-                        </a:stretch>
-                      </pic:blipFill>
-                      <pic:spPr bwMode="auto">
-                        <a:xfrm>
-                          <a:off x="0" y="0"/>
-                          <a:ext cx="438150" cy="438150"/>
-                        </a:xfrm>
-                        <a:prstGeom prst="rect">
-                          <a:avLst/>
-                        </a:prstGeom>
-                      </pic:spPr>
-                    </pic:pic>
-                  </a:graphicData>
-                </a:graphic>
-              </wp:inline>
-            </w:drawing>
-          </w:r>
-        </w:p>
-      </w:tc>
-      <w:tc>
-        <w:tcPr>
-          <w:tcW w:type="dxa" w:w="7483"/>
-          <w:tcMar>
-            <w:top w:type="dxa" w:w="15"/>
-            <w:left w:type="dxa" w:w="40"/>
-            <w:bottom w:type="dxa" w:w="15"/>
-            <w:right w:type="dxa" w:w="40"/>
-          </w:tcMar>
-          <w:vAlign w:val="center"/>
-        </w:tcPr>
-        <w:p>
-          <w:pPr>
-            <w:spacing w:after="15" w:before="0" w:line="240"/>
-          </w:pPr>
-          <w:r>
-            <w:rPr>
-              <w:rFonts w:ascii="Arial" w:cs="Arial" w:eastAsia="Arial" w:hAnsi="Arial"/>
-              <w:b/>
-              <w:bCs/>
-              <w:color w:val="0C2340"/>
-              <w:sz w:val="22"/>
-              <w:szCs w:val="22"/>
-            </w:rPr>
-            <w:t xml:space="preserve">LADY GREY ARTS ACADEMY</w:t>
-          </w:r>
-        </w:p>
-        <w:p>
-          <w:pPr>
-            <w:spacing w:after="15" w:before="0" w:line="240"/>
-          </w:pPr>
-          <w:r>
-            <w:rPr>
-              <w:rFonts w:ascii="Arial" w:cs="Arial" w:eastAsia="Arial" w:hAnsi="Arial"/>
-              <w:b/>
-              <w:bCs/>
-              <w:color w:val="A6192E"/>
-              <w:sz w:val="17"/>
-              <w:szCs w:val="17"/>
-            </w:rPr>
-            <w:t xml:space="preserve">Where Learning is an Art</w:t>
-          </w:r>
-        </w:p>
-        <w:p>
-          <w:pPr>
-            <w:spacing w:after="10" w:before="0" w:line="220"/>
-          </w:pPr>
-          <w:r>
-            <w:rPr>
-              <w:rFonts w:ascii="Arial" w:cs="Arial" w:eastAsia="Arial" w:hAnsi="Arial"/>
-              <w:color w:val="475569"/>
-              <w:sz w:val="15"/>
-              <w:szCs w:val="15"/>
-            </w:rPr>
-            <w:t xml:space="preserve">18 Brummer Street, Lady Grey, 9755 | Tel: 051 603 0046</w:t>
-          </w:r>
-        </w:p>
-        <w:p>
-          <w:pPr>
-            <w:spacing w:after="0" w:before="0" w:line="200"/>
-          </w:pPr>
-          <w:r>
-            <w:rPr>
-              <w:rFonts w:ascii="Arial" w:cs="Arial" w:eastAsia="Arial" w:hAnsi="Arial"/>
-              <w:color w:val="475569"/>
-              <w:sz w:val="14"/>
-              <w:szCs w:val="14"/>
-            </w:rPr>
-            <w:t xml:space="preserve">EMIS: 200600985</w:t>
-          </w:r>
-        </w:p>
-      </w:tc>
-      <w:tc>
-        <w:tcPr>
-          <w:tcW w:type="dxa" w:w="2267"/>
-          <w:tcBorders>
-            <w:top w:val="none"/>
-            <w:left w:val="single" w:color="0C2340" w:sz="18"/>
-            <w:bottom w:val="none"/>
-            <w:right w:val="none"/>
-          </w:tcBorders>
-          <w:tcMar>
-            <w:top w:type="dxa" w:w="15"/>
-            <w:left w:type="dxa" w:w="80"/>
-            <w:bottom w:type="dxa" w:w="15"/>
-            <w:right w:type="dxa" w:w="0"/>
-          </w:tcMar>
-          <w:vAlign w:val="center"/>
-        </w:tcPr>
-        <w:p>
-          <w:pPr>
-            <w:spacing w:after="4" w:before="0"/>
-          </w:pPr>
-          <w:r>
-            <w:rPr>
-              <w:rFonts w:ascii="Arial" w:cs="Arial" w:eastAsia="Arial" w:hAnsi="Arial"/>
-              <w:b/>
-              <w:bCs/>
-              <w:color w:val="0C2340"/>
-              <w:sz w:val="18"/>
-              <w:szCs w:val="18"/>
-            </w:rPr>
-            <w:t xml:space="preserve">SGB</w:t>
-          </w:r>
-        </w:p>
-        <w:p>
-          <w:pPr>
-            <w:spacing w:after="0" w:before="0"/>
-          </w:pPr>
-          <w:r>
-            <w:rPr>
-              <w:rFonts w:ascii="Arial" w:cs="Arial" w:eastAsia="Arial" w:hAnsi="Arial"/>
-              <w:color w:val="64748B"/>
-              <w:sz w:val="14"/>
-              <w:szCs w:val="14"/>
-            </w:rPr>
-            <w:t xml:space="preserve">ATTENDANCE REGISTER</w:t>
-          </w:r>
-        </w:p>
-      </w:tc>
-    </w:tr>
-  </w:tbl>
-</w:hdr>
 </file>
 
 <file path=word/numbering.xml><?xml version="1.0" encoding="utf-8"?>

--- a/SGB_Functionality_Audit_2026/01_SGB_Constitution/03_Signed_Attendance_Register_2026-01-28.docx
+++ b/SGB_Functionality_Audit_2026/01_SGB_Constitution/03_Signed_Attendance_Register_2026-01-28.docx
@@ -1774,7 +1774,7 @@
           <w:tcPr>
             <w:tcW w:type="dxa" w:w="3590"/>
             <w:tcMar>
-              <w:top w:type="dxa" w:w="160"/>
+              <w:top w:type="dxa" w:w="140"/>
               <w:left w:type="dxa" w:w="40"/>
               <w:bottom w:type="dxa" w:w="40"/>
               <w:right w:type="dxa" w:w="40"/>
@@ -1783,22 +1783,24 @@
           <w:p>
             <w:pPr>
               <w:keepLines/>
+              <w:pBdr>
+                <w:bottom w:val="single" w:color="64748B" w:sz="6"/>
+              </w:pBdr>
               <w:spacing w:after="20" w:before="0"/>
             </w:pPr>
             <w:r>
               <w:rPr>
                 <w:rFonts w:ascii="Arial" w:cs="Arial" w:eastAsia="Arial" w:hAnsi="Arial"/>
-                <w:color w:val="64748B"/>
-                <w:sz w:val="20"/>
-                <w:szCs w:val="20"/>
-              </w:rPr>
-              <w:t xml:space="preserve">__________________________________</w:t>
+                <w:sz w:val="2"/>
+                <w:szCs w:val="2"/>
+              </w:rPr>
+              <w:t xml:space="preserve"/>
             </w:r>
           </w:p>
           <w:p>
             <w:pPr>
               <w:keepLines/>
-              <w:spacing w:after="60" w:before="0"/>
+              <w:spacing w:after="50" w:before="0"/>
             </w:pPr>
             <w:r>
               <w:rPr>
@@ -1815,22 +1817,16 @@
           <w:p>
             <w:pPr>
               <w:keepLines/>
-              <w:spacing w:after="30" w:before="0"/>
+              <w:spacing w:after="20" w:before="0"/>
             </w:pPr>
             <w:r>
               <w:rPr>
                 <w:rFonts w:ascii="Arial" w:cs="Arial" w:eastAsia="Arial" w:hAnsi="Arial"/>
-                <w:sz w:val="19"/>
-                <w:szCs w:val="19"/>
-              </w:rPr>
-              <w:t xml:space="preserve">Surname, Name: </w:t>
-            </w:r>
-            <w:r>
-              <w:rPr>
-                <w:rFonts w:ascii="Arial" w:cs="Arial" w:eastAsia="Arial" w:hAnsi="Arial"/>
+                <w:b/>
+                <w:bCs/>
                 <w:color w:val="1A1A1A"/>
-                <w:sz w:val="19"/>
-                <w:szCs w:val="19"/>
+                <w:sz w:val="20"/>
+                <w:szCs w:val="20"/>
               </w:rPr>
               <w:t xml:space="preserve">Mr. K. Dyasi</w:t>
             </w:r>
@@ -1838,7 +1834,7 @@
           <w:p>
             <w:pPr>
               <w:keepLines/>
-              <w:spacing w:after="0" w:before="0"/>
+              <w:spacing w:after="30" w:before="0"/>
             </w:pPr>
             <w:r>
               <w:rPr>
@@ -1855,24 +1851,16 @@
           <w:p>
             <w:pPr>
               <w:keepLines/>
-              <w:spacing w:after="0" w:before="140"/>
+              <w:spacing w:after="0" w:before="40"/>
             </w:pPr>
             <w:r>
               <w:rPr>
                 <w:rFonts w:ascii="Arial" w:cs="Arial" w:eastAsia="Arial" w:hAnsi="Arial"/>
+                <w:color w:val="64748B"/>
                 <w:sz w:val="18"/>
                 <w:szCs w:val="18"/>
               </w:rPr>
-              <w:t xml:space="preserve">Date: </w:t>
-            </w:r>
-            <w:r>
-              <w:rPr>
-                <w:rFonts w:ascii="Arial" w:cs="Arial" w:eastAsia="Arial" w:hAnsi="Arial"/>
-                <w:color w:val="1A1A1A"/>
-                <w:sz w:val="18"/>
-                <w:szCs w:val="18"/>
-              </w:rPr>
-              <w:t xml:space="preserve">28/01/2026</w:t>
+              <w:t xml:space="preserve">Date: 28/01/2026</w:t>
             </w:r>
           </w:p>
         </w:tc>
@@ -1880,7 +1868,7 @@
           <w:tcPr>
             <w:tcW w:type="dxa" w:w="3590"/>
             <w:tcMar>
-              <w:top w:type="dxa" w:w="160"/>
+              <w:top w:type="dxa" w:w="140"/>
               <w:left w:type="dxa" w:w="40"/>
               <w:bottom w:type="dxa" w:w="40"/>
               <w:right w:type="dxa" w:w="40"/>
@@ -1889,22 +1877,24 @@
           <w:p>
             <w:pPr>
               <w:keepLines/>
+              <w:pBdr>
+                <w:bottom w:val="single" w:color="64748B" w:sz="6"/>
+              </w:pBdr>
               <w:spacing w:after="20" w:before="0"/>
             </w:pPr>
             <w:r>
               <w:rPr>
                 <w:rFonts w:ascii="Arial" w:cs="Arial" w:eastAsia="Arial" w:hAnsi="Arial"/>
-                <w:color w:val="64748B"/>
-                <w:sz w:val="20"/>
-                <w:szCs w:val="20"/>
-              </w:rPr>
-              <w:t xml:space="preserve">__________________________________</w:t>
+                <w:sz w:val="2"/>
+                <w:szCs w:val="2"/>
+              </w:rPr>
+              <w:t xml:space="preserve"/>
             </w:r>
           </w:p>
           <w:p>
             <w:pPr>
               <w:keepLines/>
-              <w:spacing w:after="60" w:before="0"/>
+              <w:spacing w:after="50" w:before="0"/>
             </w:pPr>
             <w:r>
               <w:rPr>
@@ -1921,22 +1911,16 @@
           <w:p>
             <w:pPr>
               <w:keepLines/>
-              <w:spacing w:after="30" w:before="0"/>
+              <w:spacing w:after="20" w:before="0"/>
             </w:pPr>
             <w:r>
               <w:rPr>
                 <w:rFonts w:ascii="Arial" w:cs="Arial" w:eastAsia="Arial" w:hAnsi="Arial"/>
-                <w:sz w:val="19"/>
-                <w:szCs w:val="19"/>
-              </w:rPr>
-              <w:t xml:space="preserve">Surname, Name: </w:t>
-            </w:r>
-            <w:r>
-              <w:rPr>
-                <w:rFonts w:ascii="Arial" w:cs="Arial" w:eastAsia="Arial" w:hAnsi="Arial"/>
+                <w:b/>
+                <w:bCs/>
                 <w:color w:val="1A1A1A"/>
-                <w:sz w:val="19"/>
-                <w:szCs w:val="19"/>
+                <w:sz w:val="20"/>
+                <w:szCs w:val="20"/>
               </w:rPr>
               <w:t xml:space="preserve">Mr. A. Gushmani</w:t>
             </w:r>
@@ -1944,7 +1928,7 @@
           <w:p>
             <w:pPr>
               <w:keepLines/>
-              <w:spacing w:after="0" w:before="0"/>
+              <w:spacing w:after="30" w:before="0"/>
             </w:pPr>
             <w:r>
               <w:rPr>
@@ -1961,24 +1945,16 @@
           <w:p>
             <w:pPr>
               <w:keepLines/>
-              <w:spacing w:after="0" w:before="140"/>
+              <w:spacing w:after="0" w:before="40"/>
             </w:pPr>
             <w:r>
               <w:rPr>
                 <w:rFonts w:ascii="Arial" w:cs="Arial" w:eastAsia="Arial" w:hAnsi="Arial"/>
+                <w:color w:val="64748B"/>
                 <w:sz w:val="18"/>
                 <w:szCs w:val="18"/>
               </w:rPr>
-              <w:t xml:space="preserve">Date: </w:t>
-            </w:r>
-            <w:r>
-              <w:rPr>
-                <w:rFonts w:ascii="Arial" w:cs="Arial" w:eastAsia="Arial" w:hAnsi="Arial"/>
-                <w:color w:val="1A1A1A"/>
-                <w:sz w:val="18"/>
-                <w:szCs w:val="18"/>
-              </w:rPr>
-              <w:t xml:space="preserve">28/01/2026</w:t>
+              <w:t xml:space="preserve">Date: 28/01/2026</w:t>
             </w:r>
           </w:p>
         </w:tc>
@@ -1986,7 +1962,7 @@
           <w:tcPr>
             <w:tcW w:type="dxa" w:w="3590"/>
             <w:tcMar>
-              <w:top w:type="dxa" w:w="160"/>
+              <w:top w:type="dxa" w:w="140"/>
               <w:left w:type="dxa" w:w="40"/>
               <w:bottom w:type="dxa" w:w="40"/>
               <w:right w:type="dxa" w:w="40"/>
@@ -1995,22 +1971,24 @@
           <w:p>
             <w:pPr>
               <w:keepLines/>
+              <w:pBdr>
+                <w:bottom w:val="single" w:color="64748B" w:sz="6"/>
+              </w:pBdr>
               <w:spacing w:after="20" w:before="0"/>
             </w:pPr>
             <w:r>
               <w:rPr>
                 <w:rFonts w:ascii="Arial" w:cs="Arial" w:eastAsia="Arial" w:hAnsi="Arial"/>
-                <w:color w:val="64748B"/>
-                <w:sz w:val="20"/>
-                <w:szCs w:val="20"/>
-              </w:rPr>
-              <w:t xml:space="preserve">__________________________________</w:t>
+                <w:sz w:val="2"/>
+                <w:szCs w:val="2"/>
+              </w:rPr>
+              <w:t xml:space="preserve"/>
             </w:r>
           </w:p>
           <w:p>
             <w:pPr>
               <w:keepLines/>
-              <w:spacing w:after="60" w:before="0"/>
+              <w:spacing w:after="50" w:before="0"/>
             </w:pPr>
             <w:r>
               <w:rPr>
@@ -2027,22 +2005,16 @@
           <w:p>
             <w:pPr>
               <w:keepLines/>
-              <w:spacing w:after="30" w:before="0"/>
+              <w:spacing w:after="20" w:before="0"/>
             </w:pPr>
             <w:r>
               <w:rPr>
                 <w:rFonts w:ascii="Arial" w:cs="Arial" w:eastAsia="Arial" w:hAnsi="Arial"/>
-                <w:sz w:val="19"/>
-                <w:szCs w:val="19"/>
-              </w:rPr>
-              <w:t xml:space="preserve">Surname, Name: </w:t>
-            </w:r>
-            <w:r>
-              <w:rPr>
-                <w:rFonts w:ascii="Arial" w:cs="Arial" w:eastAsia="Arial" w:hAnsi="Arial"/>
+                <w:b/>
+                <w:bCs/>
                 <w:color w:val="1A1A1A"/>
-                <w:sz w:val="19"/>
-                <w:szCs w:val="19"/>
+                <w:sz w:val="20"/>
+                <w:szCs w:val="20"/>
               </w:rPr>
               <w:t xml:space="preserve">Ms. M. Botha</w:t>
             </w:r>
@@ -2050,7 +2022,7 @@
           <w:p>
             <w:pPr>
               <w:keepLines/>
-              <w:spacing w:after="0" w:before="0"/>
+              <w:spacing w:after="30" w:before="0"/>
             </w:pPr>
             <w:r>
               <w:rPr>
@@ -2067,24 +2039,16 @@
           <w:p>
             <w:pPr>
               <w:keepLines/>
-              <w:spacing w:after="0" w:before="140"/>
+              <w:spacing w:after="0" w:before="40"/>
             </w:pPr>
             <w:r>
               <w:rPr>
                 <w:rFonts w:ascii="Arial" w:cs="Arial" w:eastAsia="Arial" w:hAnsi="Arial"/>
+                <w:color w:val="64748B"/>
                 <w:sz w:val="18"/>
                 <w:szCs w:val="18"/>
               </w:rPr>
-              <w:t xml:space="preserve">Date: </w:t>
-            </w:r>
-            <w:r>
-              <w:rPr>
-                <w:rFonts w:ascii="Arial" w:cs="Arial" w:eastAsia="Arial" w:hAnsi="Arial"/>
-                <w:color w:val="1A1A1A"/>
-                <w:sz w:val="18"/>
-                <w:szCs w:val="18"/>
-              </w:rPr>
-              <w:t xml:space="preserve">28/01/2026</w:t>
+              <w:t xml:space="preserve">Date: 28/01/2026</w:t>
             </w:r>
           </w:p>
         </w:tc>

--- a/SGB_Functionality_Audit_2026/01_SGB_Constitution/03_Signed_Attendance_Register_2026-01-28.docx
+++ b/SGB_Functionality_Audit_2026/01_SGB_Constitution/03_Signed_Attendance_Register_2026-01-28.docx
@@ -718,7 +718,7 @@
                 <w:sz w:val="20"/>
                 <w:szCs w:val="20"/>
               </w:rPr>
-              <w:t xml:space="preserve">Mr. Anthony Engelbrecht</w:t>
+              <w:t xml:space="preserve">Mr. Bennie Bekker</w:t>
             </w:r>
           </w:p>
         </w:tc>
@@ -747,7 +747,7 @@
                 <w:sz w:val="20"/>
                 <w:szCs w:val="20"/>
               </w:rPr>
-              <w:t xml:space="preserve">Educator Component • Present</w:t>
+              <w:t xml:space="preserve">Non-Teaching Staff Component • Present</w:t>
             </w:r>
           </w:p>
         </w:tc>
@@ -779,7 +779,7 @@
                 <w:sz w:val="20"/>
                 <w:szCs w:val="20"/>
               </w:rPr>
-              <w:t xml:space="preserve">Miss Nellie Von Solms</w:t>
+              <w:t xml:space="preserve">Bathabile Lichaba (RCL Chair)</w:t>
             </w:r>
           </w:p>
         </w:tc>
@@ -807,7 +807,7 @@
                 <w:sz w:val="20"/>
                 <w:szCs w:val="20"/>
               </w:rPr>
-              <w:t xml:space="preserve">Educator Component • Present</w:t>
+              <w:t xml:space="preserve">Learner Component • Present</w:t>
             </w:r>
           </w:p>
         </w:tc>
@@ -840,7 +840,7 @@
                 <w:sz w:val="20"/>
                 <w:szCs w:val="20"/>
               </w:rPr>
-              <w:t xml:space="preserve">Mr. Bennie Bekker</w:t>
+              <w:t xml:space="preserve">Niluve Matu (Head Girl)</w:t>
             </w:r>
           </w:p>
         </w:tc>
@@ -869,7 +869,7 @@
                 <w:sz w:val="20"/>
                 <w:szCs w:val="20"/>
               </w:rPr>
-              <w:t xml:space="preserve">Non-Teaching Staff Component • Present</w:t>
+              <w:t xml:space="preserve">Learner Component • Present</w:t>
             </w:r>
           </w:p>
         </w:tc>
@@ -901,7 +901,7 @@
                 <w:sz w:val="20"/>
                 <w:szCs w:val="20"/>
               </w:rPr>
-              <w:t xml:space="preserve">Bathabile Lichaba (RCL Chair)</w:t>
+              <w:t xml:space="preserve">Alumanye Nxele (Head Boy)</w:t>
             </w:r>
           </w:p>
         </w:tc>
@@ -929,128 +929,6 @@
                 <w:sz w:val="20"/>
                 <w:szCs w:val="20"/>
               </w:rPr>
-              <w:t xml:space="preserve">Learner Component • Present</w:t>
-            </w:r>
-          </w:p>
-        </w:tc>
-      </w:tr>
-      <w:tr>
-        <w:tc>
-          <w:tcPr>
-            <w:tcW w:type="dxa" w:w="4081"/>
-            <w:tcBorders>
-              <w:top w:val="single" w:color="CBD5E1" w:sz="4"/>
-              <w:left w:val="single" w:color="CBD5E1" w:sz="4"/>
-              <w:bottom w:val="single" w:color="CBD5E1" w:sz="4"/>
-              <w:right w:val="single" w:color="CBD5E1" w:sz="4"/>
-            </w:tcBorders>
-            <w:shd w:fill="F8FAFC"/>
-            <w:tcMar>
-              <w:top w:type="dxa" w:w="80"/>
-              <w:left w:type="dxa" w:w="140"/>
-              <w:bottom w:type="dxa" w:w="80"/>
-              <w:right w:type="dxa" w:w="140"/>
-            </w:tcMar>
-          </w:tcPr>
-          <w:p>
-            <w:r>
-              <w:rPr>
-                <w:rFonts w:ascii="Arial" w:cs="Arial" w:eastAsia="Arial" w:hAnsi="Arial"/>
-                <w:b/>
-                <w:bCs/>
-                <w:color w:val="0C2340"/>
-                <w:sz w:val="20"/>
-                <w:szCs w:val="20"/>
-              </w:rPr>
-              <w:t xml:space="preserve">Niluve Matu (Head Girl)</w:t>
-            </w:r>
-          </w:p>
-        </w:tc>
-        <w:tc>
-          <w:tcPr>
-            <w:tcW w:type="dxa" w:w="6689"/>
-            <w:tcBorders>
-              <w:top w:val="single" w:color="CBD5E1" w:sz="4"/>
-              <w:left w:val="single" w:color="CBD5E1" w:sz="4"/>
-              <w:bottom w:val="single" w:color="CBD5E1" w:sz="4"/>
-              <w:right w:val="single" w:color="CBD5E1" w:sz="4"/>
-            </w:tcBorders>
-            <w:shd w:fill="F8FAFC"/>
-            <w:tcMar>
-              <w:top w:type="dxa" w:w="80"/>
-              <w:left w:type="dxa" w:w="140"/>
-              <w:bottom w:type="dxa" w:w="80"/>
-              <w:right w:type="dxa" w:w="140"/>
-            </w:tcMar>
-          </w:tcPr>
-          <w:p>
-            <w:r>
-              <w:rPr>
-                <w:rFonts w:ascii="Arial" w:cs="Arial" w:eastAsia="Arial" w:hAnsi="Arial"/>
-                <w:color w:val="1A1A1A"/>
-                <w:sz w:val="20"/>
-                <w:szCs w:val="20"/>
-              </w:rPr>
-              <w:t xml:space="preserve">Learner Component • Present</w:t>
-            </w:r>
-          </w:p>
-        </w:tc>
-      </w:tr>
-      <w:tr>
-        <w:tc>
-          <w:tcPr>
-            <w:tcW w:type="dxa" w:w="4081"/>
-            <w:tcBorders>
-              <w:top w:val="single" w:color="CBD5E1" w:sz="4"/>
-              <w:left w:val="single" w:color="CBD5E1" w:sz="4"/>
-              <w:bottom w:val="single" w:color="CBD5E1" w:sz="4"/>
-              <w:right w:val="single" w:color="CBD5E1" w:sz="4"/>
-            </w:tcBorders>
-            <w:tcMar>
-              <w:top w:type="dxa" w:w="80"/>
-              <w:left w:type="dxa" w:w="140"/>
-              <w:bottom w:type="dxa" w:w="80"/>
-              <w:right w:type="dxa" w:w="140"/>
-            </w:tcMar>
-          </w:tcPr>
-          <w:p>
-            <w:r>
-              <w:rPr>
-                <w:rFonts w:ascii="Arial" w:cs="Arial" w:eastAsia="Arial" w:hAnsi="Arial"/>
-                <w:b/>
-                <w:bCs/>
-                <w:color w:val="0C2340"/>
-                <w:sz w:val="20"/>
-                <w:szCs w:val="20"/>
-              </w:rPr>
-              <w:t xml:space="preserve">Alumanye Nxele (Head Boy)</w:t>
-            </w:r>
-          </w:p>
-        </w:tc>
-        <w:tc>
-          <w:tcPr>
-            <w:tcW w:type="dxa" w:w="6689"/>
-            <w:tcBorders>
-              <w:top w:val="single" w:color="CBD5E1" w:sz="4"/>
-              <w:left w:val="single" w:color="CBD5E1" w:sz="4"/>
-              <w:bottom w:val="single" w:color="CBD5E1" w:sz="4"/>
-              <w:right w:val="single" w:color="CBD5E1" w:sz="4"/>
-            </w:tcBorders>
-            <w:tcMar>
-              <w:top w:type="dxa" w:w="80"/>
-              <w:left w:type="dxa" w:w="140"/>
-              <w:bottom w:type="dxa" w:w="80"/>
-              <w:right w:type="dxa" w:w="140"/>
-            </w:tcMar>
-          </w:tcPr>
-          <w:p>
-            <w:r>
-              <w:rPr>
-                <w:rFonts w:ascii="Arial" w:cs="Arial" w:eastAsia="Arial" w:hAnsi="Arial"/>
-                <w:color w:val="1A1A1A"/>
-                <w:sz w:val="20"/>
-                <w:szCs w:val="20"/>
-              </w:rPr>
               <w:t xml:space="preserve">Learner Component • Apology</w:t>
             </w:r>
           </w:p>
@@ -1258,7 +1136,7 @@
           <w:sz w:val="20"/>
           <w:szCs w:val="20"/>
         </w:rPr>
-        <w:t xml:space="preserve">Total SGB Members: 11 Members | Members Present: 10 Members | Apologies: 1 Member.</w:t>
+        <w:t xml:space="preserve">Total SGB Members: 9 Members | Members Present: 8 Members | Apologies: 1 Member.</w:t>
       </w:r>
     </w:p>
     <w:p>
@@ -1537,7 +1415,7 @@
           <w:sz w:val="20"/>
           <w:szCs w:val="20"/>
         </w:rPr>
-        <w:t xml:space="preserve">Educator Component:</w:t>
+        <w:t xml:space="preserve">Non-Teaching Staff Component:</w:t>
       </w:r>
     </w:p>
     <w:p>
@@ -1553,23 +1431,7 @@
           <w:sz w:val="20"/>
           <w:szCs w:val="20"/>
         </w:rPr>
-        <w:t xml:space="preserve">- Mr. Anthony Engelbrecht (SGB Educator Rep) — Present (Signed)</w:t>
-      </w:r>
-    </w:p>
-    <w:p>
-      <w:pPr>
-        <w:spacing w:after="90" w:before="70" w:line="276"/>
-        <w:ind w:left="0"/>
-        <w:jc w:val="both"/>
-      </w:pPr>
-      <w:r>
-        <w:rPr>
-          <w:rFonts w:ascii="Arial" w:cs="Arial" w:eastAsia="Arial" w:hAnsi="Arial"/>
-          <w:color w:val="1A1A1A"/>
-          <w:sz w:val="20"/>
-          <w:szCs w:val="20"/>
-        </w:rPr>
-        <w:t xml:space="preserve">- Miss Nellie Von Solms (SGB Educator Rep) — Present (Signed)</w:t>
+        <w:t xml:space="preserve">- Mr. Bennie Bekker (SGB Non-Teaching Rep) — Present (Signed)</w:t>
       </w:r>
     </w:p>
     <w:p>
@@ -1591,62 +1453,6 @@
           <w:szCs w:val="20"/>
         </w:rPr>
         <w:t xml:space="preserve">2.4</w:t>
-      </w:r>
-      <w:r>
-        <w:rPr>
-          <w:rFonts w:ascii="Arial" w:cs="Arial" w:eastAsia="Arial" w:hAnsi="Arial"/>
-          <w:sz w:val="20"/>
-          <w:szCs w:val="20"/>
-        </w:rPr>
-        <w:t xml:space="preserve">	</w:t>
-      </w:r>
-      <w:r>
-        <w:rPr>
-          <w:rFonts w:ascii="Arial" w:cs="Arial" w:eastAsia="Arial" w:hAnsi="Arial"/>
-          <w:b w:val="false"/>
-          <w:bCs w:val="false"/>
-          <w:color w:val="1A1A1A"/>
-          <w:sz w:val="20"/>
-          <w:szCs w:val="20"/>
-        </w:rPr>
-        <w:t xml:space="preserve">Non-Teaching Staff Component:</w:t>
-      </w:r>
-    </w:p>
-    <w:p>
-      <w:pPr>
-        <w:spacing w:after="90" w:before="70" w:line="276"/>
-        <w:ind w:left="0"/>
-        <w:jc w:val="both"/>
-      </w:pPr>
-      <w:r>
-        <w:rPr>
-          <w:rFonts w:ascii="Arial" w:cs="Arial" w:eastAsia="Arial" w:hAnsi="Arial"/>
-          <w:color w:val="1A1A1A"/>
-          <w:sz w:val="20"/>
-          <w:szCs w:val="20"/>
-        </w:rPr>
-        <w:t xml:space="preserve">- Mr. Bennie Bekker (SGB Non-Teaching Rep) — Present (Signed)</w:t>
-      </w:r>
-    </w:p>
-    <w:p>
-      <w:pPr>
-        <w:tabs>
-          <w:tab w:val="left" w:pos="566"/>
-        </w:tabs>
-        <w:spacing w:after="90" w:before="70" w:line="276"/>
-        <w:ind w:left="566" w:hanging="566"/>
-        <w:jc w:val="both"/>
-      </w:pPr>
-      <w:r>
-        <w:rPr>
-          <w:rFonts w:ascii="Arial" w:cs="Arial" w:eastAsia="Arial" w:hAnsi="Arial"/>
-          <w:b/>
-          <w:bCs/>
-          <w:color w:val="1A1A1A"/>
-          <w:sz w:val="20"/>
-          <w:szCs w:val="20"/>
-        </w:rPr>
-        <w:t xml:space="preserve">2.5</w:t>
       </w:r>
       <w:r>
         <w:rPr>

--- a/SGB_Functionality_Audit_2026/01_SGB_Constitution/03_Signed_Attendance_Register_2026-01-28.docx
+++ b/SGB_Functionality_Audit_2026/01_SGB_Constitution/03_Signed_Attendance_Register_2026-01-28.docx
@@ -129,7 +129,7 @@
                           </pic:cNvPicPr>
                         </pic:nvPicPr>
                         <pic:blipFill>
-                          <a:blip r:embed="rId8" cstate="none"/>
+                          <a:blip r:embed="rId9" cstate="none"/>
                           <a:srcRect/>
                           <a:stretch>
                             <a:fillRect/>
@@ -945,7 +945,7 @@
         <w:tabs>
           <w:tab w:val="left" w:pos="566"/>
         </w:tabs>
-        <w:spacing w:after="100" w:before="240"/>
+        <w:spacing w:after="80" w:before="0"/>
         <w:ind w:left="0"/>
       </w:pPr>
       <w:r>
@@ -984,7 +984,7 @@
         <w:tabs>
           <w:tab w:val="left" w:pos="566"/>
         </w:tabs>
-        <w:spacing w:after="90" w:before="70" w:line="276"/>
+        <w:spacing w:after="80" w:before="0" w:line="276"/>
         <w:ind w:left="566" w:hanging="566"/>
         <w:jc w:val="both"/>
       </w:pPr>
@@ -1024,7 +1024,7 @@
         <w:tabs>
           <w:tab w:val="left" w:pos="566"/>
         </w:tabs>
-        <w:spacing w:after="90" w:before="70" w:line="276"/>
+        <w:spacing w:after="80" w:before="0" w:line="276"/>
         <w:ind w:left="566" w:hanging="566"/>
         <w:jc w:val="both"/>
       </w:pPr>
@@ -1064,7 +1064,7 @@
         <w:tabs>
           <w:tab w:val="left" w:pos="566"/>
         </w:tabs>
-        <w:spacing w:after="90" w:before="70" w:line="276"/>
+        <w:spacing w:after="80" w:before="0" w:line="276"/>
         <w:ind w:left="566" w:hanging="566"/>
         <w:jc w:val="both"/>
       </w:pPr>
@@ -1104,7 +1104,7 @@
         <w:tabs>
           <w:tab w:val="left" w:pos="566"/>
         </w:tabs>
-        <w:spacing w:after="90" w:before="70" w:line="276"/>
+        <w:spacing w:after="80" w:before="0" w:line="276"/>
         <w:ind w:left="566" w:hanging="566"/>
         <w:jc w:val="both"/>
       </w:pPr>
@@ -1144,7 +1144,7 @@
         <w:tabs>
           <w:tab w:val="left" w:pos="566"/>
         </w:tabs>
-        <w:spacing w:after="90" w:before="70" w:line="276"/>
+        <w:spacing w:after="80" w:before="0" w:line="276"/>
         <w:ind w:left="566" w:hanging="566"/>
         <w:jc w:val="both"/>
       </w:pPr>
@@ -1184,7 +1184,7 @@
         <w:tabs>
           <w:tab w:val="left" w:pos="566"/>
         </w:tabs>
-        <w:spacing w:after="100" w:before="240"/>
+        <w:spacing w:after="80" w:before="0"/>
         <w:ind w:left="0"/>
       </w:pPr>
       <w:r>
@@ -1223,7 +1223,7 @@
         <w:tabs>
           <w:tab w:val="left" w:pos="566"/>
         </w:tabs>
-        <w:spacing w:after="90" w:before="70" w:line="276"/>
+        <w:spacing w:after="80" w:before="0" w:line="276"/>
         <w:ind w:left="566" w:hanging="566"/>
         <w:jc w:val="both"/>
       </w:pPr>
@@ -1260,66 +1260,162 @@
     </w:p>
     <w:p>
       <w:pPr>
-        <w:spacing w:after="90" w:before="70" w:line="276"/>
-        <w:ind w:left="0"/>
+        <w:tabs>
+          <w:tab w:val="left" w:pos="1700"/>
+        </w:tabs>
+        <w:spacing w:after="80" w:before="0" w:line="276"/>
+        <w:ind w:left="1700" w:hanging="566"/>
         <w:jc w:val="both"/>
       </w:pPr>
       <w:r>
         <w:rPr>
           <w:rFonts w:ascii="Arial" w:cs="Arial" w:eastAsia="Arial" w:hAnsi="Arial"/>
-          <w:color w:val="1A1A1A"/>
-          <w:sz w:val="20"/>
-          <w:szCs w:val="20"/>
-        </w:rPr>
-        <w:t xml:space="preserve">- Mr. Kwezi Dyasi (SGB Chairperson) — Present (Signed)</w:t>
-      </w:r>
-    </w:p>
-    <w:p>
-      <w:pPr>
-        <w:spacing w:after="90" w:before="70" w:line="276"/>
-        <w:ind w:left="0"/>
+          <w:b/>
+          <w:bCs/>
+          <w:color w:val="1A1A1A"/>
+          <w:sz w:val="20"/>
+          <w:szCs w:val="20"/>
+        </w:rPr>
+        <w:t xml:space="preserve">•</w:t>
+      </w:r>
+      <w:r>
+        <w:rPr>
+          <w:rFonts w:ascii="Arial" w:cs="Arial" w:eastAsia="Arial" w:hAnsi="Arial"/>
+          <w:sz w:val="20"/>
+          <w:szCs w:val="20"/>
+        </w:rPr>
+        <w:t xml:space="preserve">	</w:t>
+      </w:r>
+      <w:r>
+        <w:rPr>
+          <w:rFonts w:ascii="Arial" w:cs="Arial" w:eastAsia="Arial" w:hAnsi="Arial"/>
+          <w:b w:val="false"/>
+          <w:bCs w:val="false"/>
+          <w:color w:val="1A1A1A"/>
+          <w:sz w:val="20"/>
+          <w:szCs w:val="20"/>
+        </w:rPr>
+        <w:t xml:space="preserve">Mr. Kwezi Dyasi (SGB Chairperson) — Present (Signed)</w:t>
+      </w:r>
+    </w:p>
+    <w:p>
+      <w:pPr>
+        <w:tabs>
+          <w:tab w:val="left" w:pos="1700"/>
+        </w:tabs>
+        <w:spacing w:after="80" w:before="0" w:line="276"/>
+        <w:ind w:left="1700" w:hanging="566"/>
         <w:jc w:val="both"/>
       </w:pPr>
       <w:r>
         <w:rPr>
           <w:rFonts w:ascii="Arial" w:cs="Arial" w:eastAsia="Arial" w:hAnsi="Arial"/>
-          <w:color w:val="1A1A1A"/>
-          <w:sz w:val="20"/>
-          <w:szCs w:val="20"/>
-        </w:rPr>
-        <w:t xml:space="preserve">- Mr. Andile Gushmani (SGB Treasurer) — Present (Signed)</w:t>
-      </w:r>
-    </w:p>
-    <w:p>
-      <w:pPr>
-        <w:spacing w:after="90" w:before="70" w:line="276"/>
-        <w:ind w:left="0"/>
+          <w:b/>
+          <w:bCs/>
+          <w:color w:val="1A1A1A"/>
+          <w:sz w:val="20"/>
+          <w:szCs w:val="20"/>
+        </w:rPr>
+        <w:t xml:space="preserve">•</w:t>
+      </w:r>
+      <w:r>
+        <w:rPr>
+          <w:rFonts w:ascii="Arial" w:cs="Arial" w:eastAsia="Arial" w:hAnsi="Arial"/>
+          <w:sz w:val="20"/>
+          <w:szCs w:val="20"/>
+        </w:rPr>
+        <w:t xml:space="preserve">	</w:t>
+      </w:r>
+      <w:r>
+        <w:rPr>
+          <w:rFonts w:ascii="Arial" w:cs="Arial" w:eastAsia="Arial" w:hAnsi="Arial"/>
+          <w:b w:val="false"/>
+          <w:bCs w:val="false"/>
+          <w:color w:val="1A1A1A"/>
+          <w:sz w:val="20"/>
+          <w:szCs w:val="20"/>
+        </w:rPr>
+        <w:t xml:space="preserve">Mr. Andile Gushmani (SGB Treasurer) — Present (Signed)</w:t>
+      </w:r>
+    </w:p>
+    <w:p>
+      <w:pPr>
+        <w:tabs>
+          <w:tab w:val="left" w:pos="1700"/>
+        </w:tabs>
+        <w:spacing w:after="80" w:before="0" w:line="276"/>
+        <w:ind w:left="1700" w:hanging="566"/>
         <w:jc w:val="both"/>
       </w:pPr>
       <w:r>
         <w:rPr>
           <w:rFonts w:ascii="Arial" w:cs="Arial" w:eastAsia="Arial" w:hAnsi="Arial"/>
-          <w:color w:val="1A1A1A"/>
-          <w:sz w:val="20"/>
-          <w:szCs w:val="20"/>
-        </w:rPr>
-        <w:t xml:space="preserve">- Mrs. Octavia Bambilawu (SGB Parent Member) — Present (Signed)</w:t>
-      </w:r>
-    </w:p>
-    <w:p>
-      <w:pPr>
-        <w:spacing w:after="90" w:before="70" w:line="276"/>
-        <w:ind w:left="0"/>
+          <w:b/>
+          <w:bCs/>
+          <w:color w:val="1A1A1A"/>
+          <w:sz w:val="20"/>
+          <w:szCs w:val="20"/>
+        </w:rPr>
+        <w:t xml:space="preserve">•</w:t>
+      </w:r>
+      <w:r>
+        <w:rPr>
+          <w:rFonts w:ascii="Arial" w:cs="Arial" w:eastAsia="Arial" w:hAnsi="Arial"/>
+          <w:sz w:val="20"/>
+          <w:szCs w:val="20"/>
+        </w:rPr>
+        <w:t xml:space="preserve">	</w:t>
+      </w:r>
+      <w:r>
+        <w:rPr>
+          <w:rFonts w:ascii="Arial" w:cs="Arial" w:eastAsia="Arial" w:hAnsi="Arial"/>
+          <w:b w:val="false"/>
+          <w:bCs w:val="false"/>
+          <w:color w:val="1A1A1A"/>
+          <w:sz w:val="20"/>
+          <w:szCs w:val="20"/>
+        </w:rPr>
+        <w:t xml:space="preserve">Mrs. Octavia Bambilawu (SGB Parent Member) — Present (Signed)</w:t>
+      </w:r>
+    </w:p>
+    <w:p>
+      <w:pPr>
+        <w:tabs>
+          <w:tab w:val="left" w:pos="1700"/>
+        </w:tabs>
+        <w:spacing w:after="80" w:before="0" w:line="276"/>
+        <w:ind w:left="1700" w:hanging="566"/>
         <w:jc w:val="both"/>
       </w:pPr>
       <w:r>
         <w:rPr>
           <w:rFonts w:ascii="Arial" w:cs="Arial" w:eastAsia="Arial" w:hAnsi="Arial"/>
-          <w:color w:val="1A1A1A"/>
-          <w:sz w:val="20"/>
-          <w:szCs w:val="20"/>
-        </w:rPr>
-        <w:t xml:space="preserve">- Mrs. Noncedo Williams (SGB Parent Member) — Present (Signed)</w:t>
+          <w:b/>
+          <w:bCs/>
+          <w:color w:val="1A1A1A"/>
+          <w:sz w:val="20"/>
+          <w:szCs w:val="20"/>
+        </w:rPr>
+        <w:t xml:space="preserve">•</w:t>
+      </w:r>
+      <w:r>
+        <w:rPr>
+          <w:rFonts w:ascii="Arial" w:cs="Arial" w:eastAsia="Arial" w:hAnsi="Arial"/>
+          <w:sz w:val="20"/>
+          <w:szCs w:val="20"/>
+        </w:rPr>
+        <w:t xml:space="preserve">	</w:t>
+      </w:r>
+      <w:r>
+        <w:rPr>
+          <w:rFonts w:ascii="Arial" w:cs="Arial" w:eastAsia="Arial" w:hAnsi="Arial"/>
+          <w:b w:val="false"/>
+          <w:bCs w:val="false"/>
+          <w:color w:val="1A1A1A"/>
+          <w:sz w:val="20"/>
+          <w:szCs w:val="20"/>
+        </w:rPr>
+        <w:t xml:space="preserve">Mrs. Noncedo Williams (SGB Parent Member) — Present (Signed)</w:t>
       </w:r>
     </w:p>
     <w:p>
@@ -1327,7 +1423,7 @@
         <w:tabs>
           <w:tab w:val="left" w:pos="566"/>
         </w:tabs>
-        <w:spacing w:after="90" w:before="70" w:line="276"/>
+        <w:spacing w:after="80" w:before="0" w:line="276"/>
         <w:ind w:left="566" w:hanging="566"/>
         <w:jc w:val="both"/>
       </w:pPr>
@@ -1364,18 +1460,42 @@
     </w:p>
     <w:p>
       <w:pPr>
-        <w:spacing w:after="90" w:before="70" w:line="276"/>
-        <w:ind w:left="0"/>
+        <w:tabs>
+          <w:tab w:val="left" w:pos="1700"/>
+        </w:tabs>
+        <w:spacing w:after="80" w:before="0" w:line="276"/>
+        <w:ind w:left="1700" w:hanging="566"/>
         <w:jc w:val="both"/>
       </w:pPr>
       <w:r>
         <w:rPr>
           <w:rFonts w:ascii="Arial" w:cs="Arial" w:eastAsia="Arial" w:hAnsi="Arial"/>
-          <w:color w:val="1A1A1A"/>
-          <w:sz w:val="20"/>
-          <w:szCs w:val="20"/>
-        </w:rPr>
-        <w:t xml:space="preserve">- Ms. Marcelle Botha (School Principal) — Present (Signed)</w:t>
+          <w:b/>
+          <w:bCs/>
+          <w:color w:val="1A1A1A"/>
+          <w:sz w:val="20"/>
+          <w:szCs w:val="20"/>
+        </w:rPr>
+        <w:t xml:space="preserve">•</w:t>
+      </w:r>
+      <w:r>
+        <w:rPr>
+          <w:rFonts w:ascii="Arial" w:cs="Arial" w:eastAsia="Arial" w:hAnsi="Arial"/>
+          <w:sz w:val="20"/>
+          <w:szCs w:val="20"/>
+        </w:rPr>
+        <w:t xml:space="preserve">	</w:t>
+      </w:r>
+      <w:r>
+        <w:rPr>
+          <w:rFonts w:ascii="Arial" w:cs="Arial" w:eastAsia="Arial" w:hAnsi="Arial"/>
+          <w:b w:val="false"/>
+          <w:bCs w:val="false"/>
+          <w:color w:val="1A1A1A"/>
+          <w:sz w:val="20"/>
+          <w:szCs w:val="20"/>
+        </w:rPr>
+        <w:t xml:space="preserve">Ms. Marcelle Botha (School Principal) — Present (Signed)</w:t>
       </w:r>
     </w:p>
     <w:p>
@@ -1383,7 +1503,7 @@
         <w:tabs>
           <w:tab w:val="left" w:pos="566"/>
         </w:tabs>
-        <w:spacing w:after="90" w:before="70" w:line="276"/>
+        <w:spacing w:after="80" w:before="0" w:line="276"/>
         <w:ind w:left="566" w:hanging="566"/>
         <w:jc w:val="both"/>
       </w:pPr>
@@ -1420,18 +1540,42 @@
     </w:p>
     <w:p>
       <w:pPr>
-        <w:spacing w:after="90" w:before="70" w:line="276"/>
-        <w:ind w:left="0"/>
+        <w:tabs>
+          <w:tab w:val="left" w:pos="1700"/>
+        </w:tabs>
+        <w:spacing w:after="80" w:before="0" w:line="276"/>
+        <w:ind w:left="1700" w:hanging="566"/>
         <w:jc w:val="both"/>
       </w:pPr>
       <w:r>
         <w:rPr>
           <w:rFonts w:ascii="Arial" w:cs="Arial" w:eastAsia="Arial" w:hAnsi="Arial"/>
-          <w:color w:val="1A1A1A"/>
-          <w:sz w:val="20"/>
-          <w:szCs w:val="20"/>
-        </w:rPr>
-        <w:t xml:space="preserve">- Mr. Bennie Bekker (SGB Non-Teaching Rep) — Present (Signed)</w:t>
+          <w:b/>
+          <w:bCs/>
+          <w:color w:val="1A1A1A"/>
+          <w:sz w:val="20"/>
+          <w:szCs w:val="20"/>
+        </w:rPr>
+        <w:t xml:space="preserve">•</w:t>
+      </w:r>
+      <w:r>
+        <w:rPr>
+          <w:rFonts w:ascii="Arial" w:cs="Arial" w:eastAsia="Arial" w:hAnsi="Arial"/>
+          <w:sz w:val="20"/>
+          <w:szCs w:val="20"/>
+        </w:rPr>
+        <w:t xml:space="preserve">	</w:t>
+      </w:r>
+      <w:r>
+        <w:rPr>
+          <w:rFonts w:ascii="Arial" w:cs="Arial" w:eastAsia="Arial" w:hAnsi="Arial"/>
+          <w:b w:val="false"/>
+          <w:bCs w:val="false"/>
+          <w:color w:val="1A1A1A"/>
+          <w:sz w:val="20"/>
+          <w:szCs w:val="20"/>
+        </w:rPr>
+        <w:t xml:space="preserve">Mr. Bennie Bekker (SGB Non-Teaching Rep) — Present (Signed)</w:t>
       </w:r>
     </w:p>
     <w:p>
@@ -1439,7 +1583,7 @@
         <w:tabs>
           <w:tab w:val="left" w:pos="566"/>
         </w:tabs>
-        <w:spacing w:after="90" w:before="70" w:line="276"/>
+        <w:spacing w:after="80" w:before="0" w:line="276"/>
         <w:ind w:left="566" w:hanging="566"/>
         <w:jc w:val="both"/>
       </w:pPr>
@@ -1476,83 +1620,122 @@
     </w:p>
     <w:p>
       <w:pPr>
-        <w:spacing w:after="90" w:before="70" w:line="276"/>
-        <w:ind w:left="0"/>
+        <w:tabs>
+          <w:tab w:val="left" w:pos="1700"/>
+        </w:tabs>
+        <w:spacing w:after="80" w:before="0" w:line="276"/>
+        <w:ind w:left="1700" w:hanging="566"/>
         <w:jc w:val="both"/>
-      </w:pPr>
-      <w:r>
-        <w:rPr>
-          <w:rFonts w:ascii="Arial" w:cs="Arial" w:eastAsia="Arial" w:hAnsi="Arial"/>
-          <w:color w:val="1A1A1A"/>
-          <w:sz w:val="20"/>
-          <w:szCs w:val="20"/>
-        </w:rPr>
-        <w:t xml:space="preserve">- Bathabile Lichaba (RCL Chairperson) — Present (Signed)</w:t>
-      </w:r>
-    </w:p>
-    <w:p>
-      <w:pPr>
-        <w:spacing w:after="90" w:before="70" w:line="276"/>
-        <w:ind w:left="0"/>
-        <w:jc w:val="both"/>
-      </w:pPr>
-      <w:r>
-        <w:rPr>
-          <w:rFonts w:ascii="Arial" w:cs="Arial" w:eastAsia="Arial" w:hAnsi="Arial"/>
-          <w:color w:val="1A1A1A"/>
-          <w:sz w:val="20"/>
-          <w:szCs w:val="20"/>
-        </w:rPr>
-        <w:t xml:space="preserve">- Niluve Matu (Head Girl / Learner Rep) — Present (Signed)</w:t>
-      </w:r>
-    </w:p>
-    <w:p>
-      <w:pPr>
-        <w:spacing w:after="90" w:before="70" w:line="276"/>
-        <w:ind w:left="0"/>
-        <w:jc w:val="both"/>
-      </w:pPr>
-      <w:r>
-        <w:rPr>
-          <w:rFonts w:ascii="Arial" w:cs="Arial" w:eastAsia="Arial" w:hAnsi="Arial"/>
-          <w:color w:val="1A1A1A"/>
-          <w:sz w:val="20"/>
-          <w:szCs w:val="20"/>
-        </w:rPr>
-        <w:t xml:space="preserve">- Alumanye Nxele (Head Boy / Learner Rep) — Apology (Academic commitments)</w:t>
-      </w:r>
-    </w:p>
-    <w:p>
-      <w:pPr>
-        <w:keepLines/>
-        <w:spacing w:after="100" w:before="260"/>
       </w:pPr>
       <w:r>
         <w:rPr>
           <w:rFonts w:ascii="Arial" w:cs="Arial" w:eastAsia="Arial" w:hAnsi="Arial"/>
           <w:b/>
           <w:bCs/>
-          <w:color w:val="0C2340"/>
-          <w:sz w:val="22"/>
-          <w:szCs w:val="22"/>
-        </w:rPr>
-        <w:t xml:space="preserve">VERIFICATION OF ATTENDANCE AND QUORUM</w:t>
-      </w:r>
-    </w:p>
-    <w:p>
-      <w:pPr>
-        <w:keepLines/>
-        <w:spacing w:after="140" w:before="60" w:line="276"/>
+          <w:color w:val="1A1A1A"/>
+          <w:sz w:val="20"/>
+          <w:szCs w:val="20"/>
+        </w:rPr>
+        <w:t xml:space="preserve">•</w:t>
+      </w:r>
+      <w:r>
+        <w:rPr>
+          <w:rFonts w:ascii="Arial" w:cs="Arial" w:eastAsia="Arial" w:hAnsi="Arial"/>
+          <w:sz w:val="20"/>
+          <w:szCs w:val="20"/>
+        </w:rPr>
+        <w:t xml:space="preserve">	</w:t>
+      </w:r>
+      <w:r>
+        <w:rPr>
+          <w:rFonts w:ascii="Arial" w:cs="Arial" w:eastAsia="Arial" w:hAnsi="Arial"/>
+          <w:b w:val="false"/>
+          <w:bCs w:val="false"/>
+          <w:color w:val="1A1A1A"/>
+          <w:sz w:val="20"/>
+          <w:szCs w:val="20"/>
+        </w:rPr>
+        <w:t xml:space="preserve">Bathabile Lichaba (RCL Chairperson) — Present (Signed)</w:t>
+      </w:r>
+    </w:p>
+    <w:p>
+      <w:pPr>
+        <w:tabs>
+          <w:tab w:val="left" w:pos="1700"/>
+        </w:tabs>
+        <w:spacing w:after="80" w:before="0" w:line="276"/>
+        <w:ind w:left="1700" w:hanging="566"/>
         <w:jc w:val="both"/>
       </w:pPr>
       <w:r>
         <w:rPr>
           <w:rFonts w:ascii="Arial" w:cs="Arial" w:eastAsia="Arial" w:hAnsi="Arial"/>
-          <w:color w:val="1A1A1A"/>
-          <w:sz w:val="20"/>
-          <w:szCs w:val="20"/>
-        </w:rPr>
-        <w:t xml:space="preserve">We hereby certify that the attendance recorded above represents the true and correct attendance of the SGB meeting held on 28 January 2026:</w:t>
+          <w:b/>
+          <w:bCs/>
+          <w:color w:val="1A1A1A"/>
+          <w:sz w:val="20"/>
+          <w:szCs w:val="20"/>
+        </w:rPr>
+        <w:t xml:space="preserve">•</w:t>
+      </w:r>
+      <w:r>
+        <w:rPr>
+          <w:rFonts w:ascii="Arial" w:cs="Arial" w:eastAsia="Arial" w:hAnsi="Arial"/>
+          <w:sz w:val="20"/>
+          <w:szCs w:val="20"/>
+        </w:rPr>
+        <w:t xml:space="preserve">	</w:t>
+      </w:r>
+      <w:r>
+        <w:rPr>
+          <w:rFonts w:ascii="Arial" w:cs="Arial" w:eastAsia="Arial" w:hAnsi="Arial"/>
+          <w:b w:val="false"/>
+          <w:bCs w:val="false"/>
+          <w:color w:val="1A1A1A"/>
+          <w:sz w:val="20"/>
+          <w:szCs w:val="20"/>
+        </w:rPr>
+        <w:t xml:space="preserve">Niluve Matu (Head Girl / Learner Rep) — Present (Signed)</w:t>
+      </w:r>
+    </w:p>
+    <w:p>
+      <w:pPr>
+        <w:tabs>
+          <w:tab w:val="left" w:pos="1700"/>
+        </w:tabs>
+        <w:spacing w:after="80" w:before="0" w:line="276"/>
+        <w:ind w:left="1700" w:hanging="566"/>
+        <w:jc w:val="both"/>
+      </w:pPr>
+      <w:r>
+        <w:rPr>
+          <w:rFonts w:ascii="Arial" w:cs="Arial" w:eastAsia="Arial" w:hAnsi="Arial"/>
+          <w:b/>
+          <w:bCs/>
+          <w:color w:val="1A1A1A"/>
+          <w:sz w:val="20"/>
+          <w:szCs w:val="20"/>
+        </w:rPr>
+        <w:t xml:space="preserve">•</w:t>
+      </w:r>
+      <w:r>
+        <w:rPr>
+          <w:rFonts w:ascii="Arial" w:cs="Arial" w:eastAsia="Arial" w:hAnsi="Arial"/>
+          <w:sz w:val="20"/>
+          <w:szCs w:val="20"/>
+        </w:rPr>
+        <w:t xml:space="preserve">	</w:t>
+      </w:r>
+      <w:r>
+        <w:rPr>
+          <w:rFonts w:ascii="Arial" w:cs="Arial" w:eastAsia="Arial" w:hAnsi="Arial"/>
+          <w:b w:val="false"/>
+          <w:bCs w:val="false"/>
+          <w:color w:val="1A1A1A"/>
+          <w:sz w:val="20"/>
+          <w:szCs w:val="20"/>
+        </w:rPr>
+        <w:t xml:space="preserve">Alumanye Nxele (Head Boy / Learner Rep) — Apology (Academic commitments)</w:t>
       </w:r>
     </w:p>
     <w:tbl>
@@ -1578,35 +1761,100 @@
         </w:trPr>
         <w:tc>
           <w:tcPr>
-            <w:tcW w:type="dxa" w:w="3590"/>
-            <w:tcMar>
-              <w:top w:type="dxa" w:w="140"/>
-              <w:left w:type="dxa" w:w="40"/>
+            <w:tcW w:type="dxa" w:w="10771"/>
+            <w:gridSpan w:val="3"/>
+            <w:tcMar>
+              <w:top w:type="dxa" w:w="160"/>
+              <w:left w:type="dxa" w:w="0"/>
               <w:bottom w:type="dxa" w:w="40"/>
-              <w:right w:type="dxa" w:w="40"/>
+              <w:right w:type="dxa" w:w="0"/>
             </w:tcMar>
           </w:tcPr>
           <w:p>
             <w:pPr>
               <w:keepLines/>
-              <w:pBdr>
-                <w:bottom w:val="single" w:color="64748B" w:sz="6"/>
-              </w:pBdr>
-              <w:spacing w:after="20" w:before="0"/>
+              <w:spacing w:after="40" w:before="160"/>
             </w:pPr>
             <w:r>
               <w:rPr>
                 <w:rFonts w:ascii="Arial" w:cs="Arial" w:eastAsia="Arial" w:hAnsi="Arial"/>
-                <w:sz w:val="2"/>
-                <w:szCs w:val="2"/>
-              </w:rPr>
-              <w:t xml:space="preserve"/>
-            </w:r>
-          </w:p>
+                <w:b/>
+                <w:bCs/>
+                <w:color w:val="0C2340"/>
+                <w:sz w:val="22"/>
+                <w:szCs w:val="22"/>
+              </w:rPr>
+              <w:t xml:space="preserve">VERIFICATION OF ATTENDANCE AND QUORUM</w:t>
+            </w:r>
+          </w:p>
+        </w:tc>
+      </w:tr>
+      <w:tr>
+        <w:trPr>
+          <w:cantSplit/>
+        </w:trPr>
+        <w:tc>
+          <w:tcPr>
+            <w:tcW w:type="dxa" w:w="10771"/>
+            <w:gridSpan w:val="3"/>
+            <w:tcMar>
+              <w:top w:type="dxa" w:w="20"/>
+              <w:left w:type="dxa" w:w="0"/>
+              <w:bottom w:type="dxa" w:w="80"/>
+              <w:right w:type="dxa" w:w="0"/>
+            </w:tcMar>
+          </w:tcPr>
           <w:p>
             <w:pPr>
               <w:keepLines/>
-              <w:spacing w:after="50" w:before="0"/>
+              <w:spacing w:after="80" w:before="20" w:line="276"/>
+              <w:jc w:val="both"/>
+            </w:pPr>
+            <w:r>
+              <w:rPr>
+                <w:rFonts w:ascii="Arial" w:cs="Arial" w:eastAsia="Arial" w:hAnsi="Arial"/>
+                <w:color w:val="1A1A1A"/>
+                <w:sz w:val="20"/>
+                <w:szCs w:val="20"/>
+              </w:rPr>
+              <w:t xml:space="preserve">We hereby certify that the attendance recorded above represents the true and correct attendance of the SGB meeting held on 28 January 2026:</w:t>
+            </w:r>
+          </w:p>
+        </w:tc>
+      </w:tr>
+      <w:tr>
+        <w:trPr>
+          <w:cantSplit/>
+        </w:trPr>
+        <w:tc>
+          <w:tcPr>
+            <w:tcW w:type="dxa" w:w="3590"/>
+            <w:tcMar>
+              <w:top w:type="dxa" w:w="80"/>
+              <w:left w:type="dxa" w:w="20"/>
+              <w:bottom w:type="dxa" w:w="40"/>
+              <w:right w:type="dxa" w:w="20"/>
+            </w:tcMar>
+          </w:tcPr>
+          <w:p>
+            <w:pPr>
+              <w:keepLines/>
+              <w:spacing w:after="10" w:before="0"/>
+            </w:pPr>
+            <w:r>
+              <w:rPr>
+                <w:rFonts w:ascii="Arial" w:cs="Arial" w:eastAsia="Arial" w:hAnsi="Arial"/>
+                <w:color w:val="64748B"/>
+                <w:sz w:val="20"/>
+                <w:szCs w:val="20"/>
+              </w:rPr>
+              <w:t xml:space="preserve">_________________________</w:t>
+            </w:r>
+          </w:p>
+          <w:p>
+            <w:pPr>
+              <w:keepLines/>
+              <w:spacing w:after="40" w:before="0"/>
             </w:pPr>
             <w:r>
               <w:rPr>
@@ -1657,7 +1905,7 @@
           <w:p>
             <w:pPr>
               <w:keepLines/>
-              <w:spacing w:after="0" w:before="40"/>
+              <w:spacing w:after="0" w:before="30"/>
             </w:pPr>
             <w:r>
               <w:rPr>
@@ -1674,33 +1922,31 @@
           <w:tcPr>
             <w:tcW w:type="dxa" w:w="3590"/>
             <w:tcMar>
-              <w:top w:type="dxa" w:w="140"/>
-              <w:left w:type="dxa" w:w="40"/>
+              <w:top w:type="dxa" w:w="80"/>
+              <w:left w:type="dxa" w:w="20"/>
               <w:bottom w:type="dxa" w:w="40"/>
-              <w:right w:type="dxa" w:w="40"/>
+              <w:right w:type="dxa" w:w="20"/>
             </w:tcMar>
           </w:tcPr>
           <w:p>
             <w:pPr>
               <w:keepLines/>
-              <w:pBdr>
-                <w:bottom w:val="single" w:color="64748B" w:sz="6"/>
-              </w:pBdr>
-              <w:spacing w:after="20" w:before="0"/>
+              <w:spacing w:after="10" w:before="0"/>
             </w:pPr>
             <w:r>
               <w:rPr>
                 <w:rFonts w:ascii="Arial" w:cs="Arial" w:eastAsia="Arial" w:hAnsi="Arial"/>
-                <w:sz w:val="2"/>
-                <w:szCs w:val="2"/>
-              </w:rPr>
-              <w:t xml:space="preserve"/>
+                <w:color w:val="64748B"/>
+                <w:sz w:val="20"/>
+                <w:szCs w:val="20"/>
+              </w:rPr>
+              <w:t xml:space="preserve">_________________________</w:t>
             </w:r>
           </w:p>
           <w:p>
             <w:pPr>
               <w:keepLines/>
-              <w:spacing w:after="50" w:before="0"/>
+              <w:spacing w:after="40" w:before="0"/>
             </w:pPr>
             <w:r>
               <w:rPr>
@@ -1751,7 +1997,7 @@
           <w:p>
             <w:pPr>
               <w:keepLines/>
-              <w:spacing w:after="0" w:before="40"/>
+              <w:spacing w:after="0" w:before="30"/>
             </w:pPr>
             <w:r>
               <w:rPr>
@@ -1768,33 +2014,31 @@
           <w:tcPr>
             <w:tcW w:type="dxa" w:w="3590"/>
             <w:tcMar>
-              <w:top w:type="dxa" w:w="140"/>
-              <w:left w:type="dxa" w:w="40"/>
+              <w:top w:type="dxa" w:w="80"/>
+              <w:left w:type="dxa" w:w="20"/>
               <w:bottom w:type="dxa" w:w="40"/>
-              <w:right w:type="dxa" w:w="40"/>
+              <w:right w:type="dxa" w:w="20"/>
             </w:tcMar>
           </w:tcPr>
           <w:p>
             <w:pPr>
               <w:keepLines/>
-              <w:pBdr>
-                <w:bottom w:val="single" w:color="64748B" w:sz="6"/>
-              </w:pBdr>
-              <w:spacing w:after="20" w:before="0"/>
+              <w:spacing w:after="10" w:before="0"/>
             </w:pPr>
             <w:r>
               <w:rPr>
                 <w:rFonts w:ascii="Arial" w:cs="Arial" w:eastAsia="Arial" w:hAnsi="Arial"/>
-                <w:sz w:val="2"/>
-                <w:szCs w:val="2"/>
-              </w:rPr>
-              <w:t xml:space="preserve"/>
+                <w:color w:val="64748B"/>
+                <w:sz w:val="20"/>
+                <w:szCs w:val="20"/>
+              </w:rPr>
+              <w:t xml:space="preserve">_________________________</w:t>
             </w:r>
           </w:p>
           <w:p>
             <w:pPr>
               <w:keepLines/>
-              <w:spacing w:after="50" w:before="0"/>
+              <w:spacing w:after="40" w:before="0"/>
             </w:pPr>
             <w:r>
               <w:rPr>
@@ -1845,7 +2089,7 @@
           <w:p>
             <w:pPr>
               <w:keepLines/>
-              <w:spacing w:after="0" w:before="40"/>
+              <w:spacing w:after="0" w:before="30"/>
             </w:pPr>
             <w:r>
               <w:rPr>
@@ -1861,7 +2105,8 @@
       </w:tr>
     </w:tbl>
     <w:sectPr>
-      <w:footerReference w:type="default" r:id="rId7"/>
+      <w:headerReference w:type="default" r:id="rId7"/>
+      <w:footerReference w:type="default" r:id="rId8"/>
       <w:pgSz w:w="11905" w:h="16837" w:orient="portrait"/>
       <w:pgMar w:top="566" w:right="566" w:bottom="566" w:left="566" w:header="453" w:footer="453" w:gutter="0"/>
       <w:pgNumType/>
@@ -1929,24 +2174,6 @@
         <w:sz w:val="17"/>
         <w:szCs w:val="17"/>
       </w:rPr>
-      <w:t xml:space="preserve">LGAA SGB ATTENDANCE REGISTER • 28 JAN 2026   </w:t>
-    </w:r>
-    <w:r>
-      <w:rPr>
-        <w:rFonts w:ascii="Arial" w:cs="Arial" w:eastAsia="Arial" w:hAnsi="Arial"/>
-        <w:color w:val="64748B"/>
-        <w:sz w:val="17"/>
-        <w:szCs w:val="17"/>
-      </w:rPr>
-      <w:t xml:space="preserve">Page </w:t>
-    </w:r>
-    <w:r>
-      <w:rPr>
-        <w:rFonts w:ascii="Arial" w:cs="Arial" w:eastAsia="Arial" w:hAnsi="Arial"/>
-        <w:color w:val="64748B"/>
-        <w:sz w:val="17"/>
-        <w:szCs w:val="17"/>
-      </w:rPr>
       <w:fldChar w:fldCharType="begin"/>
       <w:instrText xml:space="preserve">PAGE</w:instrText>
       <w:fldChar w:fldCharType="separate"/>
@@ -1959,7 +2186,7 @@
         <w:sz w:val="17"/>
         <w:szCs w:val="17"/>
       </w:rPr>
-      <w:t xml:space="preserve"> of </w:t>
+      <w:t xml:space="preserve"> / </w:t>
     </w:r>
     <w:r>
       <w:rPr>
@@ -2012,6 +2239,45 @@
     </w:p>
   </w:footnote>
 </w:footnotes>
+</file>
+
+<file path=word/header1.xml><?xml version="1.0" encoding="utf-8"?>
+<w:hdr xmlns:wpc="http://schemas.microsoft.com/office/word/2010/wordprocessingCanvas" xmlns:mc="http://schemas.openxmlformats.org/markup-compatibility/2006" xmlns:o="urn:schemas-microsoft-com:office:office" xmlns:r="http://schemas.openxmlformats.org/officeDocument/2006/relationships" xmlns:m="http://schemas.openxmlformats.org/officeDocument/2006/math" xmlns:v="urn:schemas-microsoft-com:vml" xmlns:wp14="http://schemas.microsoft.com/office/word/2010/wordprocessingDrawing" xmlns:wp="http://schemas.openxmlformats.org/drawingml/2006/wordprocessingDrawing" xmlns:w10="urn:schemas-microsoft-com:office:word" xmlns:w="http://schemas.openxmlformats.org/wordprocessingml/2006/main" xmlns:w14="http://schemas.microsoft.com/office/word/2010/wordml" xmlns:w15="http://schemas.microsoft.com/office/word/2012/wordml" xmlns:wpg="http://schemas.microsoft.com/office/word/2010/wordprocessingGroup" xmlns:wpi="http://schemas.microsoft.com/office/word/2010/wordprocessingInk" xmlns:wne="http://schemas.microsoft.com/office/word/2006/wordml" xmlns:wps="http://schemas.microsoft.com/office/word/2010/wordprocessingShape" xmlns:cx="http://schemas.microsoft.com/office/drawing/2014/chartex" xmlns:cx1="http://schemas.microsoft.com/office/drawing/2015/9/8/chartex" xmlns:cx2="http://schemas.microsoft.com/office/drawing/2015/10/21/chartex" xmlns:cx3="http://schemas.microsoft.com/office/drawing/2016/5/9/chartex" xmlns:cx4="http://schemas.microsoft.com/office/drawing/2016/5/10/chartex" xmlns:cx5="http://schemas.microsoft.com/office/drawing/2016/5/11/chartex" xmlns:cx6="http://schemas.microsoft.com/office/drawing/2016/5/12/chartex" xmlns:cx7="http://schemas.microsoft.com/office/drawing/2016/5/13/chartex" xmlns:cx8="http://schemas.microsoft.com/office/drawing/2016/5/14/chartex" xmlns:w16cid="http://schemas.microsoft.com/office/word/2016/wordml/cid" xmlns:w16se="http://schemas.microsoft.com/office/word/2015/wordml/symex">
+  <w:p>
+    <w:pPr>
+      <w:pBdr>
+        <w:bottom w:val="single" w:color="CBD5E1" w:sz="6"/>
+      </w:pBdr>
+      <w:spacing w:after="80" w:before="0"/>
+    </w:pPr>
+    <w:r>
+      <w:rPr>
+        <w:rFonts w:ascii="Arial" w:cs="Arial" w:eastAsia="Arial" w:hAnsi="Arial"/>
+        <w:b/>
+        <w:bCs/>
+        <w:color w:val="0C2340"/>
+        <w:sz w:val="16"/>
+        <w:szCs w:val="16"/>
+      </w:rPr>
+      <w:t xml:space="preserve">LADY GREY ARTS ACADEMY • SGB OFFICIAL MEETING ATTENDANCE REGISTER</w:t>
+    </w:r>
+    <w:r>
+      <w:rPr>
+        <w:rFonts w:ascii="Arial" w:cs="Arial" w:eastAsia="Arial" w:hAnsi="Arial"/>
+      </w:rPr>
+      <w:t xml:space="preserve">	</w:t>
+    </w:r>
+    <w:r>
+      <w:rPr>
+        <w:rFonts w:ascii="Arial" w:cs="Arial" w:eastAsia="Arial" w:hAnsi="Arial"/>
+        <w:color w:val="64748B"/>
+        <w:sz w:val="14"/>
+        <w:szCs w:val="14"/>
+      </w:rPr>
+      <w:t xml:space="preserve">SGB</w:t>
+    </w:r>
+  </w:p>
+</w:hdr>
 </file>
 
 <file path=word/numbering.xml><?xml version="1.0" encoding="utf-8"?>

--- a/SGB_Functionality_Audit_2026/01_SGB_Constitution/03_Signed_Attendance_Register_2026-01-28.docx
+++ b/SGB_Functionality_Audit_2026/01_SGB_Constitution/03_Signed_Attendance_Register_2026-01-28.docx
@@ -1829,49 +1829,52 @@
         <w:tc>
           <w:tcPr>
             <w:tcW w:type="dxa" w:w="3590"/>
-            <w:tcMar>
-              <w:top w:type="dxa" w:w="80"/>
-              <w:left w:type="dxa" w:w="20"/>
-              <w:bottom w:type="dxa" w:w="40"/>
-              <w:right w:type="dxa" w:w="20"/>
-            </w:tcMar>
-          </w:tcPr>
-          <w:p>
-            <w:pPr>
-              <w:keepLines/>
+            <w:tcBorders>
+              <w:top w:val="single" w:color="E2E8F0" w:sz="4"/>
+              <w:left w:val="single" w:color="E2E8F0" w:sz="4"/>
+              <w:bottom w:val="single" w:color="E2E8F0" w:sz="4"/>
+              <w:right w:val="single" w:color="E2E8F0" w:sz="4"/>
+            </w:tcBorders>
+            <w:shd w:fill="F8FAFC" w:val="clear"/>
+            <w:tcMar>
+              <w:top w:type="dxa" w:w="60"/>
+              <w:left w:type="dxa" w:w="80"/>
+              <w:bottom w:type="dxa" w:w="60"/>
+              <w:right w:type="dxa" w:w="80"/>
+            </w:tcMar>
+          </w:tcPr>
+          <w:p>
+            <w:pPr>
+              <w:spacing w:after="0" w:before="200"/>
+            </w:pPr>
+          </w:p>
+          <w:p>
+            <w:pPr>
+              <w:pBdr>
+                <w:bottom w:val="single" w:color="0C2340" w:sz="8"/>
+              </w:pBdr>
               <w:spacing w:after="10" w:before="0"/>
             </w:pPr>
-            <w:r>
-              <w:rPr>
-                <w:rFonts w:ascii="Arial" w:cs="Arial" w:eastAsia="Arial" w:hAnsi="Arial"/>
+          </w:p>
+          <w:p>
+            <w:pPr>
+              <w:spacing w:after="30" w:before="0"/>
+            </w:pPr>
+            <w:r>
+              <w:rPr>
+                <w:rFonts w:ascii="Arial" w:cs="Arial" w:eastAsia="Arial" w:hAnsi="Arial"/>
+                <w:b/>
+                <w:bCs/>
                 <w:color w:val="64748B"/>
-                <w:sz w:val="20"/>
-                <w:szCs w:val="20"/>
-              </w:rPr>
-              <w:t xml:space="preserve">_________________________</w:t>
-            </w:r>
-          </w:p>
-          <w:p>
-            <w:pPr>
-              <w:keepLines/>
-              <w:spacing w:after="40" w:before="0"/>
-            </w:pPr>
-            <w:r>
-              <w:rPr>
-                <w:rFonts w:ascii="Arial" w:cs="Arial" w:eastAsia="Arial" w:hAnsi="Arial"/>
-                <w:i/>
-                <w:iCs/>
-                <w:color w:val="64748B"/>
-                <w:sz w:val="16"/>
-                <w:szCs w:val="16"/>
-              </w:rPr>
-              <w:t xml:space="preserve">Signature</w:t>
-            </w:r>
-          </w:p>
-          <w:p>
-            <w:pPr>
-              <w:keepLines/>
-              <w:spacing w:after="20" w:before="0"/>
+                <w:sz w:val="14"/>
+                <w:szCs w:val="14"/>
+              </w:rPr>
+              <w:t xml:space="preserve">SIGNATURE</w:t>
+            </w:r>
+          </w:p>
+          <w:p>
+            <w:pPr>
+              <w:spacing w:after="15" w:before="0"/>
             </w:pPr>
             <w:r>
               <w:rPr>
@@ -1887,8 +1890,7 @@
           </w:p>
           <w:p>
             <w:pPr>
-              <w:keepLines/>
-              <w:spacing w:after="30" w:before="0"/>
+              <w:spacing w:after="20" w:before="0"/>
             </w:pPr>
             <w:r>
               <w:rPr>
@@ -1899,71 +1901,84 @@
                 <w:sz w:val="19"/>
                 <w:szCs w:val="19"/>
               </w:rPr>
-              <w:t xml:space="preserve">SGB Chairperson</w:t>
-            </w:r>
-          </w:p>
-          <w:p>
-            <w:pPr>
-              <w:keepLines/>
-              <w:spacing w:after="0" w:before="30"/>
-            </w:pPr>
-            <w:r>
-              <w:rPr>
-                <w:rFonts w:ascii="Arial" w:cs="Arial" w:eastAsia="Arial" w:hAnsi="Arial"/>
+              <w:t xml:space="preserve">SGB CHAIRPERSON</w:t>
+            </w:r>
+          </w:p>
+          <w:p>
+            <w:pPr>
+              <w:spacing w:after="0" w:before="10"/>
+            </w:pPr>
+            <w:r>
+              <w:rPr>
+                <w:rFonts w:ascii="Arial" w:cs="Arial" w:eastAsia="Arial" w:hAnsi="Arial"/>
+                <w:b/>
+                <w:bCs/>
                 <w:color w:val="64748B"/>
                 <w:sz w:val="18"/>
                 <w:szCs w:val="18"/>
               </w:rPr>
-              <w:t xml:space="preserve">Date: 28/01/2026</w:t>
+              <w:t xml:space="preserve">Date: </w:t>
+            </w:r>
+            <w:r>
+              <w:rPr>
+                <w:rFonts w:ascii="Arial" w:cs="Arial" w:eastAsia="Arial" w:hAnsi="Arial"/>
+                <w:color w:val="1A1A1A"/>
+                <w:sz w:val="18"/>
+                <w:szCs w:val="18"/>
+              </w:rPr>
+              <w:t xml:space="preserve">28/01/2026</w:t>
             </w:r>
           </w:p>
         </w:tc>
         <w:tc>
           <w:tcPr>
             <w:tcW w:type="dxa" w:w="3590"/>
-            <w:tcMar>
-              <w:top w:type="dxa" w:w="80"/>
-              <w:left w:type="dxa" w:w="20"/>
-              <w:bottom w:type="dxa" w:w="40"/>
-              <w:right w:type="dxa" w:w="20"/>
-            </w:tcMar>
-          </w:tcPr>
-          <w:p>
-            <w:pPr>
-              <w:keepLines/>
+            <w:tcBorders>
+              <w:top w:val="single" w:color="E2E8F0" w:sz="4"/>
+              <w:left w:val="single" w:color="E2E8F0" w:sz="4"/>
+              <w:bottom w:val="single" w:color="E2E8F0" w:sz="4"/>
+              <w:right w:val="single" w:color="E2E8F0" w:sz="4"/>
+            </w:tcBorders>
+            <w:shd w:fill="F8FAFC" w:val="clear"/>
+            <w:tcMar>
+              <w:top w:type="dxa" w:w="60"/>
+              <w:left w:type="dxa" w:w="80"/>
+              <w:bottom w:type="dxa" w:w="60"/>
+              <w:right w:type="dxa" w:w="80"/>
+            </w:tcMar>
+          </w:tcPr>
+          <w:p>
+            <w:pPr>
+              <w:spacing w:after="0" w:before="200"/>
+            </w:pPr>
+          </w:p>
+          <w:p>
+            <w:pPr>
+              <w:pBdr>
+                <w:bottom w:val="single" w:color="0C2340" w:sz="8"/>
+              </w:pBdr>
               <w:spacing w:after="10" w:before="0"/>
             </w:pPr>
-            <w:r>
-              <w:rPr>
-                <w:rFonts w:ascii="Arial" w:cs="Arial" w:eastAsia="Arial" w:hAnsi="Arial"/>
+          </w:p>
+          <w:p>
+            <w:pPr>
+              <w:spacing w:after="30" w:before="0"/>
+            </w:pPr>
+            <w:r>
+              <w:rPr>
+                <w:rFonts w:ascii="Arial" w:cs="Arial" w:eastAsia="Arial" w:hAnsi="Arial"/>
+                <w:b/>
+                <w:bCs/>
                 <w:color w:val="64748B"/>
-                <w:sz w:val="20"/>
-                <w:szCs w:val="20"/>
-              </w:rPr>
-              <w:t xml:space="preserve">_________________________</w:t>
-            </w:r>
-          </w:p>
-          <w:p>
-            <w:pPr>
-              <w:keepLines/>
-              <w:spacing w:after="40" w:before="0"/>
-            </w:pPr>
-            <w:r>
-              <w:rPr>
-                <w:rFonts w:ascii="Arial" w:cs="Arial" w:eastAsia="Arial" w:hAnsi="Arial"/>
-                <w:i/>
-                <w:iCs/>
-                <w:color w:val="64748B"/>
-                <w:sz w:val="16"/>
-                <w:szCs w:val="16"/>
-              </w:rPr>
-              <w:t xml:space="preserve">Signature</w:t>
-            </w:r>
-          </w:p>
-          <w:p>
-            <w:pPr>
-              <w:keepLines/>
-              <w:spacing w:after="20" w:before="0"/>
+                <w:sz w:val="14"/>
+                <w:szCs w:val="14"/>
+              </w:rPr>
+              <w:t xml:space="preserve">SIGNATURE</w:t>
+            </w:r>
+          </w:p>
+          <w:p>
+            <w:pPr>
+              <w:spacing w:after="15" w:before="0"/>
             </w:pPr>
             <w:r>
               <w:rPr>
@@ -1979,8 +1994,7 @@
           </w:p>
           <w:p>
             <w:pPr>
-              <w:keepLines/>
-              <w:spacing w:after="30" w:before="0"/>
+              <w:spacing w:after="20" w:before="0"/>
             </w:pPr>
             <w:r>
               <w:rPr>
@@ -1991,71 +2005,84 @@
                 <w:sz w:val="19"/>
                 <w:szCs w:val="19"/>
               </w:rPr>
-              <w:t xml:space="preserve">SGB Treasurer</w:t>
-            </w:r>
-          </w:p>
-          <w:p>
-            <w:pPr>
-              <w:keepLines/>
-              <w:spacing w:after="0" w:before="30"/>
-            </w:pPr>
-            <w:r>
-              <w:rPr>
-                <w:rFonts w:ascii="Arial" w:cs="Arial" w:eastAsia="Arial" w:hAnsi="Arial"/>
+              <w:t xml:space="preserve">SGB TREASURER</w:t>
+            </w:r>
+          </w:p>
+          <w:p>
+            <w:pPr>
+              <w:spacing w:after="0" w:before="10"/>
+            </w:pPr>
+            <w:r>
+              <w:rPr>
+                <w:rFonts w:ascii="Arial" w:cs="Arial" w:eastAsia="Arial" w:hAnsi="Arial"/>
+                <w:b/>
+                <w:bCs/>
                 <w:color w:val="64748B"/>
                 <w:sz w:val="18"/>
                 <w:szCs w:val="18"/>
               </w:rPr>
-              <w:t xml:space="preserve">Date: 28/01/2026</w:t>
+              <w:t xml:space="preserve">Date: </w:t>
+            </w:r>
+            <w:r>
+              <w:rPr>
+                <w:rFonts w:ascii="Arial" w:cs="Arial" w:eastAsia="Arial" w:hAnsi="Arial"/>
+                <w:color w:val="1A1A1A"/>
+                <w:sz w:val="18"/>
+                <w:szCs w:val="18"/>
+              </w:rPr>
+              <w:t xml:space="preserve">28/01/2026</w:t>
             </w:r>
           </w:p>
         </w:tc>
         <w:tc>
           <w:tcPr>
             <w:tcW w:type="dxa" w:w="3590"/>
-            <w:tcMar>
-              <w:top w:type="dxa" w:w="80"/>
-              <w:left w:type="dxa" w:w="20"/>
-              <w:bottom w:type="dxa" w:w="40"/>
-              <w:right w:type="dxa" w:w="20"/>
-            </w:tcMar>
-          </w:tcPr>
-          <w:p>
-            <w:pPr>
-              <w:keepLines/>
+            <w:tcBorders>
+              <w:top w:val="single" w:color="E2E8F0" w:sz="4"/>
+              <w:left w:val="single" w:color="E2E8F0" w:sz="4"/>
+              <w:bottom w:val="single" w:color="E2E8F0" w:sz="4"/>
+              <w:right w:val="single" w:color="E2E8F0" w:sz="4"/>
+            </w:tcBorders>
+            <w:shd w:fill="F8FAFC" w:val="clear"/>
+            <w:tcMar>
+              <w:top w:type="dxa" w:w="60"/>
+              <w:left w:type="dxa" w:w="80"/>
+              <w:bottom w:type="dxa" w:w="60"/>
+              <w:right w:type="dxa" w:w="80"/>
+            </w:tcMar>
+          </w:tcPr>
+          <w:p>
+            <w:pPr>
+              <w:spacing w:after="0" w:before="200"/>
+            </w:pPr>
+          </w:p>
+          <w:p>
+            <w:pPr>
+              <w:pBdr>
+                <w:bottom w:val="single" w:color="0C2340" w:sz="8"/>
+              </w:pBdr>
               <w:spacing w:after="10" w:before="0"/>
             </w:pPr>
-            <w:r>
-              <w:rPr>
-                <w:rFonts w:ascii="Arial" w:cs="Arial" w:eastAsia="Arial" w:hAnsi="Arial"/>
+          </w:p>
+          <w:p>
+            <w:pPr>
+              <w:spacing w:after="30" w:before="0"/>
+            </w:pPr>
+            <w:r>
+              <w:rPr>
+                <w:rFonts w:ascii="Arial" w:cs="Arial" w:eastAsia="Arial" w:hAnsi="Arial"/>
+                <w:b/>
+                <w:bCs/>
                 <w:color w:val="64748B"/>
-                <w:sz w:val="20"/>
-                <w:szCs w:val="20"/>
-              </w:rPr>
-              <w:t xml:space="preserve">_________________________</w:t>
-            </w:r>
-          </w:p>
-          <w:p>
-            <w:pPr>
-              <w:keepLines/>
-              <w:spacing w:after="40" w:before="0"/>
-            </w:pPr>
-            <w:r>
-              <w:rPr>
-                <w:rFonts w:ascii="Arial" w:cs="Arial" w:eastAsia="Arial" w:hAnsi="Arial"/>
-                <w:i/>
-                <w:iCs/>
-                <w:color w:val="64748B"/>
-                <w:sz w:val="16"/>
-                <w:szCs w:val="16"/>
-              </w:rPr>
-              <w:t xml:space="preserve">Signature</w:t>
-            </w:r>
-          </w:p>
-          <w:p>
-            <w:pPr>
-              <w:keepLines/>
-              <w:spacing w:after="20" w:before="0"/>
+                <w:sz w:val="14"/>
+                <w:szCs w:val="14"/>
+              </w:rPr>
+              <w:t xml:space="preserve">SIGNATURE</w:t>
+            </w:r>
+          </w:p>
+          <w:p>
+            <w:pPr>
+              <w:spacing w:after="15" w:before="0"/>
             </w:pPr>
             <w:r>
               <w:rPr>
@@ -2071,8 +2098,7 @@
           </w:p>
           <w:p>
             <w:pPr>
-              <w:keepLines/>
-              <w:spacing w:after="30" w:before="0"/>
+              <w:spacing w:after="20" w:before="0"/>
             </w:pPr>
             <w:r>
               <w:rPr>
@@ -2083,22 +2109,32 @@
                 <w:sz w:val="19"/>
                 <w:szCs w:val="19"/>
               </w:rPr>
-              <w:t xml:space="preserve">School Principal</w:t>
-            </w:r>
-          </w:p>
-          <w:p>
-            <w:pPr>
-              <w:keepLines/>
-              <w:spacing w:after="0" w:before="30"/>
-            </w:pPr>
-            <w:r>
-              <w:rPr>
-                <w:rFonts w:ascii="Arial" w:cs="Arial" w:eastAsia="Arial" w:hAnsi="Arial"/>
+              <w:t xml:space="preserve">SCHOOL PRINCIPAL</w:t>
+            </w:r>
+          </w:p>
+          <w:p>
+            <w:pPr>
+              <w:spacing w:after="0" w:before="10"/>
+            </w:pPr>
+            <w:r>
+              <w:rPr>
+                <w:rFonts w:ascii="Arial" w:cs="Arial" w:eastAsia="Arial" w:hAnsi="Arial"/>
+                <w:b/>
+                <w:bCs/>
                 <w:color w:val="64748B"/>
                 <w:sz w:val="18"/>
                 <w:szCs w:val="18"/>
               </w:rPr>
-              <w:t xml:space="preserve">Date: 28/01/2026</w:t>
+              <w:t xml:space="preserve">Date: </w:t>
+            </w:r>
+            <w:r>
+              <w:rPr>
+                <w:rFonts w:ascii="Arial" w:cs="Arial" w:eastAsia="Arial" w:hAnsi="Arial"/>
+                <w:color w:val="1A1A1A"/>
+                <w:sz w:val="18"/>
+                <w:szCs w:val="18"/>
+              </w:rPr>
+              <w:t xml:space="preserve">28/01/2026</w:t>
             </w:r>
           </w:p>
         </w:tc>

--- a/SGB_Functionality_Audit_2026/01_SGB_Constitution/03_Signed_Attendance_Register_2026-01-28.docx
+++ b/SGB_Functionality_Audit_2026/01_SGB_Constitution/03_Signed_Attendance_Register_2026-01-28.docx
@@ -1738,6 +1738,12 @@
         <w:t xml:space="preserve">Alumanye Nxele (Head Boy / Learner Rep) — Apology (Academic commitments)</w:t>
       </w:r>
     </w:p>
+    <w:p>
+      <w:pPr>
+        <w:pageBreakBefore/>
+        <w:spacing w:after="0" w:before="0"/>
+      </w:pPr>
+    </w:p>
     <w:tbl>
       <w:tblPr>
         <w:tblW w:type="dxa" w:w="10771"/>
@@ -1830,12 +1836,11 @@
           <w:tcPr>
             <w:tcW w:type="dxa" w:w="3590"/>
             <w:tcBorders>
-              <w:top w:val="single" w:color="E2E8F0" w:sz="4"/>
-              <w:left w:val="single" w:color="E2E8F0" w:sz="4"/>
-              <w:bottom w:val="single" w:color="E2E8F0" w:sz="4"/>
-              <w:right w:val="single" w:color="E2E8F0" w:sz="4"/>
+              <w:top w:val="single" w:color="CBD5E1" w:sz="4"/>
+              <w:left w:val="single" w:color="CBD5E1" w:sz="4"/>
+              <w:bottom w:val="single" w:color="CBD5E1" w:sz="4"/>
+              <w:right w:val="single" w:color="CBD5E1" w:sz="4"/>
             </w:tcBorders>
-            <w:shd w:fill="F8FAFC" w:val="clear"/>
             <w:tcMar>
               <w:top w:type="dxa" w:w="60"/>
               <w:left w:type="dxa" w:w="80"/>
@@ -1934,12 +1939,11 @@
           <w:tcPr>
             <w:tcW w:type="dxa" w:w="3590"/>
             <w:tcBorders>
-              <w:top w:val="single" w:color="E2E8F0" w:sz="4"/>
-              <w:left w:val="single" w:color="E2E8F0" w:sz="4"/>
-              <w:bottom w:val="single" w:color="E2E8F0" w:sz="4"/>
-              <w:right w:val="single" w:color="E2E8F0" w:sz="4"/>
+              <w:top w:val="single" w:color="CBD5E1" w:sz="4"/>
+              <w:left w:val="single" w:color="CBD5E1" w:sz="4"/>
+              <w:bottom w:val="single" w:color="CBD5E1" w:sz="4"/>
+              <w:right w:val="single" w:color="CBD5E1" w:sz="4"/>
             </w:tcBorders>
-            <w:shd w:fill="F8FAFC" w:val="clear"/>
             <w:tcMar>
               <w:top w:type="dxa" w:w="60"/>
               <w:left w:type="dxa" w:w="80"/>
@@ -2038,12 +2042,11 @@
           <w:tcPr>
             <w:tcW w:type="dxa" w:w="3590"/>
             <w:tcBorders>
-              <w:top w:val="single" w:color="E2E8F0" w:sz="4"/>
-              <w:left w:val="single" w:color="E2E8F0" w:sz="4"/>
-              <w:bottom w:val="single" w:color="E2E8F0" w:sz="4"/>
-              <w:right w:val="single" w:color="E2E8F0" w:sz="4"/>
+              <w:top w:val="single" w:color="CBD5E1" w:sz="4"/>
+              <w:left w:val="single" w:color="CBD5E1" w:sz="4"/>
+              <w:bottom w:val="single" w:color="CBD5E1" w:sz="4"/>
+              <w:right w:val="single" w:color="CBD5E1" w:sz="4"/>
             </w:tcBorders>
-            <w:shd w:fill="F8FAFC" w:val="clear"/>
             <w:tcMar>
               <w:top w:type="dxa" w:w="60"/>
               <w:left w:type="dxa" w:w="80"/>

--- a/SGB_Functionality_Audit_2026/01_SGB_Constitution/03_Signed_Attendance_Register_2026-01-28.docx
+++ b/SGB_Functionality_Audit_2026/01_SGB_Constitution/03_Signed_Attendance_Register_2026-01-28.docx
@@ -1863,7 +1863,7 @@
           </w:p>
           <w:p>
             <w:pPr>
-              <w:spacing w:after="30" w:before="0"/>
+              <w:spacing w:after="90" w:before="0"/>
             </w:pPr>
             <w:r>
               <w:rPr>
@@ -1911,7 +1911,8 @@
           </w:p>
           <w:p>
             <w:pPr>
-              <w:spacing w:after="0" w:before="10"/>
+              <w:spacing w:after="0" w:before="40"/>
+              <w:jc w:val="right"/>
             </w:pPr>
             <w:r>
               <w:rPr>
@@ -1922,7 +1923,7 @@
                 <w:sz w:val="18"/>
                 <w:szCs w:val="18"/>
               </w:rPr>
-              <w:t xml:space="preserve">Date: </w:t>
+              <w:t xml:space="preserve">DATE: </w:t>
             </w:r>
             <w:r>
               <w:rPr>
@@ -1966,7 +1967,7 @@
           </w:p>
           <w:p>
             <w:pPr>
-              <w:spacing w:after="30" w:before="0"/>
+              <w:spacing w:after="90" w:before="0"/>
             </w:pPr>
             <w:r>
               <w:rPr>
@@ -2014,7 +2015,8 @@
           </w:p>
           <w:p>
             <w:pPr>
-              <w:spacing w:after="0" w:before="10"/>
+              <w:spacing w:after="0" w:before="40"/>
+              <w:jc w:val="right"/>
             </w:pPr>
             <w:r>
               <w:rPr>
@@ -2025,7 +2027,7 @@
                 <w:sz w:val="18"/>
                 <w:szCs w:val="18"/>
               </w:rPr>
-              <w:t xml:space="preserve">Date: </w:t>
+              <w:t xml:space="preserve">DATE: </w:t>
             </w:r>
             <w:r>
               <w:rPr>
@@ -2069,7 +2071,7 @@
           </w:p>
           <w:p>
             <w:pPr>
-              <w:spacing w:after="30" w:before="0"/>
+              <w:spacing w:after="90" w:before="0"/>
             </w:pPr>
             <w:r>
               <w:rPr>
@@ -2117,7 +2119,8 @@
           </w:p>
           <w:p>
             <w:pPr>
-              <w:spacing w:after="0" w:before="10"/>
+              <w:spacing w:after="0" w:before="40"/>
+              <w:jc w:val="right"/>
             </w:pPr>
             <w:r>
               <w:rPr>
@@ -2128,7 +2131,7 @@
                 <w:sz w:val="18"/>
                 <w:szCs w:val="18"/>
               </w:rPr>
-              <w:t xml:space="preserve">Date: </w:t>
+              <w:t xml:space="preserve">DATE: </w:t>
             </w:r>
             <w:r>
               <w:rPr>

--- a/SGB_Functionality_Audit_2026/01_SGB_Constitution/03_Signed_Attendance_Register_2026-01-28.docx
+++ b/SGB_Functionality_Audit_2026/01_SGB_Constitution/03_Signed_Attendance_Register_2026-01-28.docx
@@ -1260,6 +1260,7 @@
     </w:p>
     <w:p>
       <w:pPr>
+        <w:keepLines/>
         <w:tabs>
           <w:tab w:val="left" w:pos="1700"/>
         </w:tabs>
@@ -1300,6 +1301,7 @@
     </w:p>
     <w:p>
       <w:pPr>
+        <w:keepLines/>
         <w:tabs>
           <w:tab w:val="left" w:pos="1700"/>
         </w:tabs>
@@ -1340,6 +1342,7 @@
     </w:p>
     <w:p>
       <w:pPr>
+        <w:keepLines/>
         <w:tabs>
           <w:tab w:val="left" w:pos="1700"/>
         </w:tabs>
@@ -1380,6 +1383,7 @@
     </w:p>
     <w:p>
       <w:pPr>
+        <w:keepLines/>
         <w:tabs>
           <w:tab w:val="left" w:pos="1700"/>
         </w:tabs>
@@ -1460,6 +1464,7 @@
     </w:p>
     <w:p>
       <w:pPr>
+        <w:keepLines/>
         <w:tabs>
           <w:tab w:val="left" w:pos="1700"/>
         </w:tabs>
@@ -1540,6 +1545,7 @@
     </w:p>
     <w:p>
       <w:pPr>
+        <w:keepLines/>
         <w:tabs>
           <w:tab w:val="left" w:pos="1700"/>
         </w:tabs>
@@ -1620,6 +1626,7 @@
     </w:p>
     <w:p>
       <w:pPr>
+        <w:keepLines/>
         <w:tabs>
           <w:tab w:val="left" w:pos="1700"/>
         </w:tabs>
@@ -1660,6 +1667,7 @@
     </w:p>
     <w:p>
       <w:pPr>
+        <w:keepLines/>
         <w:tabs>
           <w:tab w:val="left" w:pos="1700"/>
         </w:tabs>
@@ -1700,6 +1708,7 @@
     </w:p>
     <w:p>
       <w:pPr>
+        <w:keepLines/>
         <w:tabs>
           <w:tab w:val="left" w:pos="1700"/>
         </w:tabs>
@@ -1747,16 +1756,19 @@
     <w:tbl>
       <w:tblPr>
         <w:tblW w:type="dxa" w:w="10771"/>
+        <w:jc w:val="center"/>
         <w:tblBorders>
-          <w:top w:val="none"/>
-          <w:left w:val="none"/>
-          <w:bottom w:val="none"/>
-          <w:right w:val="none"/>
-          <w:insideH w:val="none"/>
-          <w:insideV w:val="none"/>
+          <w:top w:val="single" w:color="auto" w:sz="4"/>
+          <w:left w:val="single" w:color="auto" w:sz="4"/>
+          <w:bottom w:val="single" w:color="auto" w:sz="4"/>
+          <w:right w:val="single" w:color="auto" w:sz="4"/>
+          <w:insideH w:val="single" w:color="auto" w:sz="4"/>
+          <w:insideV w:val="single" w:color="auto" w:sz="4"/>
         </w:tblBorders>
       </w:tblPr>
       <w:tblGrid>
+        <w:gridCol w:w="100"/>
+        <w:gridCol w:w="100"/>
         <w:gridCol w:w="100"/>
         <w:gridCol w:w="100"/>
         <w:gridCol w:w="100"/>
@@ -1768,7 +1780,7 @@
         <w:tc>
           <w:tcPr>
             <w:tcW w:type="dxa" w:w="10771"/>
-            <w:gridSpan w:val="3"/>
+            <w:gridSpan w:val="5"/>
             <w:tcMar>
               <w:top w:type="dxa" w:w="160"/>
               <w:left w:type="dxa" w:w="0"/>
@@ -1802,7 +1814,7 @@
         <w:tc>
           <w:tcPr>
             <w:tcW w:type="dxa" w:w="10771"/>
-            <w:gridSpan w:val="3"/>
+            <w:gridSpan w:val="5"/>
             <w:tcMar>
               <w:top w:type="dxa" w:w="20"/>
               <w:left w:type="dxa" w:w="0"/>
@@ -1834,7 +1846,7 @@
         </w:trPr>
         <w:tc>
           <w:tcPr>
-            <w:tcW w:type="dxa" w:w="3590"/>
+            <w:tcW w:type="dxa" w:w="3401"/>
             <w:tcBorders>
               <w:top w:val="single" w:color="CBD5E1" w:sz="4"/>
               <w:left w:val="single" w:color="CBD5E1" w:sz="4"/>
@@ -1842,10 +1854,10 @@
               <w:right w:val="single" w:color="CBD5E1" w:sz="4"/>
             </w:tcBorders>
             <w:tcMar>
-              <w:top w:type="dxa" w:w="60"/>
-              <w:left w:type="dxa" w:w="80"/>
-              <w:bottom w:type="dxa" w:w="60"/>
-              <w:right w:type="dxa" w:w="80"/>
+              <w:top w:type="dxa" w:w="120"/>
+              <w:left w:type="dxa" w:w="140"/>
+              <w:bottom w:type="dxa" w:w="120"/>
+              <w:right w:type="dxa" w:w="140"/>
             </w:tcMar>
           </w:tcPr>
           <w:p>
@@ -1938,7 +1950,29 @@
         </w:tc>
         <w:tc>
           <w:tcPr>
-            <w:tcW w:type="dxa" w:w="3590"/>
+            <w:tcW w:type="dxa" w:w="283"/>
+            <w:tcBorders>
+              <w:top w:val="none"/>
+              <w:left w:val="none"/>
+              <w:bottom w:val="none"/>
+              <w:right w:val="none"/>
+            </w:tcBorders>
+            <w:tcMar>
+              <w:top w:type="dxa" w:w="0"/>
+              <w:left w:type="dxa" w:w="0"/>
+              <w:bottom w:type="dxa" w:w="0"/>
+              <w:right w:type="dxa" w:w="0"/>
+            </w:tcMar>
+          </w:tcPr>
+          <w:p>
+            <w:pPr>
+              <w:spacing w:after="0" w:before="0"/>
+            </w:pPr>
+          </w:p>
+        </w:tc>
+        <w:tc>
+          <w:tcPr>
+            <w:tcW w:type="dxa" w:w="3401"/>
             <w:tcBorders>
               <w:top w:val="single" w:color="CBD5E1" w:sz="4"/>
               <w:left w:val="single" w:color="CBD5E1" w:sz="4"/>
@@ -1946,10 +1980,10 @@
               <w:right w:val="single" w:color="CBD5E1" w:sz="4"/>
             </w:tcBorders>
             <w:tcMar>
-              <w:top w:type="dxa" w:w="60"/>
-              <w:left w:type="dxa" w:w="80"/>
-              <w:bottom w:type="dxa" w:w="60"/>
-              <w:right w:type="dxa" w:w="80"/>
+              <w:top w:type="dxa" w:w="120"/>
+              <w:left w:type="dxa" w:w="140"/>
+              <w:bottom w:type="dxa" w:w="120"/>
+              <w:right w:type="dxa" w:w="140"/>
             </w:tcMar>
           </w:tcPr>
           <w:p>
@@ -2042,7 +2076,29 @@
         </w:tc>
         <w:tc>
           <w:tcPr>
-            <w:tcW w:type="dxa" w:w="3590"/>
+            <w:tcW w:type="dxa" w:w="283"/>
+            <w:tcBorders>
+              <w:top w:val="none"/>
+              <w:left w:val="none"/>
+              <w:bottom w:val="none"/>
+              <w:right w:val="none"/>
+            </w:tcBorders>
+            <w:tcMar>
+              <w:top w:type="dxa" w:w="0"/>
+              <w:left w:type="dxa" w:w="0"/>
+              <w:bottom w:type="dxa" w:w="0"/>
+              <w:right w:type="dxa" w:w="0"/>
+            </w:tcMar>
+          </w:tcPr>
+          <w:p>
+            <w:pPr>
+              <w:spacing w:after="0" w:before="0"/>
+            </w:pPr>
+          </w:p>
+        </w:tc>
+        <w:tc>
+          <w:tcPr>
+            <w:tcW w:type="dxa" w:w="3401"/>
             <w:tcBorders>
               <w:top w:val="single" w:color="CBD5E1" w:sz="4"/>
               <w:left w:val="single" w:color="CBD5E1" w:sz="4"/>
@@ -2050,10 +2106,10 @@
               <w:right w:val="single" w:color="CBD5E1" w:sz="4"/>
             </w:tcBorders>
             <w:tcMar>
-              <w:top w:type="dxa" w:w="60"/>
-              <w:left w:type="dxa" w:w="80"/>
-              <w:bottom w:type="dxa" w:w="60"/>
-              <w:right w:type="dxa" w:w="80"/>
+              <w:top w:type="dxa" w:w="120"/>
+              <w:left w:type="dxa" w:w="140"/>
+              <w:bottom w:type="dxa" w:w="120"/>
+              <w:right w:type="dxa" w:w="140"/>
             </w:tcMar>
           </w:tcPr>
           <w:p>

--- a/SGB_Functionality_Audit_2026/01_SGB_Constitution/03_Signed_Attendance_Register_2026-01-28.docx
+++ b/SGB_Functionality_Audit_2026/01_SGB_Constitution/03_Signed_Attendance_Register_2026-01-28.docx
@@ -1753,22 +1753,53 @@
         <w:spacing w:after="0" w:before="0"/>
       </w:pPr>
     </w:p>
+    <w:p>
+      <w:pPr>
+        <w:keepLines/>
+        <w:spacing w:after="40" w:before="160"/>
+      </w:pPr>
+      <w:r>
+        <w:rPr>
+          <w:rFonts w:ascii="Arial" w:cs="Arial" w:eastAsia="Arial" w:hAnsi="Arial"/>
+          <w:b/>
+          <w:bCs/>
+          <w:color w:val="0C2340"/>
+          <w:sz w:val="22"/>
+          <w:szCs w:val="22"/>
+        </w:rPr>
+        <w:t xml:space="preserve">VERIFICATION OF ATTENDANCE AND QUORUM</w:t>
+      </w:r>
+    </w:p>
+    <w:p>
+      <w:pPr>
+        <w:keepLines/>
+        <w:spacing w:after="120" w:before="20" w:line="276"/>
+        <w:jc w:val="both"/>
+      </w:pPr>
+      <w:r>
+        <w:rPr>
+          <w:rFonts w:ascii="Arial" w:cs="Arial" w:eastAsia="Arial" w:hAnsi="Arial"/>
+          <w:color w:val="1A1A1A"/>
+          <w:sz w:val="20"/>
+          <w:szCs w:val="20"/>
+        </w:rPr>
+        <w:t xml:space="preserve">We hereby certify that the attendance recorded above represents the true and correct attendance of the SGB meeting held on 28 January 2026:</w:t>
+      </w:r>
+    </w:p>
     <w:tbl>
       <w:tblPr>
         <w:tblW w:type="dxa" w:w="10771"/>
         <w:jc w:val="center"/>
         <w:tblBorders>
-          <w:top w:val="single" w:color="auto" w:sz="4"/>
-          <w:left w:val="single" w:color="auto" w:sz="4"/>
-          <w:bottom w:val="single" w:color="auto" w:sz="4"/>
-          <w:right w:val="single" w:color="auto" w:sz="4"/>
-          <w:insideH w:val="single" w:color="auto" w:sz="4"/>
-          <w:insideV w:val="single" w:color="auto" w:sz="4"/>
+          <w:top w:val="none"/>
+          <w:left w:val="none"/>
+          <w:bottom w:val="none"/>
+          <w:right w:val="none"/>
+          <w:insideH w:val="none"/>
+          <w:insideV w:val="none"/>
         </w:tblBorders>
       </w:tblPr>
       <w:tblGrid>
-        <w:gridCol w:w="100"/>
-        <w:gridCol w:w="100"/>
         <w:gridCol w:w="100"/>
         <w:gridCol w:w="100"/>
         <w:gridCol w:w="100"/>
@@ -1779,178 +1810,7 @@
         </w:trPr>
         <w:tc>
           <w:tcPr>
-            <w:tcW w:type="dxa" w:w="10771"/>
-            <w:gridSpan w:val="5"/>
-            <w:tcMar>
-              <w:top w:type="dxa" w:w="160"/>
-              <w:left w:type="dxa" w:w="0"/>
-              <w:bottom w:type="dxa" w:w="40"/>
-              <w:right w:type="dxa" w:w="0"/>
-            </w:tcMar>
-          </w:tcPr>
-          <w:p>
-            <w:pPr>
-              <w:keepLines/>
-              <w:spacing w:after="40" w:before="160"/>
-            </w:pPr>
-            <w:r>
-              <w:rPr>
-                <w:rFonts w:ascii="Arial" w:cs="Arial" w:eastAsia="Arial" w:hAnsi="Arial"/>
-                <w:b/>
-                <w:bCs/>
-                <w:color w:val="0C2340"/>
-                <w:sz w:val="22"/>
-                <w:szCs w:val="22"/>
-              </w:rPr>
-              <w:t xml:space="preserve">VERIFICATION OF ATTENDANCE AND QUORUM</w:t>
-            </w:r>
-          </w:p>
-        </w:tc>
-      </w:tr>
-      <w:tr>
-        <w:trPr>
-          <w:cantSplit/>
-        </w:trPr>
-        <w:tc>
-          <w:tcPr>
-            <w:tcW w:type="dxa" w:w="10771"/>
-            <w:gridSpan w:val="5"/>
-            <w:tcMar>
-              <w:top w:type="dxa" w:w="20"/>
-              <w:left w:type="dxa" w:w="0"/>
-              <w:bottom w:type="dxa" w:w="80"/>
-              <w:right w:type="dxa" w:w="0"/>
-            </w:tcMar>
-          </w:tcPr>
-          <w:p>
-            <w:pPr>
-              <w:keepLines/>
-              <w:spacing w:after="80" w:before="20" w:line="276"/>
-              <w:jc w:val="both"/>
-            </w:pPr>
-            <w:r>
-              <w:rPr>
-                <w:rFonts w:ascii="Arial" w:cs="Arial" w:eastAsia="Arial" w:hAnsi="Arial"/>
-                <w:color w:val="1A1A1A"/>
-                <w:sz w:val="20"/>
-                <w:szCs w:val="20"/>
-              </w:rPr>
-              <w:t xml:space="preserve">We hereby certify that the attendance recorded above represents the true and correct attendance of the SGB meeting held on 28 January 2026:</w:t>
-            </w:r>
-          </w:p>
-        </w:tc>
-      </w:tr>
-      <w:tr>
-        <w:trPr>
-          <w:cantSplit/>
-        </w:trPr>
-        <w:tc>
-          <w:tcPr>
-            <w:tcW w:type="dxa" w:w="3401"/>
-            <w:tcBorders>
-              <w:top w:val="single" w:color="CBD5E1" w:sz="4"/>
-              <w:left w:val="single" w:color="CBD5E1" w:sz="4"/>
-              <w:bottom w:val="single" w:color="CBD5E1" w:sz="4"/>
-              <w:right w:val="single" w:color="CBD5E1" w:sz="4"/>
-            </w:tcBorders>
-            <w:tcMar>
-              <w:top w:type="dxa" w:w="120"/>
-              <w:left w:type="dxa" w:w="140"/>
-              <w:bottom w:type="dxa" w:w="120"/>
-              <w:right w:type="dxa" w:w="140"/>
-            </w:tcMar>
-          </w:tcPr>
-          <w:p>
-            <w:pPr>
-              <w:spacing w:after="0" w:before="200"/>
-            </w:pPr>
-          </w:p>
-          <w:p>
-            <w:pPr>
-              <w:pBdr>
-                <w:bottom w:val="single" w:color="0C2340" w:sz="8"/>
-              </w:pBdr>
-              <w:spacing w:after="10" w:before="0"/>
-            </w:pPr>
-          </w:p>
-          <w:p>
-            <w:pPr>
-              <w:spacing w:after="90" w:before="0"/>
-            </w:pPr>
-            <w:r>
-              <w:rPr>
-                <w:rFonts w:ascii="Arial" w:cs="Arial" w:eastAsia="Arial" w:hAnsi="Arial"/>
-                <w:b/>
-                <w:bCs/>
-                <w:color w:val="64748B"/>
-                <w:sz w:val="14"/>
-                <w:szCs w:val="14"/>
-              </w:rPr>
-              <w:t xml:space="preserve">SIGNATURE</w:t>
-            </w:r>
-          </w:p>
-          <w:p>
-            <w:pPr>
-              <w:spacing w:after="15" w:before="0"/>
-            </w:pPr>
-            <w:r>
-              <w:rPr>
-                <w:rFonts w:ascii="Arial" w:cs="Arial" w:eastAsia="Arial" w:hAnsi="Arial"/>
-                <w:b/>
-                <w:bCs/>
-                <w:color w:val="1A1A1A"/>
-                <w:sz w:val="20"/>
-                <w:szCs w:val="20"/>
-              </w:rPr>
-              <w:t xml:space="preserve">Mr. K. Dyasi</w:t>
-            </w:r>
-          </w:p>
-          <w:p>
-            <w:pPr>
-              <w:spacing w:after="20" w:before="0"/>
-            </w:pPr>
-            <w:r>
-              <w:rPr>
-                <w:rFonts w:ascii="Arial" w:cs="Arial" w:eastAsia="Arial" w:hAnsi="Arial"/>
-                <w:b/>
-                <w:bCs/>
-                <w:color w:val="0C2340"/>
-                <w:sz w:val="19"/>
-                <w:szCs w:val="19"/>
-              </w:rPr>
-              <w:t xml:space="preserve">SGB CHAIRPERSON</w:t>
-            </w:r>
-          </w:p>
-          <w:p>
-            <w:pPr>
-              <w:spacing w:after="0" w:before="40"/>
-              <w:jc w:val="right"/>
-            </w:pPr>
-            <w:r>
-              <w:rPr>
-                <w:rFonts w:ascii="Arial" w:cs="Arial" w:eastAsia="Arial" w:hAnsi="Arial"/>
-                <w:b/>
-                <w:bCs/>
-                <w:color w:val="64748B"/>
-                <w:sz w:val="18"/>
-                <w:szCs w:val="18"/>
-              </w:rPr>
-              <w:t xml:space="preserve">DATE: </w:t>
-            </w:r>
-            <w:r>
-              <w:rPr>
-                <w:rFonts w:ascii="Arial" w:cs="Arial" w:eastAsia="Arial" w:hAnsi="Arial"/>
-                <w:color w:val="1A1A1A"/>
-                <w:sz w:val="18"/>
-                <w:szCs w:val="18"/>
-              </w:rPr>
-              <w:t xml:space="preserve">28/01/2026</w:t>
-            </w:r>
-          </w:p>
-        </w:tc>
-        <w:tc>
-          <w:tcPr>
-            <w:tcW w:type="dxa" w:w="283"/>
+            <w:tcW w:type="dxa" w:w="3590"/>
             <w:tcBorders>
               <w:top w:val="none"/>
               <w:left w:val="none"/>
@@ -1958,37 +1818,15 @@
               <w:right w:val="none"/>
             </w:tcBorders>
             <w:tcMar>
-              <w:top w:type="dxa" w:w="0"/>
-              <w:left w:type="dxa" w:w="0"/>
-              <w:bottom w:type="dxa" w:w="0"/>
-              <w:right w:type="dxa" w:w="0"/>
-            </w:tcMar>
-          </w:tcPr>
-          <w:p>
-            <w:pPr>
-              <w:spacing w:after="0" w:before="0"/>
-            </w:pPr>
-          </w:p>
-        </w:tc>
-        <w:tc>
-          <w:tcPr>
-            <w:tcW w:type="dxa" w:w="3401"/>
-            <w:tcBorders>
-              <w:top w:val="single" w:color="CBD5E1" w:sz="4"/>
-              <w:left w:val="single" w:color="CBD5E1" w:sz="4"/>
-              <w:bottom w:val="single" w:color="CBD5E1" w:sz="4"/>
-              <w:right w:val="single" w:color="CBD5E1" w:sz="4"/>
-            </w:tcBorders>
-            <w:tcMar>
-              <w:top w:type="dxa" w:w="120"/>
+              <w:top w:type="dxa" w:w="40"/>
               <w:left w:type="dxa" w:w="140"/>
-              <w:bottom w:type="dxa" w:w="120"/>
+              <w:bottom w:type="dxa" w:w="80"/>
               <w:right w:type="dxa" w:w="140"/>
             </w:tcMar>
           </w:tcPr>
           <w:p>
             <w:pPr>
-              <w:spacing w:after="0" w:before="200"/>
+              <w:spacing w:after="0" w:before="180"/>
             </w:pPr>
           </w:p>
           <w:p>
@@ -2028,7 +1866,7 @@
                 <w:sz w:val="20"/>
                 <w:szCs w:val="20"/>
               </w:rPr>
-              <w:t xml:space="preserve">Mr. A. Gushmani</w:t>
+              <w:t xml:space="preserve">Mr. K. Dyasi</w:t>
             </w:r>
           </w:p>
           <w:p>
@@ -2044,7 +1882,7 @@
                 <w:sz w:val="19"/>
                 <w:szCs w:val="19"/>
               </w:rPr>
-              <w:t xml:space="preserve">SGB TREASURER</w:t>
+              <w:t xml:space="preserve">SGB CHAIRPERSON</w:t>
             </w:r>
           </w:p>
           <w:p>
@@ -2076,7 +1914,7 @@
         </w:tc>
         <w:tc>
           <w:tcPr>
-            <w:tcW w:type="dxa" w:w="283"/>
+            <w:tcW w:type="dxa" w:w="3590"/>
             <w:tcBorders>
               <w:top w:val="none"/>
               <w:left w:val="none"/>
@@ -2084,37 +1922,119 @@
               <w:right w:val="none"/>
             </w:tcBorders>
             <w:tcMar>
-              <w:top w:type="dxa" w:w="0"/>
-              <w:left w:type="dxa" w:w="0"/>
-              <w:bottom w:type="dxa" w:w="0"/>
-              <w:right w:type="dxa" w:w="0"/>
-            </w:tcMar>
-          </w:tcPr>
-          <w:p>
-            <w:pPr>
-              <w:spacing w:after="0" w:before="0"/>
-            </w:pPr>
-          </w:p>
-        </w:tc>
-        <w:tc>
-          <w:tcPr>
-            <w:tcW w:type="dxa" w:w="3401"/>
+              <w:top w:type="dxa" w:w="40"/>
+              <w:left w:type="dxa" w:w="140"/>
+              <w:bottom w:type="dxa" w:w="80"/>
+              <w:right w:type="dxa" w:w="140"/>
+            </w:tcMar>
+          </w:tcPr>
+          <w:p>
+            <w:pPr>
+              <w:spacing w:after="0" w:before="180"/>
+            </w:pPr>
+          </w:p>
+          <w:p>
+            <w:pPr>
+              <w:pBdr>
+                <w:bottom w:val="single" w:color="0C2340" w:sz="8"/>
+              </w:pBdr>
+              <w:spacing w:after="10" w:before="0"/>
+            </w:pPr>
+          </w:p>
+          <w:p>
+            <w:pPr>
+              <w:spacing w:after="90" w:before="0"/>
+            </w:pPr>
+            <w:r>
+              <w:rPr>
+                <w:rFonts w:ascii="Arial" w:cs="Arial" w:eastAsia="Arial" w:hAnsi="Arial"/>
+                <w:b/>
+                <w:bCs/>
+                <w:color w:val="64748B"/>
+                <w:sz w:val="14"/>
+                <w:szCs w:val="14"/>
+              </w:rPr>
+              <w:t xml:space="preserve">SIGNATURE</w:t>
+            </w:r>
+          </w:p>
+          <w:p>
+            <w:pPr>
+              <w:spacing w:after="15" w:before="0"/>
+            </w:pPr>
+            <w:r>
+              <w:rPr>
+                <w:rFonts w:ascii="Arial" w:cs="Arial" w:eastAsia="Arial" w:hAnsi="Arial"/>
+                <w:b/>
+                <w:bCs/>
+                <w:color w:val="1A1A1A"/>
+                <w:sz w:val="20"/>
+                <w:szCs w:val="20"/>
+              </w:rPr>
+              <w:t xml:space="preserve">Mr. A. Gushmani</w:t>
+            </w:r>
+          </w:p>
+          <w:p>
+            <w:pPr>
+              <w:spacing w:after="20" w:before="0"/>
+            </w:pPr>
+            <w:r>
+              <w:rPr>
+                <w:rFonts w:ascii="Arial" w:cs="Arial" w:eastAsia="Arial" w:hAnsi="Arial"/>
+                <w:b/>
+                <w:bCs/>
+                <w:color w:val="0C2340"/>
+                <w:sz w:val="19"/>
+                <w:szCs w:val="19"/>
+              </w:rPr>
+              <w:t xml:space="preserve">SGB TREASURER</w:t>
+            </w:r>
+          </w:p>
+          <w:p>
+            <w:pPr>
+              <w:spacing w:after="0" w:before="40"/>
+              <w:jc w:val="right"/>
+            </w:pPr>
+            <w:r>
+              <w:rPr>
+                <w:rFonts w:ascii="Arial" w:cs="Arial" w:eastAsia="Arial" w:hAnsi="Arial"/>
+                <w:b/>
+                <w:bCs/>
+                <w:color w:val="64748B"/>
+                <w:sz w:val="18"/>
+                <w:szCs w:val="18"/>
+              </w:rPr>
+              <w:t xml:space="preserve">DATE: </w:t>
+            </w:r>
+            <w:r>
+              <w:rPr>
+                <w:rFonts w:ascii="Arial" w:cs="Arial" w:eastAsia="Arial" w:hAnsi="Arial"/>
+                <w:color w:val="1A1A1A"/>
+                <w:sz w:val="18"/>
+                <w:szCs w:val="18"/>
+              </w:rPr>
+              <w:t xml:space="preserve">28/01/2026</w:t>
+            </w:r>
+          </w:p>
+        </w:tc>
+        <w:tc>
+          <w:tcPr>
+            <w:tcW w:type="dxa" w:w="3590"/>
             <w:tcBorders>
-              <w:top w:val="single" w:color="CBD5E1" w:sz="4"/>
-              <w:left w:val="single" w:color="CBD5E1" w:sz="4"/>
-              <w:bottom w:val="single" w:color="CBD5E1" w:sz="4"/>
-              <w:right w:val="single" w:color="CBD5E1" w:sz="4"/>
+              <w:top w:val="none"/>
+              <w:left w:val="none"/>
+              <w:bottom w:val="none"/>
+              <w:right w:val="none"/>
             </w:tcBorders>
             <w:tcMar>
-              <w:top w:type="dxa" w:w="120"/>
+              <w:top w:type="dxa" w:w="40"/>
               <w:left w:type="dxa" w:w="140"/>
-              <w:bottom w:type="dxa" w:w="120"/>
+              <w:bottom w:type="dxa" w:w="80"/>
               <w:right w:type="dxa" w:w="140"/>
             </w:tcMar>
           </w:tcPr>
           <w:p>
             <w:pPr>
-              <w:spacing w:after="0" w:before="200"/>
+              <w:spacing w:after="0" w:before="180"/>
             </w:pPr>
           </w:p>
           <w:p>

--- a/SGB_Functionality_Audit_2026/01_SGB_Constitution/03_Signed_Attendance_Register_2026-01-28.docx
+++ b/SGB_Functionality_Audit_2026/01_SGB_Constitution/03_Signed_Attendance_Register_2026-01-28.docx
@@ -942,6 +942,7 @@
     </w:p>
     <w:p>
       <w:pPr>
+        <w:keepLines/>
         <w:tabs>
           <w:tab w:val="left" w:pos="566"/>
         </w:tabs>
@@ -981,6 +982,7 @@
     </w:p>
     <w:p>
       <w:pPr>
+        <w:keepLines/>
         <w:tabs>
           <w:tab w:val="left" w:pos="566"/>
         </w:tabs>
@@ -1021,6 +1023,7 @@
     </w:p>
     <w:p>
       <w:pPr>
+        <w:keepLines/>
         <w:tabs>
           <w:tab w:val="left" w:pos="566"/>
         </w:tabs>
@@ -1061,6 +1064,7 @@
     </w:p>
     <w:p>
       <w:pPr>
+        <w:keepLines/>
         <w:tabs>
           <w:tab w:val="left" w:pos="566"/>
         </w:tabs>
@@ -1101,6 +1105,7 @@
     </w:p>
     <w:p>
       <w:pPr>
+        <w:keepLines/>
         <w:tabs>
           <w:tab w:val="left" w:pos="566"/>
         </w:tabs>
@@ -1141,6 +1146,7 @@
     </w:p>
     <w:p>
       <w:pPr>
+        <w:keepLines/>
         <w:tabs>
           <w:tab w:val="left" w:pos="566"/>
         </w:tabs>
@@ -1181,6 +1187,7 @@
     </w:p>
     <w:p>
       <w:pPr>
+        <w:keepLines/>
         <w:tabs>
           <w:tab w:val="left" w:pos="566"/>
         </w:tabs>
@@ -1220,6 +1227,7 @@
     </w:p>
     <w:p>
       <w:pPr>
+        <w:keepLines/>
         <w:tabs>
           <w:tab w:val="left" w:pos="566"/>
         </w:tabs>
@@ -1424,6 +1432,7 @@
     </w:p>
     <w:p>
       <w:pPr>
+        <w:keepLines/>
         <w:tabs>
           <w:tab w:val="left" w:pos="566"/>
         </w:tabs>
@@ -1505,6 +1514,7 @@
     </w:p>
     <w:p>
       <w:pPr>
+        <w:keepLines/>
         <w:tabs>
           <w:tab w:val="left" w:pos="566"/>
         </w:tabs>
@@ -1586,6 +1596,7 @@
     </w:p>
     <w:p>
       <w:pPr>
+        <w:keepLines/>
         <w:tabs>
           <w:tab w:val="left" w:pos="566"/>
         </w:tabs>

--- a/SGB_Functionality_Audit_2026/01_SGB_Constitution/03_Signed_Attendance_Register_2026-01-28.docx
+++ b/SGB_Functionality_Audit_2026/01_SGB_Constitution/03_Signed_Attendance_Register_2026-01-28.docx
@@ -1814,6 +1814,8 @@
         <w:gridCol w:w="100"/>
         <w:gridCol w:w="100"/>
         <w:gridCol w:w="100"/>
+        <w:gridCol w:w="100"/>
+        <w:gridCol w:w="100"/>
       </w:tblGrid>
       <w:tr>
         <w:trPr>
@@ -1821,7 +1823,111 @@
         </w:trPr>
         <w:tc>
           <w:tcPr>
-            <w:tcW w:type="dxa" w:w="3590"/>
+            <w:tcW w:type="dxa" w:w="3401"/>
+            <w:tcBorders>
+              <w:top w:val="single" w:color="94A3B8" w:sz="6"/>
+              <w:left w:val="single" w:color="94A3B8" w:sz="6"/>
+              <w:bottom w:val="single" w:color="94A3B8" w:sz="6"/>
+              <w:right w:val="single" w:color="94A3B8" w:sz="6"/>
+            </w:tcBorders>
+            <w:tcMar>
+              <w:top w:type="dxa" w:w="100"/>
+              <w:left w:type="dxa" w:w="160"/>
+              <w:bottom w:type="dxa" w:w="100"/>
+              <w:right w:type="dxa" w:w="160"/>
+            </w:tcMar>
+          </w:tcPr>
+          <w:p>
+            <w:pPr>
+              <w:spacing w:after="0" w:before="180"/>
+            </w:pPr>
+          </w:p>
+          <w:p>
+            <w:pPr>
+              <w:pBdr>
+                <w:bottom w:val="single" w:color="0C2340" w:sz="8"/>
+              </w:pBdr>
+              <w:spacing w:after="10" w:before="0"/>
+            </w:pPr>
+          </w:p>
+          <w:p>
+            <w:pPr>
+              <w:spacing w:after="90" w:before="0"/>
+            </w:pPr>
+            <w:r>
+              <w:rPr>
+                <w:rFonts w:ascii="Arial" w:cs="Arial" w:eastAsia="Arial" w:hAnsi="Arial"/>
+                <w:b/>
+                <w:bCs/>
+                <w:color w:val="64748B"/>
+                <w:sz w:val="14"/>
+                <w:szCs w:val="14"/>
+              </w:rPr>
+              <w:t xml:space="preserve">SIGNATURE</w:t>
+            </w:r>
+          </w:p>
+          <w:p>
+            <w:pPr>
+              <w:spacing w:after="15" w:before="0"/>
+            </w:pPr>
+            <w:r>
+              <w:rPr>
+                <w:rFonts w:ascii="Arial" w:cs="Arial" w:eastAsia="Arial" w:hAnsi="Arial"/>
+                <w:b/>
+                <w:bCs/>
+                <w:color w:val="1A1A1A"/>
+                <w:sz w:val="20"/>
+                <w:szCs w:val="20"/>
+              </w:rPr>
+              <w:t xml:space="preserve">Mr. K. Dyasi</w:t>
+            </w:r>
+          </w:p>
+          <w:p>
+            <w:pPr>
+              <w:spacing w:after="20" w:before="0"/>
+            </w:pPr>
+            <w:r>
+              <w:rPr>
+                <w:rFonts w:ascii="Arial" w:cs="Arial" w:eastAsia="Arial" w:hAnsi="Arial"/>
+                <w:b/>
+                <w:bCs/>
+                <w:color w:val="0C2340"/>
+                <w:sz w:val="19"/>
+                <w:szCs w:val="19"/>
+              </w:rPr>
+              <w:t xml:space="preserve">SGB CHAIRPERSON</w:t>
+            </w:r>
+          </w:p>
+          <w:p>
+            <w:pPr>
+              <w:spacing w:after="0" w:before="40"/>
+              <w:jc w:val="right"/>
+            </w:pPr>
+            <w:r>
+              <w:rPr>
+                <w:rFonts w:ascii="Arial" w:cs="Arial" w:eastAsia="Arial" w:hAnsi="Arial"/>
+                <w:b/>
+                <w:bCs/>
+                <w:color w:val="64748B"/>
+                <w:sz w:val="18"/>
+                <w:szCs w:val="18"/>
+              </w:rPr>
+              <w:t xml:space="preserve">DATE: </w:t>
+            </w:r>
+            <w:r>
+              <w:rPr>
+                <w:rFonts w:ascii="Arial" w:cs="Arial" w:eastAsia="Arial" w:hAnsi="Arial"/>
+                <w:color w:val="1A1A1A"/>
+                <w:sz w:val="18"/>
+                <w:szCs w:val="18"/>
+              </w:rPr>
+              <w:t xml:space="preserve">28/01/2026</w:t>
+            </w:r>
+          </w:p>
+        </w:tc>
+        <w:tc>
+          <w:tcPr>
+            <w:tcW w:type="dxa" w:w="283"/>
             <w:tcBorders>
               <w:top w:val="none"/>
               <w:left w:val="none"/>
@@ -1829,10 +1935,32 @@
               <w:right w:val="none"/>
             </w:tcBorders>
             <w:tcMar>
-              <w:top w:type="dxa" w:w="40"/>
-              <w:left w:type="dxa" w:w="140"/>
-              <w:bottom w:type="dxa" w:w="80"/>
-              <w:right w:type="dxa" w:w="140"/>
+              <w:top w:type="dxa" w:w="0"/>
+              <w:left w:type="dxa" w:w="0"/>
+              <w:bottom w:type="dxa" w:w="0"/>
+              <w:right w:type="dxa" w:w="0"/>
+            </w:tcMar>
+          </w:tcPr>
+          <w:p>
+            <w:pPr>
+              <w:spacing w:after="0" w:before="0"/>
+            </w:pPr>
+          </w:p>
+        </w:tc>
+        <w:tc>
+          <w:tcPr>
+            <w:tcW w:type="dxa" w:w="3401"/>
+            <w:tcBorders>
+              <w:top w:val="single" w:color="94A3B8" w:sz="6"/>
+              <w:left w:val="single" w:color="94A3B8" w:sz="6"/>
+              <w:bottom w:val="single" w:color="94A3B8" w:sz="6"/>
+              <w:right w:val="single" w:color="94A3B8" w:sz="6"/>
+            </w:tcBorders>
+            <w:tcMar>
+              <w:top w:type="dxa" w:w="100"/>
+              <w:left w:type="dxa" w:w="160"/>
+              <w:bottom w:type="dxa" w:w="100"/>
+              <w:right w:type="dxa" w:w="160"/>
             </w:tcMar>
           </w:tcPr>
           <w:p>
@@ -1877,7 +2005,7 @@
                 <w:sz w:val="20"/>
                 <w:szCs w:val="20"/>
               </w:rPr>
-              <w:t xml:space="preserve">Mr. K. Dyasi</w:t>
+              <w:t xml:space="preserve">Mr. A. Gushmani</w:t>
             </w:r>
           </w:p>
           <w:p>
@@ -1893,7 +2021,7 @@
                 <w:sz w:val="19"/>
                 <w:szCs w:val="19"/>
               </w:rPr>
-              <w:t xml:space="preserve">SGB CHAIRPERSON</w:t>
+              <w:t xml:space="preserve">SGB TREASURER</w:t>
             </w:r>
           </w:p>
           <w:p>
@@ -1925,7 +2053,7 @@
         </w:tc>
         <w:tc>
           <w:tcPr>
-            <w:tcW w:type="dxa" w:w="3590"/>
+            <w:tcW w:type="dxa" w:w="283"/>
             <w:tcBorders>
               <w:top w:val="none"/>
               <w:left w:val="none"/>
@@ -1933,114 +2061,32 @@
               <w:right w:val="none"/>
             </w:tcBorders>
             <w:tcMar>
-              <w:top w:type="dxa" w:w="40"/>
-              <w:left w:type="dxa" w:w="140"/>
-              <w:bottom w:type="dxa" w:w="80"/>
-              <w:right w:type="dxa" w:w="140"/>
-            </w:tcMar>
-          </w:tcPr>
-          <w:p>
-            <w:pPr>
-              <w:spacing w:after="0" w:before="180"/>
-            </w:pPr>
-          </w:p>
-          <w:p>
-            <w:pPr>
-              <w:pBdr>
-                <w:bottom w:val="single" w:color="0C2340" w:sz="8"/>
-              </w:pBdr>
-              <w:spacing w:after="10" w:before="0"/>
-            </w:pPr>
-          </w:p>
-          <w:p>
-            <w:pPr>
-              <w:spacing w:after="90" w:before="0"/>
-            </w:pPr>
-            <w:r>
-              <w:rPr>
-                <w:rFonts w:ascii="Arial" w:cs="Arial" w:eastAsia="Arial" w:hAnsi="Arial"/>
-                <w:b/>
-                <w:bCs/>
-                <w:color w:val="64748B"/>
-                <w:sz w:val="14"/>
-                <w:szCs w:val="14"/>
-              </w:rPr>
-              <w:t xml:space="preserve">SIGNATURE</w:t>
-            </w:r>
-          </w:p>
-          <w:p>
-            <w:pPr>
-              <w:spacing w:after="15" w:before="0"/>
-            </w:pPr>
-            <w:r>
-              <w:rPr>
-                <w:rFonts w:ascii="Arial" w:cs="Arial" w:eastAsia="Arial" w:hAnsi="Arial"/>
-                <w:b/>
-                <w:bCs/>
-                <w:color w:val="1A1A1A"/>
-                <w:sz w:val="20"/>
-                <w:szCs w:val="20"/>
-              </w:rPr>
-              <w:t xml:space="preserve">Mr. A. Gushmani</w:t>
-            </w:r>
-          </w:p>
-          <w:p>
-            <w:pPr>
-              <w:spacing w:after="20" w:before="0"/>
-            </w:pPr>
-            <w:r>
-              <w:rPr>
-                <w:rFonts w:ascii="Arial" w:cs="Arial" w:eastAsia="Arial" w:hAnsi="Arial"/>
-                <w:b/>
-                <w:bCs/>
-                <w:color w:val="0C2340"/>
-                <w:sz w:val="19"/>
-                <w:szCs w:val="19"/>
-              </w:rPr>
-              <w:t xml:space="preserve">SGB TREASURER</w:t>
-            </w:r>
-          </w:p>
-          <w:p>
-            <w:pPr>
-              <w:spacing w:after="0" w:before="40"/>
-              <w:jc w:val="right"/>
-            </w:pPr>
-            <w:r>
-              <w:rPr>
-                <w:rFonts w:ascii="Arial" w:cs="Arial" w:eastAsia="Arial" w:hAnsi="Arial"/>
-                <w:b/>
-                <w:bCs/>
-                <w:color w:val="64748B"/>
-                <w:sz w:val="18"/>
-                <w:szCs w:val="18"/>
-              </w:rPr>
-              <w:t xml:space="preserve">DATE: </w:t>
-            </w:r>
-            <w:r>
-              <w:rPr>
-                <w:rFonts w:ascii="Arial" w:cs="Arial" w:eastAsia="Arial" w:hAnsi="Arial"/>
-                <w:color w:val="1A1A1A"/>
-                <w:sz w:val="18"/>
-                <w:szCs w:val="18"/>
-              </w:rPr>
-              <w:t xml:space="preserve">28/01/2026</w:t>
-            </w:r>
-          </w:p>
-        </w:tc>
-        <w:tc>
-          <w:tcPr>
-            <w:tcW w:type="dxa" w:w="3590"/>
+              <w:top w:type="dxa" w:w="0"/>
+              <w:left w:type="dxa" w:w="0"/>
+              <w:bottom w:type="dxa" w:w="0"/>
+              <w:right w:type="dxa" w:w="0"/>
+            </w:tcMar>
+          </w:tcPr>
+          <w:p>
+            <w:pPr>
+              <w:spacing w:after="0" w:before="0"/>
+            </w:pPr>
+          </w:p>
+        </w:tc>
+        <w:tc>
+          <w:tcPr>
+            <w:tcW w:type="dxa" w:w="3401"/>
             <w:tcBorders>
-              <w:top w:val="none"/>
-              <w:left w:val="none"/>
-              <w:bottom w:val="none"/>
-              <w:right w:val="none"/>
+              <w:top w:val="single" w:color="94A3B8" w:sz="6"/>
+              <w:left w:val="single" w:color="94A3B8" w:sz="6"/>
+              <w:bottom w:val="single" w:color="94A3B8" w:sz="6"/>
+              <w:right w:val="single" w:color="94A3B8" w:sz="6"/>
             </w:tcBorders>
             <w:tcMar>
-              <w:top w:type="dxa" w:w="40"/>
-              <w:left w:type="dxa" w:w="140"/>
-              <w:bottom w:type="dxa" w:w="80"/>
-              <w:right w:type="dxa" w:w="140"/>
+              <w:top w:type="dxa" w:w="100"/>
+              <w:left w:type="dxa" w:w="160"/>
+              <w:bottom w:type="dxa" w:w="100"/>
+              <w:right w:type="dxa" w:w="160"/>
             </w:tcMar>
           </w:tcPr>
           <w:p>

--- a/SGB_Functionality_Audit_2026/01_SGB_Constitution/03_Signed_Attendance_Register_2026-01-28.docx
+++ b/SGB_Functionality_Audit_2026/01_SGB_Constitution/03_Signed_Attendance_Register_2026-01-28.docx
@@ -2323,6 +2323,9 @@
       <w:pBdr>
         <w:bottom w:val="single" w:color="CBD5E1" w:sz="6"/>
       </w:pBdr>
+      <w:tabs>
+        <w:tab w:val="right" w:pos="10771"/>
+      </w:tabs>
       <w:spacing w:after="80" w:before="0"/>
     </w:pPr>
     <w:r>

--- a/SGB_Functionality_Audit_2026/01_SGB_Constitution/03_Signed_Attendance_Register_2026-01-28.docx
+++ b/SGB_Functionality_Audit_2026/01_SGB_Constitution/03_Signed_Attendance_Register_2026-01-28.docx
@@ -2174,6 +2174,312 @@
                 <w:szCs w:val="18"/>
               </w:rPr>
               <w:t xml:space="preserve">28/01/2026</w:t>
+            </w:r>
+          </w:p>
+        </w:tc>
+      </w:tr>
+    </w:tbl>
+    <w:p>
+      <w:pPr>
+        <w:spacing w:after="0" w:before="140"/>
+      </w:pPr>
+    </w:p>
+    <w:tbl>
+      <w:tblPr>
+        <w:tblW w:type="dxa" w:w="3590"/>
+        <w:jc w:val="left"/>
+        <w:tblBorders>
+          <w:top w:val="dashed" w:color="94A3B8" w:sz="6"/>
+          <w:left w:val="dashed" w:color="94A3B8" w:sz="6"/>
+          <w:bottom w:val="dashed" w:color="94A3B8" w:sz="6"/>
+          <w:right w:val="dashed" w:color="94A3B8" w:sz="6"/>
+          <w:insideH w:val="single" w:color="auto" w:sz="4"/>
+          <w:insideV w:val="single" w:color="auto" w:sz="4"/>
+        </w:tblBorders>
+      </w:tblPr>
+      <w:tblGrid>
+        <w:gridCol w:w="100"/>
+      </w:tblGrid>
+      <w:tr>
+        <w:trPr>
+          <w:cantSplit/>
+        </w:trPr>
+        <w:tc>
+          <w:tcPr>
+            <w:tcW w:type="dxa" w:w="3590"/>
+            <w:shd w:fill="F8FAFC" w:val="clear"/>
+            <w:tcMar>
+              <w:top w:type="dxa" w:w="100"/>
+              <w:left w:type="dxa" w:w="140"/>
+              <w:bottom w:type="dxa" w:w="100"/>
+              <w:right w:type="dxa" w:w="140"/>
+            </w:tcMar>
+          </w:tcPr>
+          <w:p>
+            <w:pPr>
+              <w:spacing w:after="30" w:before="60"/>
+              <w:jc w:val="center"/>
+            </w:pPr>
+            <w:r>
+              <w:rPr>
+                <w:rFonts w:ascii="Arial" w:cs="Arial" w:eastAsia="Arial" w:hAnsi="Arial"/>
+                <w:b/>
+                <w:bCs/>
+                <w:color w:val="475569"/>
+                <w:sz w:val="15"/>
+                <w:szCs w:val="15"/>
+              </w:rPr>
+              <w:t xml:space="preserve">OFFICIAL SCHOOL STAMP</w:t>
+            </w:r>
+          </w:p>
+          <w:p>
+            <w:pPr>
+              <w:spacing w:after="80" w:before="80"/>
+              <w:jc w:val="center"/>
+            </w:pPr>
+            <w:r>
+              <w:rPr>
+                <w:rFonts w:ascii="Arial" w:cs="Arial" w:eastAsia="Arial" w:hAnsi="Arial"/>
+                <w:color w:val="94A3B8"/>
+                <w:sz w:val="14"/>
+                <w:szCs w:val="14"/>
+              </w:rPr>
+              <w:t xml:space="preserve">(Place Official School Date Stamp Here)</w:t>
+            </w:r>
+          </w:p>
+        </w:tc>
+      </w:tr>
+    </w:tbl>
+    <w:p>
+      <w:pPr>
+        <w:keepLines/>
+        <w:spacing w:after="30" w:before="180"/>
+      </w:pPr>
+      <w:r>
+        <w:rPr>
+          <w:rFonts w:ascii="Arial" w:cs="Arial" w:eastAsia="Arial" w:hAnsi="Arial"/>
+          <w:b/>
+          <w:bCs/>
+          <w:color w:val="0C2340"/>
+          <w:sz w:val="18"/>
+          <w:szCs w:val="18"/>
+        </w:rPr>
+        <w:t xml:space="preserve">DISTRICT ENDORSEMENT &amp; RECORD OF RECEIPT</w:t>
+      </w:r>
+    </w:p>
+    <w:p>
+      <w:pPr>
+        <w:keepLines/>
+        <w:spacing w:after="60" w:before="0"/>
+      </w:pPr>
+      <w:r>
+        <w:rPr>
+          <w:rFonts w:ascii="Arial" w:cs="Arial" w:eastAsia="Arial" w:hAnsi="Arial"/>
+          <w:color w:val="1A1A1A"/>
+          <w:sz w:val="18"/>
+          <w:szCs w:val="18"/>
+        </w:rPr>
+        <w:t xml:space="preserve">Received, verified, and endorsed for departmental records by the District Office:</w:t>
+      </w:r>
+    </w:p>
+    <w:tbl>
+      <w:tblPr>
+        <w:tblW w:type="dxa" w:w="10771"/>
+        <w:jc w:val="center"/>
+        <w:tblBorders>
+          <w:top w:val="none"/>
+          <w:left w:val="none"/>
+          <w:bottom w:val="none"/>
+          <w:right w:val="none"/>
+          <w:insideH w:val="none"/>
+          <w:insideV w:val="none"/>
+        </w:tblBorders>
+      </w:tblPr>
+      <w:tblGrid>
+        <w:gridCol w:w="100"/>
+        <w:gridCol w:w="100"/>
+        <w:gridCol w:w="100"/>
+      </w:tblGrid>
+      <w:tr>
+        <w:trPr>
+          <w:cantSplit/>
+        </w:trPr>
+        <w:tc>
+          <w:tcPr>
+            <w:tcW w:type="dxa" w:w="5244"/>
+            <w:tcBorders>
+              <w:top w:val="dashed" w:color="94A3B8" w:sz="6"/>
+              <w:left w:val="dashed" w:color="94A3B8" w:sz="6"/>
+              <w:bottom w:val="dashed" w:color="94A3B8" w:sz="6"/>
+              <w:right w:val="dashed" w:color="94A3B8" w:sz="6"/>
+            </w:tcBorders>
+            <w:shd w:fill="F8FAFC" w:val="clear"/>
+            <w:tcMar>
+              <w:top w:type="dxa" w:w="120"/>
+              <w:left w:type="dxa" w:w="160"/>
+              <w:bottom w:type="dxa" w:w="120"/>
+              <w:right w:type="dxa" w:w="160"/>
+            </w:tcMar>
+          </w:tcPr>
+          <w:p>
+            <w:pPr>
+              <w:spacing w:after="40" w:before="80"/>
+              <w:jc w:val="center"/>
+            </w:pPr>
+            <w:r>
+              <w:rPr>
+                <w:rFonts w:ascii="Arial" w:cs="Arial" w:eastAsia="Arial" w:hAnsi="Arial"/>
+                <w:b/>
+                <w:bCs/>
+                <w:color w:val="475569"/>
+                <w:sz w:val="15"/>
+                <w:szCs w:val="15"/>
+              </w:rPr>
+              <w:t xml:space="preserve">OFFICIAL DISTRICT / CIRCUIT STAMP</w:t>
+            </w:r>
+          </w:p>
+          <w:p>
+            <w:pPr>
+              <w:spacing w:after="160" w:before="180"/>
+              <w:jc w:val="center"/>
+            </w:pPr>
+            <w:r>
+              <w:rPr>
+                <w:rFonts w:ascii="Arial" w:cs="Arial" w:eastAsia="Arial" w:hAnsi="Arial"/>
+                <w:color w:val="94A3B8"/>
+                <w:sz w:val="14"/>
+                <w:szCs w:val="14"/>
+              </w:rPr>
+              <w:t xml:space="preserve">(Place District Registry / Circuit Office Date Stamp Here)</w:t>
+            </w:r>
+          </w:p>
+        </w:tc>
+        <w:tc>
+          <w:tcPr>
+            <w:tcW w:type="dxa" w:w="283"/>
+            <w:tcBorders>
+              <w:top w:val="none"/>
+              <w:left w:val="none"/>
+              <w:bottom w:val="none"/>
+              <w:right w:val="none"/>
+            </w:tcBorders>
+            <w:tcMar>
+              <w:top w:type="dxa" w:w="0"/>
+              <w:left w:type="dxa" w:w="0"/>
+              <w:bottom w:type="dxa" w:w="0"/>
+              <w:right w:type="dxa" w:w="0"/>
+            </w:tcMar>
+          </w:tcPr>
+          <w:p>
+            <w:pPr>
+              <w:spacing w:after="0" w:before="0"/>
+            </w:pPr>
+          </w:p>
+        </w:tc>
+        <w:tc>
+          <w:tcPr>
+            <w:tcW w:type="dxa" w:w="5244"/>
+            <w:tcBorders>
+              <w:top w:val="single" w:color="94A3B8" w:sz="6"/>
+              <w:left w:val="single" w:color="94A3B8" w:sz="6"/>
+              <w:bottom w:val="single" w:color="94A3B8" w:sz="6"/>
+              <w:right w:val="single" w:color="94A3B8" w:sz="6"/>
+            </w:tcBorders>
+            <w:tcMar>
+              <w:top w:type="dxa" w:w="100"/>
+              <w:left w:type="dxa" w:w="160"/>
+              <w:bottom w:type="dxa" w:w="100"/>
+              <w:right w:type="dxa" w:w="160"/>
+            </w:tcMar>
+          </w:tcPr>
+          <w:p>
+            <w:pPr>
+              <w:spacing w:after="0" w:before="180"/>
+            </w:pPr>
+          </w:p>
+          <w:p>
+            <w:pPr>
+              <w:pBdr>
+                <w:bottom w:val="single" w:color="0C2340" w:sz="8"/>
+              </w:pBdr>
+              <w:spacing w:after="10" w:before="0"/>
+            </w:pPr>
+          </w:p>
+          <w:p>
+            <w:pPr>
+              <w:spacing w:after="90" w:before="0"/>
+            </w:pPr>
+            <w:r>
+              <w:rPr>
+                <w:rFonts w:ascii="Arial" w:cs="Arial" w:eastAsia="Arial" w:hAnsi="Arial"/>
+                <w:b/>
+                <w:bCs/>
+                <w:color w:val="64748B"/>
+                <w:sz w:val="14"/>
+                <w:szCs w:val="14"/>
+              </w:rPr>
+              <w:t xml:space="preserve">SIGNATURE</w:t>
+            </w:r>
+          </w:p>
+          <w:p>
+            <w:pPr>
+              <w:tabs>
+                <w:tab w:val="right" w:pos="4924" w:leader="underscore"/>
+              </w:tabs>
+              <w:spacing w:after="15" w:before="0"/>
+            </w:pPr>
+            <w:r>
+              <w:rPr>
+                <w:rFonts w:ascii="Arial" w:cs="Arial" w:eastAsia="Arial" w:hAnsi="Arial"/>
+                <w:b/>
+                <w:bCs/>
+                <w:color w:val="64748B"/>
+                <w:sz w:val="18"/>
+                <w:szCs w:val="18"/>
+              </w:rPr>
+              <w:t xml:space="preserve">NAME:	</w:t>
+            </w:r>
+          </w:p>
+          <w:p>
+            <w:pPr>
+              <w:spacing w:after="20" w:before="0"/>
+            </w:pPr>
+            <w:r>
+              <w:rPr>
+                <w:rFonts w:ascii="Arial" w:cs="Arial" w:eastAsia="Arial" w:hAnsi="Arial"/>
+                <w:b/>
+                <w:bCs/>
+                <w:color w:val="0C2340"/>
+                <w:sz w:val="19"/>
+                <w:szCs w:val="19"/>
+              </w:rPr>
+              <w:t xml:space="preserve">CIRCUIT MANAGER</w:t>
+            </w:r>
+          </w:p>
+          <w:p>
+            <w:pPr>
+              <w:spacing w:after="0" w:before="40"/>
+              <w:jc w:val="right"/>
+            </w:pPr>
+            <w:r>
+              <w:rPr>
+                <w:rFonts w:ascii="Arial" w:cs="Arial" w:eastAsia="Arial" w:hAnsi="Arial"/>
+                <w:b/>
+                <w:bCs/>
+                <w:color w:val="64748B"/>
+                <w:sz w:val="18"/>
+                <w:szCs w:val="18"/>
+              </w:rPr>
+              <w:t xml:space="preserve">DATE: </w:t>
+            </w:r>
+            <w:r>
+              <w:rPr>
+                <w:rFonts w:ascii="Arial" w:cs="Arial" w:eastAsia="Arial" w:hAnsi="Arial"/>
+                <w:color w:val="94A3B8"/>
+                <w:sz w:val="18"/>
+                <w:szCs w:val="18"/>
+              </w:rPr>
+              <w:t xml:space="preserve">________________________</w:t>
             </w:r>
           </w:p>
         </w:tc>

--- a/SGB_Functionality_Audit_2026/01_SGB_Constitution/03_Signed_Attendance_Register_2026-01-28.docx
+++ b/SGB_Functionality_Audit_2026/01_SGB_Constitution/03_Signed_Attendance_Register_2026-01-28.docx
@@ -129,7 +129,7 @@
                           </pic:cNvPicPr>
                         </pic:nvPicPr>
                         <pic:blipFill>
-                          <a:blip r:embed="rId9" cstate="none"/>
+                          <a:blip r:embed="rId8" cstate="none"/>
                           <a:srcRect/>
                           <a:stretch>
                             <a:fillRect/>
@@ -154,7 +154,7 @@
         </w:tc>
         <w:tc>
           <w:tcPr>
-            <w:tcW w:type="dxa" w:w="7823"/>
+            <w:tcW w:type="dxa" w:w="8674"/>
             <w:tcMar>
               <w:top w:type="dxa" w:w="10"/>
               <w:left w:type="dxa" w:w="30"/>
@@ -228,7 +228,7 @@
         </w:tc>
         <w:tc>
           <w:tcPr>
-            <w:tcW w:type="dxa" w:w="2040"/>
+            <w:tcW w:type="dxa" w:w="1190"/>
             <w:tcBorders>
               <w:top w:val="none"/>
               <w:left w:val="single" w:color="0C2340" w:sz="20"/>
@@ -237,7 +237,7 @@
             </w:tcBorders>
             <w:tcMar>
               <w:top w:type="dxa" w:w="10"/>
-              <w:left w:type="dxa" w:w="60"/>
+              <w:left w:type="dxa" w:w="90"/>
               <w:bottom w:type="dxa" w:w="10"/>
               <w:right w:type="dxa" w:w="0"/>
             </w:tcMar>
@@ -245,7 +245,7 @@
           </w:tcPr>
           <w:p>
             <w:pPr>
-              <w:spacing w:after="2" w:before="0" w:line="200"/>
+              <w:spacing w:after="30" w:before="0" w:line="220"/>
             </w:pPr>
             <w:r>
               <w:rPr>
@@ -261,7 +261,7 @@
           </w:p>
           <w:p>
             <w:pPr>
-              <w:spacing w:after="0" w:before="0" w:line="180"/>
+              <w:spacing w:after="0" w:before="20" w:line="200"/>
             </w:pPr>
             <w:r>
               <w:rPr>
@@ -315,630 +315,25 @@
           <w:sz w:val="24"/>
           <w:szCs w:val="24"/>
         </w:rPr>
+        <w:t xml:space="preserve">LADY GREY ARTS ACADEMY</w:t>
+      </w:r>
+    </w:p>
+    <w:p>
+      <w:pPr>
+        <w:keepLines/>
+        <w:spacing w:after="80" w:before="0" w:line="276"/>
+        <w:ind w:left="0"/>
+        <w:jc w:val="both"/>
+      </w:pPr>
+      <w:r>
+        <w:rPr>
+          <w:rFonts w:ascii="Arial" w:cs="Arial" w:eastAsia="Arial" w:hAnsi="Arial"/>
+          <w:color w:val="1A1A1A"/>
+          <w:sz w:val="20"/>
+          <w:szCs w:val="20"/>
+        </w:rPr>
         <w:t xml:space="preserve">LADY GREY ARTS ACADEMY • MEETING OF 28 JANUARY 2026</w:t>
       </w:r>
-    </w:p>
-    <w:tbl>
-      <w:tblPr>
-        <w:tblW w:type="dxa" w:w="10771"/>
-        <w:tblBorders>
-          <w:top w:val="single" w:color="auto" w:sz="4"/>
-          <w:left w:val="single" w:color="auto" w:sz="4"/>
-          <w:bottom w:val="single" w:color="auto" w:sz="4"/>
-          <w:right w:val="single" w:color="auto" w:sz="4"/>
-          <w:insideH w:val="single" w:color="auto" w:sz="4"/>
-          <w:insideV w:val="single" w:color="auto" w:sz="4"/>
-        </w:tblBorders>
-      </w:tblPr>
-      <w:tblGrid>
-        <w:gridCol w:w="100"/>
-        <w:gridCol w:w="100"/>
-      </w:tblGrid>
-      <w:tr>
-        <w:tc>
-          <w:tcPr>
-            <w:tcW w:type="dxa" w:w="4081"/>
-            <w:shd w:fill="0C2340"/>
-            <w:tcMar>
-              <w:top w:type="dxa" w:w="100"/>
-              <w:left w:type="dxa" w:w="140"/>
-              <w:bottom w:type="dxa" w:w="100"/>
-              <w:right w:type="dxa" w:w="140"/>
-            </w:tcMar>
-          </w:tcPr>
-          <w:p>
-            <w:r>
-              <w:rPr>
-                <w:rFonts w:ascii="Arial" w:cs="Arial" w:eastAsia="Arial" w:hAnsi="Arial"/>
-                <w:b/>
-                <w:bCs/>
-                <w:color w:val="FFFFFF"/>
-                <w:sz w:val="19"/>
-                <w:szCs w:val="19"/>
-              </w:rPr>
-              <w:t xml:space="preserve">SGB Member &amp; Role</w:t>
-            </w:r>
-          </w:p>
-        </w:tc>
-        <w:tc>
-          <w:tcPr>
-            <w:tcW w:type="dxa" w:w="6689"/>
-            <w:shd w:fill="0C2340"/>
-            <w:tcMar>
-              <w:top w:type="dxa" w:w="100"/>
-              <w:left w:type="dxa" w:w="140"/>
-              <w:bottom w:type="dxa" w:w="100"/>
-              <w:right w:type="dxa" w:w="140"/>
-            </w:tcMar>
-          </w:tcPr>
-          <w:p>
-            <w:r>
-              <w:rPr>
-                <w:rFonts w:ascii="Arial" w:cs="Arial" w:eastAsia="Arial" w:hAnsi="Arial"/>
-                <w:b/>
-                <w:bCs/>
-                <w:color w:val="FFFFFF"/>
-                <w:sz w:val="19"/>
-                <w:szCs w:val="19"/>
-              </w:rPr>
-              <w:t xml:space="preserve">Sector Component &amp; Attendance Status</w:t>
-            </w:r>
-          </w:p>
-        </w:tc>
-      </w:tr>
-      <w:tr>
-        <w:tc>
-          <w:tcPr>
-            <w:tcW w:type="dxa" w:w="4081"/>
-            <w:tcBorders>
-              <w:top w:val="single" w:color="CBD5E1" w:sz="4"/>
-              <w:left w:val="single" w:color="CBD5E1" w:sz="4"/>
-              <w:bottom w:val="single" w:color="CBD5E1" w:sz="4"/>
-              <w:right w:val="single" w:color="CBD5E1" w:sz="4"/>
-            </w:tcBorders>
-            <w:tcMar>
-              <w:top w:type="dxa" w:w="80"/>
-              <w:left w:type="dxa" w:w="140"/>
-              <w:bottom w:type="dxa" w:w="80"/>
-              <w:right w:type="dxa" w:w="140"/>
-            </w:tcMar>
-          </w:tcPr>
-          <w:p>
-            <w:r>
-              <w:rPr>
-                <w:rFonts w:ascii="Arial" w:cs="Arial" w:eastAsia="Arial" w:hAnsi="Arial"/>
-                <w:b/>
-                <w:bCs/>
-                <w:color w:val="0C2340"/>
-                <w:sz w:val="20"/>
-                <w:szCs w:val="20"/>
-              </w:rPr>
-              <w:t xml:space="preserve">Mr. Kwezi Dyasi (Chairperson)</w:t>
-            </w:r>
-          </w:p>
-        </w:tc>
-        <w:tc>
-          <w:tcPr>
-            <w:tcW w:type="dxa" w:w="6689"/>
-            <w:tcBorders>
-              <w:top w:val="single" w:color="CBD5E1" w:sz="4"/>
-              <w:left w:val="single" w:color="CBD5E1" w:sz="4"/>
-              <w:bottom w:val="single" w:color="CBD5E1" w:sz="4"/>
-              <w:right w:val="single" w:color="CBD5E1" w:sz="4"/>
-            </w:tcBorders>
-            <w:tcMar>
-              <w:top w:type="dxa" w:w="80"/>
-              <w:left w:type="dxa" w:w="140"/>
-              <w:bottom w:type="dxa" w:w="80"/>
-              <w:right w:type="dxa" w:w="140"/>
-            </w:tcMar>
-          </w:tcPr>
-          <w:p>
-            <w:r>
-              <w:rPr>
-                <w:rFonts w:ascii="Arial" w:cs="Arial" w:eastAsia="Arial" w:hAnsi="Arial"/>
-                <w:color w:val="1A1A1A"/>
-                <w:sz w:val="20"/>
-                <w:szCs w:val="20"/>
-              </w:rPr>
-              <w:t xml:space="preserve">Parent Component • Present</w:t>
-            </w:r>
-          </w:p>
-        </w:tc>
-      </w:tr>
-      <w:tr>
-        <w:tc>
-          <w:tcPr>
-            <w:tcW w:type="dxa" w:w="4081"/>
-            <w:tcBorders>
-              <w:top w:val="single" w:color="CBD5E1" w:sz="4"/>
-              <w:left w:val="single" w:color="CBD5E1" w:sz="4"/>
-              <w:bottom w:val="single" w:color="CBD5E1" w:sz="4"/>
-              <w:right w:val="single" w:color="CBD5E1" w:sz="4"/>
-            </w:tcBorders>
-            <w:shd w:fill="F8FAFC"/>
-            <w:tcMar>
-              <w:top w:type="dxa" w:w="80"/>
-              <w:left w:type="dxa" w:w="140"/>
-              <w:bottom w:type="dxa" w:w="80"/>
-              <w:right w:type="dxa" w:w="140"/>
-            </w:tcMar>
-          </w:tcPr>
-          <w:p>
-            <w:r>
-              <w:rPr>
-                <w:rFonts w:ascii="Arial" w:cs="Arial" w:eastAsia="Arial" w:hAnsi="Arial"/>
-                <w:b/>
-                <w:bCs/>
-                <w:color w:val="0C2340"/>
-                <w:sz w:val="20"/>
-                <w:szCs w:val="20"/>
-              </w:rPr>
-              <w:t xml:space="preserve">Mr. Andile Gushmani (Treasurer)</w:t>
-            </w:r>
-          </w:p>
-        </w:tc>
-        <w:tc>
-          <w:tcPr>
-            <w:tcW w:type="dxa" w:w="6689"/>
-            <w:tcBorders>
-              <w:top w:val="single" w:color="CBD5E1" w:sz="4"/>
-              <w:left w:val="single" w:color="CBD5E1" w:sz="4"/>
-              <w:bottom w:val="single" w:color="CBD5E1" w:sz="4"/>
-              <w:right w:val="single" w:color="CBD5E1" w:sz="4"/>
-            </w:tcBorders>
-            <w:shd w:fill="F8FAFC"/>
-            <w:tcMar>
-              <w:top w:type="dxa" w:w="80"/>
-              <w:left w:type="dxa" w:w="140"/>
-              <w:bottom w:type="dxa" w:w="80"/>
-              <w:right w:type="dxa" w:w="140"/>
-            </w:tcMar>
-          </w:tcPr>
-          <w:p>
-            <w:r>
-              <w:rPr>
-                <w:rFonts w:ascii="Arial" w:cs="Arial" w:eastAsia="Arial" w:hAnsi="Arial"/>
-                <w:color w:val="1A1A1A"/>
-                <w:sz w:val="20"/>
-                <w:szCs w:val="20"/>
-              </w:rPr>
-              <w:t xml:space="preserve">Parent Component • Present</w:t>
-            </w:r>
-          </w:p>
-        </w:tc>
-      </w:tr>
-      <w:tr>
-        <w:tc>
-          <w:tcPr>
-            <w:tcW w:type="dxa" w:w="4081"/>
-            <w:tcBorders>
-              <w:top w:val="single" w:color="CBD5E1" w:sz="4"/>
-              <w:left w:val="single" w:color="CBD5E1" w:sz="4"/>
-              <w:bottom w:val="single" w:color="CBD5E1" w:sz="4"/>
-              <w:right w:val="single" w:color="CBD5E1" w:sz="4"/>
-            </w:tcBorders>
-            <w:tcMar>
-              <w:top w:type="dxa" w:w="80"/>
-              <w:left w:type="dxa" w:w="140"/>
-              <w:bottom w:type="dxa" w:w="80"/>
-              <w:right w:type="dxa" w:w="140"/>
-            </w:tcMar>
-          </w:tcPr>
-          <w:p>
-            <w:r>
-              <w:rPr>
-                <w:rFonts w:ascii="Arial" w:cs="Arial" w:eastAsia="Arial" w:hAnsi="Arial"/>
-                <w:b/>
-                <w:bCs/>
-                <w:color w:val="0C2340"/>
-                <w:sz w:val="20"/>
-                <w:szCs w:val="20"/>
-              </w:rPr>
-              <w:t xml:space="preserve">Ms. Marcelle Botha (Principal)</w:t>
-            </w:r>
-          </w:p>
-        </w:tc>
-        <w:tc>
-          <w:tcPr>
-            <w:tcW w:type="dxa" w:w="6689"/>
-            <w:tcBorders>
-              <w:top w:val="single" w:color="CBD5E1" w:sz="4"/>
-              <w:left w:val="single" w:color="CBD5E1" w:sz="4"/>
-              <w:bottom w:val="single" w:color="CBD5E1" w:sz="4"/>
-              <w:right w:val="single" w:color="CBD5E1" w:sz="4"/>
-            </w:tcBorders>
-            <w:tcMar>
-              <w:top w:type="dxa" w:w="80"/>
-              <w:left w:type="dxa" w:w="140"/>
-              <w:bottom w:type="dxa" w:w="80"/>
-              <w:right w:type="dxa" w:w="140"/>
-            </w:tcMar>
-          </w:tcPr>
-          <w:p>
-            <w:r>
-              <w:rPr>
-                <w:rFonts w:ascii="Arial" w:cs="Arial" w:eastAsia="Arial" w:hAnsi="Arial"/>
-                <w:color w:val="1A1A1A"/>
-                <w:sz w:val="20"/>
-                <w:szCs w:val="20"/>
-              </w:rPr>
-              <w:t xml:space="preserve">Management / Ex-Officio • Present</w:t>
-            </w:r>
-          </w:p>
-        </w:tc>
-      </w:tr>
-      <w:tr>
-        <w:tc>
-          <w:tcPr>
-            <w:tcW w:type="dxa" w:w="4081"/>
-            <w:tcBorders>
-              <w:top w:val="single" w:color="CBD5E1" w:sz="4"/>
-              <w:left w:val="single" w:color="CBD5E1" w:sz="4"/>
-              <w:bottom w:val="single" w:color="CBD5E1" w:sz="4"/>
-              <w:right w:val="single" w:color="CBD5E1" w:sz="4"/>
-            </w:tcBorders>
-            <w:shd w:fill="F8FAFC"/>
-            <w:tcMar>
-              <w:top w:type="dxa" w:w="80"/>
-              <w:left w:type="dxa" w:w="140"/>
-              <w:bottom w:type="dxa" w:w="80"/>
-              <w:right w:type="dxa" w:w="140"/>
-            </w:tcMar>
-          </w:tcPr>
-          <w:p>
-            <w:r>
-              <w:rPr>
-                <w:rFonts w:ascii="Arial" w:cs="Arial" w:eastAsia="Arial" w:hAnsi="Arial"/>
-                <w:b/>
-                <w:bCs/>
-                <w:color w:val="0C2340"/>
-                <w:sz w:val="20"/>
-                <w:szCs w:val="20"/>
-              </w:rPr>
-              <w:t xml:space="preserve">Mrs. Octavia Bambilawu</w:t>
-            </w:r>
-          </w:p>
-        </w:tc>
-        <w:tc>
-          <w:tcPr>
-            <w:tcW w:type="dxa" w:w="6689"/>
-            <w:tcBorders>
-              <w:top w:val="single" w:color="CBD5E1" w:sz="4"/>
-              <w:left w:val="single" w:color="CBD5E1" w:sz="4"/>
-              <w:bottom w:val="single" w:color="CBD5E1" w:sz="4"/>
-              <w:right w:val="single" w:color="CBD5E1" w:sz="4"/>
-            </w:tcBorders>
-            <w:shd w:fill="F8FAFC"/>
-            <w:tcMar>
-              <w:top w:type="dxa" w:w="80"/>
-              <w:left w:type="dxa" w:w="140"/>
-              <w:bottom w:type="dxa" w:w="80"/>
-              <w:right w:type="dxa" w:w="140"/>
-            </w:tcMar>
-          </w:tcPr>
-          <w:p>
-            <w:r>
-              <w:rPr>
-                <w:rFonts w:ascii="Arial" w:cs="Arial" w:eastAsia="Arial" w:hAnsi="Arial"/>
-                <w:color w:val="1A1A1A"/>
-                <w:sz w:val="20"/>
-                <w:szCs w:val="20"/>
-              </w:rPr>
-              <w:t xml:space="preserve">Parent Component • Present</w:t>
-            </w:r>
-          </w:p>
-        </w:tc>
-      </w:tr>
-      <w:tr>
-        <w:tc>
-          <w:tcPr>
-            <w:tcW w:type="dxa" w:w="4081"/>
-            <w:tcBorders>
-              <w:top w:val="single" w:color="CBD5E1" w:sz="4"/>
-              <w:left w:val="single" w:color="CBD5E1" w:sz="4"/>
-              <w:bottom w:val="single" w:color="CBD5E1" w:sz="4"/>
-              <w:right w:val="single" w:color="CBD5E1" w:sz="4"/>
-            </w:tcBorders>
-            <w:tcMar>
-              <w:top w:type="dxa" w:w="80"/>
-              <w:left w:type="dxa" w:w="140"/>
-              <w:bottom w:type="dxa" w:w="80"/>
-              <w:right w:type="dxa" w:w="140"/>
-            </w:tcMar>
-          </w:tcPr>
-          <w:p>
-            <w:r>
-              <w:rPr>
-                <w:rFonts w:ascii="Arial" w:cs="Arial" w:eastAsia="Arial" w:hAnsi="Arial"/>
-                <w:b/>
-                <w:bCs/>
-                <w:color w:val="0C2340"/>
-                <w:sz w:val="20"/>
-                <w:szCs w:val="20"/>
-              </w:rPr>
-              <w:t xml:space="preserve">Mrs. Noncedo Williams</w:t>
-            </w:r>
-          </w:p>
-        </w:tc>
-        <w:tc>
-          <w:tcPr>
-            <w:tcW w:type="dxa" w:w="6689"/>
-            <w:tcBorders>
-              <w:top w:val="single" w:color="CBD5E1" w:sz="4"/>
-              <w:left w:val="single" w:color="CBD5E1" w:sz="4"/>
-              <w:bottom w:val="single" w:color="CBD5E1" w:sz="4"/>
-              <w:right w:val="single" w:color="CBD5E1" w:sz="4"/>
-            </w:tcBorders>
-            <w:tcMar>
-              <w:top w:type="dxa" w:w="80"/>
-              <w:left w:type="dxa" w:w="140"/>
-              <w:bottom w:type="dxa" w:w="80"/>
-              <w:right w:type="dxa" w:w="140"/>
-            </w:tcMar>
-          </w:tcPr>
-          <w:p>
-            <w:r>
-              <w:rPr>
-                <w:rFonts w:ascii="Arial" w:cs="Arial" w:eastAsia="Arial" w:hAnsi="Arial"/>
-                <w:color w:val="1A1A1A"/>
-                <w:sz w:val="20"/>
-                <w:szCs w:val="20"/>
-              </w:rPr>
-              <w:t xml:space="preserve">Parent Component • Present</w:t>
-            </w:r>
-          </w:p>
-        </w:tc>
-      </w:tr>
-      <w:tr>
-        <w:tc>
-          <w:tcPr>
-            <w:tcW w:type="dxa" w:w="4081"/>
-            <w:tcBorders>
-              <w:top w:val="single" w:color="CBD5E1" w:sz="4"/>
-              <w:left w:val="single" w:color="CBD5E1" w:sz="4"/>
-              <w:bottom w:val="single" w:color="CBD5E1" w:sz="4"/>
-              <w:right w:val="single" w:color="CBD5E1" w:sz="4"/>
-            </w:tcBorders>
-            <w:shd w:fill="F8FAFC"/>
-            <w:tcMar>
-              <w:top w:type="dxa" w:w="80"/>
-              <w:left w:type="dxa" w:w="140"/>
-              <w:bottom w:type="dxa" w:w="80"/>
-              <w:right w:type="dxa" w:w="140"/>
-            </w:tcMar>
-          </w:tcPr>
-          <w:p>
-            <w:r>
-              <w:rPr>
-                <w:rFonts w:ascii="Arial" w:cs="Arial" w:eastAsia="Arial" w:hAnsi="Arial"/>
-                <w:b/>
-                <w:bCs/>
-                <w:color w:val="0C2340"/>
-                <w:sz w:val="20"/>
-                <w:szCs w:val="20"/>
-              </w:rPr>
-              <w:t xml:space="preserve">Mr. Bennie Bekker</w:t>
-            </w:r>
-          </w:p>
-        </w:tc>
-        <w:tc>
-          <w:tcPr>
-            <w:tcW w:type="dxa" w:w="6689"/>
-            <w:tcBorders>
-              <w:top w:val="single" w:color="CBD5E1" w:sz="4"/>
-              <w:left w:val="single" w:color="CBD5E1" w:sz="4"/>
-              <w:bottom w:val="single" w:color="CBD5E1" w:sz="4"/>
-              <w:right w:val="single" w:color="CBD5E1" w:sz="4"/>
-            </w:tcBorders>
-            <w:shd w:fill="F8FAFC"/>
-            <w:tcMar>
-              <w:top w:type="dxa" w:w="80"/>
-              <w:left w:type="dxa" w:w="140"/>
-              <w:bottom w:type="dxa" w:w="80"/>
-              <w:right w:type="dxa" w:w="140"/>
-            </w:tcMar>
-          </w:tcPr>
-          <w:p>
-            <w:r>
-              <w:rPr>
-                <w:rFonts w:ascii="Arial" w:cs="Arial" w:eastAsia="Arial" w:hAnsi="Arial"/>
-                <w:color w:val="1A1A1A"/>
-                <w:sz w:val="20"/>
-                <w:szCs w:val="20"/>
-              </w:rPr>
-              <w:t xml:space="preserve">Non-Teaching Staff Component • Present</w:t>
-            </w:r>
-          </w:p>
-        </w:tc>
-      </w:tr>
-      <w:tr>
-        <w:tc>
-          <w:tcPr>
-            <w:tcW w:type="dxa" w:w="4081"/>
-            <w:tcBorders>
-              <w:top w:val="single" w:color="CBD5E1" w:sz="4"/>
-              <w:left w:val="single" w:color="CBD5E1" w:sz="4"/>
-              <w:bottom w:val="single" w:color="CBD5E1" w:sz="4"/>
-              <w:right w:val="single" w:color="CBD5E1" w:sz="4"/>
-            </w:tcBorders>
-            <w:tcMar>
-              <w:top w:type="dxa" w:w="80"/>
-              <w:left w:type="dxa" w:w="140"/>
-              <w:bottom w:type="dxa" w:w="80"/>
-              <w:right w:type="dxa" w:w="140"/>
-            </w:tcMar>
-          </w:tcPr>
-          <w:p>
-            <w:r>
-              <w:rPr>
-                <w:rFonts w:ascii="Arial" w:cs="Arial" w:eastAsia="Arial" w:hAnsi="Arial"/>
-                <w:b/>
-                <w:bCs/>
-                <w:color w:val="0C2340"/>
-                <w:sz w:val="20"/>
-                <w:szCs w:val="20"/>
-              </w:rPr>
-              <w:t xml:space="preserve">Bathabile Lichaba (RCL Chair)</w:t>
-            </w:r>
-          </w:p>
-        </w:tc>
-        <w:tc>
-          <w:tcPr>
-            <w:tcW w:type="dxa" w:w="6689"/>
-            <w:tcBorders>
-              <w:top w:val="single" w:color="CBD5E1" w:sz="4"/>
-              <w:left w:val="single" w:color="CBD5E1" w:sz="4"/>
-              <w:bottom w:val="single" w:color="CBD5E1" w:sz="4"/>
-              <w:right w:val="single" w:color="CBD5E1" w:sz="4"/>
-            </w:tcBorders>
-            <w:tcMar>
-              <w:top w:type="dxa" w:w="80"/>
-              <w:left w:type="dxa" w:w="140"/>
-              <w:bottom w:type="dxa" w:w="80"/>
-              <w:right w:type="dxa" w:w="140"/>
-            </w:tcMar>
-          </w:tcPr>
-          <w:p>
-            <w:r>
-              <w:rPr>
-                <w:rFonts w:ascii="Arial" w:cs="Arial" w:eastAsia="Arial" w:hAnsi="Arial"/>
-                <w:color w:val="1A1A1A"/>
-                <w:sz w:val="20"/>
-                <w:szCs w:val="20"/>
-              </w:rPr>
-              <w:t xml:space="preserve">Learner Component • Present</w:t>
-            </w:r>
-          </w:p>
-        </w:tc>
-      </w:tr>
-      <w:tr>
-        <w:tc>
-          <w:tcPr>
-            <w:tcW w:type="dxa" w:w="4081"/>
-            <w:tcBorders>
-              <w:top w:val="single" w:color="CBD5E1" w:sz="4"/>
-              <w:left w:val="single" w:color="CBD5E1" w:sz="4"/>
-              <w:bottom w:val="single" w:color="CBD5E1" w:sz="4"/>
-              <w:right w:val="single" w:color="CBD5E1" w:sz="4"/>
-            </w:tcBorders>
-            <w:shd w:fill="F8FAFC"/>
-            <w:tcMar>
-              <w:top w:type="dxa" w:w="80"/>
-              <w:left w:type="dxa" w:w="140"/>
-              <w:bottom w:type="dxa" w:w="80"/>
-              <w:right w:type="dxa" w:w="140"/>
-            </w:tcMar>
-          </w:tcPr>
-          <w:p>
-            <w:r>
-              <w:rPr>
-                <w:rFonts w:ascii="Arial" w:cs="Arial" w:eastAsia="Arial" w:hAnsi="Arial"/>
-                <w:b/>
-                <w:bCs/>
-                <w:color w:val="0C2340"/>
-                <w:sz w:val="20"/>
-                <w:szCs w:val="20"/>
-              </w:rPr>
-              <w:t xml:space="preserve">Niluve Matu (Head Girl)</w:t>
-            </w:r>
-          </w:p>
-        </w:tc>
-        <w:tc>
-          <w:tcPr>
-            <w:tcW w:type="dxa" w:w="6689"/>
-            <w:tcBorders>
-              <w:top w:val="single" w:color="CBD5E1" w:sz="4"/>
-              <w:left w:val="single" w:color="CBD5E1" w:sz="4"/>
-              <w:bottom w:val="single" w:color="CBD5E1" w:sz="4"/>
-              <w:right w:val="single" w:color="CBD5E1" w:sz="4"/>
-            </w:tcBorders>
-            <w:shd w:fill="F8FAFC"/>
-            <w:tcMar>
-              <w:top w:type="dxa" w:w="80"/>
-              <w:left w:type="dxa" w:w="140"/>
-              <w:bottom w:type="dxa" w:w="80"/>
-              <w:right w:type="dxa" w:w="140"/>
-            </w:tcMar>
-          </w:tcPr>
-          <w:p>
-            <w:r>
-              <w:rPr>
-                <w:rFonts w:ascii="Arial" w:cs="Arial" w:eastAsia="Arial" w:hAnsi="Arial"/>
-                <w:color w:val="1A1A1A"/>
-                <w:sz w:val="20"/>
-                <w:szCs w:val="20"/>
-              </w:rPr>
-              <w:t xml:space="preserve">Learner Component • Present</w:t>
-            </w:r>
-          </w:p>
-        </w:tc>
-      </w:tr>
-      <w:tr>
-        <w:tc>
-          <w:tcPr>
-            <w:tcW w:type="dxa" w:w="4081"/>
-            <w:tcBorders>
-              <w:top w:val="single" w:color="CBD5E1" w:sz="4"/>
-              <w:left w:val="single" w:color="CBD5E1" w:sz="4"/>
-              <w:bottom w:val="single" w:color="CBD5E1" w:sz="4"/>
-              <w:right w:val="single" w:color="CBD5E1" w:sz="4"/>
-            </w:tcBorders>
-            <w:tcMar>
-              <w:top w:type="dxa" w:w="80"/>
-              <w:left w:type="dxa" w:w="140"/>
-              <w:bottom w:type="dxa" w:w="80"/>
-              <w:right w:type="dxa" w:w="140"/>
-            </w:tcMar>
-          </w:tcPr>
-          <w:p>
-            <w:r>
-              <w:rPr>
-                <w:rFonts w:ascii="Arial" w:cs="Arial" w:eastAsia="Arial" w:hAnsi="Arial"/>
-                <w:b/>
-                <w:bCs/>
-                <w:color w:val="0C2340"/>
-                <w:sz w:val="20"/>
-                <w:szCs w:val="20"/>
-              </w:rPr>
-              <w:t xml:space="preserve">Alumanye Nxele (Head Boy)</w:t>
-            </w:r>
-          </w:p>
-        </w:tc>
-        <w:tc>
-          <w:tcPr>
-            <w:tcW w:type="dxa" w:w="6689"/>
-            <w:tcBorders>
-              <w:top w:val="single" w:color="CBD5E1" w:sz="4"/>
-              <w:left w:val="single" w:color="CBD5E1" w:sz="4"/>
-              <w:bottom w:val="single" w:color="CBD5E1" w:sz="4"/>
-              <w:right w:val="single" w:color="CBD5E1" w:sz="4"/>
-            </w:tcBorders>
-            <w:tcMar>
-              <w:top w:type="dxa" w:w="80"/>
-              <w:left w:type="dxa" w:w="140"/>
-              <w:bottom w:type="dxa" w:w="80"/>
-              <w:right w:type="dxa" w:w="140"/>
-            </w:tcMar>
-          </w:tcPr>
-          <w:p>
-            <w:r>
-              <w:rPr>
-                <w:rFonts w:ascii="Arial" w:cs="Arial" w:eastAsia="Arial" w:hAnsi="Arial"/>
-                <w:color w:val="1A1A1A"/>
-                <w:sz w:val="20"/>
-                <w:szCs w:val="20"/>
-              </w:rPr>
-              <w:t xml:space="preserve">Learner Component • Apology</w:t>
-            </w:r>
-          </w:p>
-        </w:tc>
-      </w:tr>
-    </w:tbl>
-    <w:p>
-      <w:pPr>
-        <w:spacing w:after="0" w:before="120"/>
-      </w:pPr>
     </w:p>
     <w:p>
       <w:pPr>
@@ -995,7 +390,7 @@
           <w:rFonts w:ascii="Arial" w:cs="Arial" w:eastAsia="Arial" w:hAnsi="Arial"/>
           <w:b/>
           <w:bCs/>
-          <w:color w:val="1A1A1A"/>
+          <w:color w:val="0C2340"/>
           <w:sz w:val="20"/>
           <w:szCs w:val="20"/>
         </w:rPr>
@@ -1036,7 +431,7 @@
           <w:rFonts w:ascii="Arial" w:cs="Arial" w:eastAsia="Arial" w:hAnsi="Arial"/>
           <w:b/>
           <w:bCs/>
-          <w:color w:val="1A1A1A"/>
+          <w:color w:val="0C2340"/>
           <w:sz w:val="20"/>
           <w:szCs w:val="20"/>
         </w:rPr>
@@ -1077,7 +472,7 @@
           <w:rFonts w:ascii="Arial" w:cs="Arial" w:eastAsia="Arial" w:hAnsi="Arial"/>
           <w:b/>
           <w:bCs/>
-          <w:color w:val="1A1A1A"/>
+          <w:color w:val="0C2340"/>
           <w:sz w:val="20"/>
           <w:szCs w:val="20"/>
         </w:rPr>
@@ -1118,7 +513,7 @@
           <w:rFonts w:ascii="Arial" w:cs="Arial" w:eastAsia="Arial" w:hAnsi="Arial"/>
           <w:b/>
           <w:bCs/>
-          <w:color w:val="1A1A1A"/>
+          <w:color w:val="0C2340"/>
           <w:sz w:val="20"/>
           <w:szCs w:val="20"/>
         </w:rPr>
@@ -1159,7 +554,7 @@
           <w:rFonts w:ascii="Arial" w:cs="Arial" w:eastAsia="Arial" w:hAnsi="Arial"/>
           <w:b/>
           <w:bCs/>
-          <w:color w:val="1A1A1A"/>
+          <w:color w:val="0C2340"/>
           <w:sz w:val="20"/>
           <w:szCs w:val="20"/>
         </w:rPr>
@@ -1240,7 +635,7 @@
           <w:rFonts w:ascii="Arial" w:cs="Arial" w:eastAsia="Arial" w:hAnsi="Arial"/>
           <w:b/>
           <w:bCs/>
-          <w:color w:val="1A1A1A"/>
+          <w:color w:val="0C2340"/>
           <w:sz w:val="20"/>
           <w:szCs w:val="20"/>
         </w:rPr>
@@ -1281,7 +676,7 @@
           <w:rFonts w:ascii="Arial" w:cs="Arial" w:eastAsia="Arial" w:hAnsi="Arial"/>
           <w:b/>
           <w:bCs/>
-          <w:color w:val="1A1A1A"/>
+          <w:color w:val="0C2340"/>
           <w:sz w:val="20"/>
           <w:szCs w:val="20"/>
         </w:rPr>
@@ -1322,7 +717,7 @@
           <w:rFonts w:ascii="Arial" w:cs="Arial" w:eastAsia="Arial" w:hAnsi="Arial"/>
           <w:b/>
           <w:bCs/>
-          <w:color w:val="1A1A1A"/>
+          <w:color w:val="0C2340"/>
           <w:sz w:val="20"/>
           <w:szCs w:val="20"/>
         </w:rPr>
@@ -1363,7 +758,7 @@
           <w:rFonts w:ascii="Arial" w:cs="Arial" w:eastAsia="Arial" w:hAnsi="Arial"/>
           <w:b/>
           <w:bCs/>
-          <w:color w:val="1A1A1A"/>
+          <w:color w:val="0C2340"/>
           <w:sz w:val="20"/>
           <w:szCs w:val="20"/>
         </w:rPr>
@@ -1404,7 +799,7 @@
           <w:rFonts w:ascii="Arial" w:cs="Arial" w:eastAsia="Arial" w:hAnsi="Arial"/>
           <w:b/>
           <w:bCs/>
-          <w:color w:val="1A1A1A"/>
+          <w:color w:val="0C2340"/>
           <w:sz w:val="20"/>
           <w:szCs w:val="20"/>
         </w:rPr>
@@ -1445,7 +840,7 @@
           <w:rFonts w:ascii="Arial" w:cs="Arial" w:eastAsia="Arial" w:hAnsi="Arial"/>
           <w:b/>
           <w:bCs/>
-          <w:color w:val="1A1A1A"/>
+          <w:color w:val="0C2340"/>
           <w:sz w:val="20"/>
           <w:szCs w:val="20"/>
         </w:rPr>
@@ -1486,7 +881,7 @@
           <w:rFonts w:ascii="Arial" w:cs="Arial" w:eastAsia="Arial" w:hAnsi="Arial"/>
           <w:b/>
           <w:bCs/>
-          <w:color w:val="1A1A1A"/>
+          <w:color w:val="0C2340"/>
           <w:sz w:val="20"/>
           <w:szCs w:val="20"/>
         </w:rPr>
@@ -1527,7 +922,7 @@
           <w:rFonts w:ascii="Arial" w:cs="Arial" w:eastAsia="Arial" w:hAnsi="Arial"/>
           <w:b/>
           <w:bCs/>
-          <w:color w:val="1A1A1A"/>
+          <w:color w:val="0C2340"/>
           <w:sz w:val="20"/>
           <w:szCs w:val="20"/>
         </w:rPr>
@@ -1568,7 +963,7 @@
           <w:rFonts w:ascii="Arial" w:cs="Arial" w:eastAsia="Arial" w:hAnsi="Arial"/>
           <w:b/>
           <w:bCs/>
-          <w:color w:val="1A1A1A"/>
+          <w:color w:val="0C2340"/>
           <w:sz w:val="20"/>
           <w:szCs w:val="20"/>
         </w:rPr>
@@ -1609,7 +1004,7 @@
           <w:rFonts w:ascii="Arial" w:cs="Arial" w:eastAsia="Arial" w:hAnsi="Arial"/>
           <w:b/>
           <w:bCs/>
-          <w:color w:val="1A1A1A"/>
+          <w:color w:val="0C2340"/>
           <w:sz w:val="20"/>
           <w:szCs w:val="20"/>
         </w:rPr>
@@ -1650,7 +1045,7 @@
           <w:rFonts w:ascii="Arial" w:cs="Arial" w:eastAsia="Arial" w:hAnsi="Arial"/>
           <w:b/>
           <w:bCs/>
-          <w:color w:val="1A1A1A"/>
+          <w:color w:val="0C2340"/>
           <w:sz w:val="20"/>
           <w:szCs w:val="20"/>
         </w:rPr>
@@ -1691,7 +1086,7 @@
           <w:rFonts w:ascii="Arial" w:cs="Arial" w:eastAsia="Arial" w:hAnsi="Arial"/>
           <w:b/>
           <w:bCs/>
-          <w:color w:val="1A1A1A"/>
+          <w:color w:val="0C2340"/>
           <w:sz w:val="20"/>
           <w:szCs w:val="20"/>
         </w:rPr>
@@ -1732,7 +1127,7 @@
           <w:rFonts w:ascii="Arial" w:cs="Arial" w:eastAsia="Arial" w:hAnsi="Arial"/>
           <w:b/>
           <w:bCs/>
-          <w:color w:val="1A1A1A"/>
+          <w:color w:val="0C2340"/>
           <w:sz w:val="20"/>
           <w:szCs w:val="20"/>
         </w:rPr>
@@ -1760,6 +1155,120 @@
     </w:p>
     <w:p>
       <w:pPr>
+        <w:keepLines/>
+        <w:tabs>
+          <w:tab w:val="left" w:pos="566"/>
+        </w:tabs>
+        <w:spacing w:after="80" w:before="0"/>
+        <w:ind w:left="0"/>
+      </w:pPr>
+      <w:r>
+        <w:rPr>
+          <w:rFonts w:ascii="Arial" w:cs="Arial" w:eastAsia="Arial" w:hAnsi="Arial"/>
+          <w:b/>
+          <w:bCs/>
+          <w:color w:val="0C2340"/>
+          <w:sz w:val="22"/>
+          <w:szCs w:val="22"/>
+        </w:rPr>
+        <w:t xml:space="preserve">3.</w:t>
+      </w:r>
+      <w:r>
+        <w:rPr>
+          <w:rFonts w:ascii="Arial" w:cs="Arial" w:eastAsia="Arial" w:hAnsi="Arial"/>
+          <w:sz w:val="22"/>
+          <w:szCs w:val="22"/>
+        </w:rPr>
+        <w:t xml:space="preserve">	</w:t>
+      </w:r>
+      <w:r>
+        <w:rPr>
+          <w:rFonts w:ascii="Arial" w:cs="Arial" w:eastAsia="Arial" w:hAnsi="Arial"/>
+          <w:b/>
+          <w:bCs/>
+          <w:color w:val="0C2340"/>
+          <w:sz w:val="22"/>
+          <w:szCs w:val="22"/>
+        </w:rPr>
+        <w:t xml:space="preserve">VERIFICATION OF ATTENDANCE AND QUORUM</w:t>
+      </w:r>
+    </w:p>
+    <w:p>
+      <w:pPr>
+        <w:keepLines/>
+        <w:spacing w:after="80" w:before="0" w:line="276"/>
+        <w:ind w:left="566"/>
+        <w:jc w:val="both"/>
+      </w:pPr>
+      <w:r>
+        <w:rPr>
+          <w:rFonts w:ascii="Arial" w:cs="Arial" w:eastAsia="Arial" w:hAnsi="Arial"/>
+          <w:color w:val="1A1A1A"/>
+          <w:sz w:val="20"/>
+          <w:szCs w:val="20"/>
+        </w:rPr>
+        <w:t xml:space="preserve">We hereby certify that the attendance recorded above represents the true and correct attendance of the SGB meeting held on 28 January 2026:</w:t>
+      </w:r>
+    </w:p>
+    <w:p>
+      <w:pPr>
+        <w:keepLines/>
+        <w:tabs>
+          <w:tab w:val="left" w:pos="566"/>
+        </w:tabs>
+        <w:spacing w:after="80" w:before="0"/>
+        <w:ind w:left="0"/>
+      </w:pPr>
+      <w:r>
+        <w:rPr>
+          <w:rFonts w:ascii="Arial" w:cs="Arial" w:eastAsia="Arial" w:hAnsi="Arial"/>
+          <w:b/>
+          <w:bCs/>
+          <w:color w:val="0C2340"/>
+          <w:sz w:val="22"/>
+          <w:szCs w:val="22"/>
+        </w:rPr>
+        <w:t xml:space="preserve">4.</w:t>
+      </w:r>
+      <w:r>
+        <w:rPr>
+          <w:rFonts w:ascii="Arial" w:cs="Arial" w:eastAsia="Arial" w:hAnsi="Arial"/>
+          <w:sz w:val="22"/>
+          <w:szCs w:val="22"/>
+        </w:rPr>
+        <w:t xml:space="preserve">	</w:t>
+      </w:r>
+      <w:r>
+        <w:rPr>
+          <w:rFonts w:ascii="Arial" w:cs="Arial" w:eastAsia="Arial" w:hAnsi="Arial"/>
+          <w:b/>
+          <w:bCs/>
+          <w:color w:val="0C2340"/>
+          <w:sz w:val="22"/>
+          <w:szCs w:val="22"/>
+        </w:rPr>
+        <w:t xml:space="preserve">DISTRICT ENDORSEMENT &amp; RECORD OF RECEIPT</w:t>
+      </w:r>
+    </w:p>
+    <w:p>
+      <w:pPr>
+        <w:keepLines/>
+        <w:spacing w:after="80" w:before="0" w:line="276"/>
+        <w:ind w:left="566"/>
+        <w:jc w:val="both"/>
+      </w:pPr>
+      <w:r>
+        <w:rPr>
+          <w:rFonts w:ascii="Arial" w:cs="Arial" w:eastAsia="Arial" w:hAnsi="Arial"/>
+          <w:color w:val="1A1A1A"/>
+          <w:sz w:val="20"/>
+          <w:szCs w:val="20"/>
+        </w:rPr>
+        <w:t xml:space="preserve">Received, verified, and endorsed for departmental records by the District Office:</w:t>
+      </w:r>
+    </w:p>
+    <w:p>
+      <w:pPr>
         <w:pageBreakBefore/>
         <w:spacing w:after="0" w:before="0"/>
       </w:pPr>
@@ -1778,7 +1287,7 @@
           <w:sz w:val="22"/>
           <w:szCs w:val="22"/>
         </w:rPr>
-        <w:t xml:space="preserve">VERIFICATION OF ATTENDANCE AND QUORUM</w:t>
+        <w:t xml:space="preserve">ATTENDANCE VERIFICATION &amp; RECORD OF QUORUM</w:t>
       </w:r>
     </w:p>
     <w:p>
@@ -1794,7 +1303,7 @@
           <w:sz w:val="20"/>
           <w:szCs w:val="20"/>
         </w:rPr>
-        <w:t xml:space="preserve">We hereby certify that the attendance recorded above represents the true and correct attendance of the SGB meeting held on 28 January 2026:</w:t>
+        <w:t xml:space="preserve">Certified as an accurate record of attendance and quorum verification for the Ordinary SGB Meeting of 28 January 2026:</w:t>
       </w:r>
     </w:p>
     <w:tbl>
@@ -1823,7 +1332,7 @@
         </w:trPr>
         <w:tc>
           <w:tcPr>
-            <w:tcW w:type="dxa" w:w="3401"/>
+            <w:tcW w:type="dxa" w:w="3288"/>
             <w:tcBorders>
               <w:top w:val="single" w:color="94A3B8" w:sz="6"/>
               <w:left w:val="single" w:color="94A3B8" w:sz="6"/>
@@ -1831,28 +1340,28 @@
               <w:right w:val="single" w:color="94A3B8" w:sz="6"/>
             </w:tcBorders>
             <w:tcMar>
-              <w:top w:type="dxa" w:w="100"/>
-              <w:left w:type="dxa" w:w="160"/>
-              <w:bottom w:type="dxa" w:w="100"/>
-              <w:right w:type="dxa" w:w="160"/>
+              <w:top w:type="dxa" w:w="160"/>
+              <w:left w:type="dxa" w:w="200"/>
+              <w:bottom w:type="dxa" w:w="160"/>
+              <w:right w:type="dxa" w:w="200"/>
             </w:tcMar>
           </w:tcPr>
           <w:p>
             <w:pPr>
-              <w:spacing w:after="0" w:before="180"/>
+              <w:spacing w:after="240" w:before="0"/>
             </w:pPr>
           </w:p>
           <w:p>
             <w:pPr>
               <w:pBdr>
-                <w:bottom w:val="single" w:color="0C2340" w:sz="8"/>
+                <w:bottom w:val="single" w:color="0C2340" w:sz="10"/>
               </w:pBdr>
-              <w:spacing w:after="10" w:before="0"/>
-            </w:pPr>
-          </w:p>
-          <w:p>
-            <w:pPr>
-              <w:spacing w:after="90" w:before="0"/>
+              <w:spacing w:after="30" w:before="0"/>
+            </w:pPr>
+          </w:p>
+          <w:p>
+            <w:pPr>
+              <w:spacing w:after="180" w:before="0"/>
             </w:pPr>
             <w:r>
               <w:rPr>
@@ -1860,15 +1369,15 @@
                 <w:b/>
                 <w:bCs/>
                 <w:color w:val="64748B"/>
-                <w:sz w:val="14"/>
-                <w:szCs w:val="14"/>
+                <w:sz w:val="13"/>
+                <w:szCs w:val="13"/>
               </w:rPr>
               <w:t xml:space="preserve">SIGNATURE</w:t>
             </w:r>
           </w:p>
           <w:p>
             <w:pPr>
-              <w:spacing w:after="15" w:before="0"/>
+              <w:spacing w:after="120" w:before="0"/>
             </w:pPr>
             <w:r>
               <w:rPr>
@@ -1876,15 +1385,15 @@
                 <w:b/>
                 <w:bCs/>
                 <w:color w:val="1A1A1A"/>
-                <w:sz w:val="20"/>
-                <w:szCs w:val="20"/>
+                <w:sz w:val="17"/>
+                <w:szCs w:val="17"/>
               </w:rPr>
               <w:t xml:space="preserve">Mr. K. Dyasi</w:t>
             </w:r>
           </w:p>
           <w:p>
             <w:pPr>
-              <w:spacing w:after="20" w:before="0"/>
+              <w:spacing w:after="160" w:before="0"/>
             </w:pPr>
             <w:r>
               <w:rPr>
@@ -1892,15 +1401,15 @@
                 <w:b/>
                 <w:bCs/>
                 <w:color w:val="0C2340"/>
-                <w:sz w:val="19"/>
-                <w:szCs w:val="19"/>
+                <w:sz w:val="16"/>
+                <w:szCs w:val="16"/>
               </w:rPr>
               <w:t xml:space="preserve">SGB CHAIRPERSON</w:t>
             </w:r>
           </w:p>
           <w:p>
             <w:pPr>
-              <w:spacing w:after="0" w:before="40"/>
+              <w:spacing w:after="60" w:before="0"/>
               <w:jc w:val="right"/>
             </w:pPr>
             <w:r>
@@ -1909,17 +1418,19 @@
                 <w:b/>
                 <w:bCs/>
                 <w:color w:val="64748B"/>
-                <w:sz w:val="18"/>
-                <w:szCs w:val="18"/>
+                <w:sz w:val="15"/>
+                <w:szCs w:val="15"/>
               </w:rPr>
               <w:t xml:space="preserve">DATE: </w:t>
             </w:r>
             <w:r>
               <w:rPr>
                 <w:rFonts w:ascii="Arial" w:cs="Arial" w:eastAsia="Arial" w:hAnsi="Arial"/>
+                <w:b/>
+                <w:bCs/>
                 <w:color w:val="1A1A1A"/>
-                <w:sz w:val="18"/>
-                <w:szCs w:val="18"/>
+                <w:sz w:val="15"/>
+                <w:szCs w:val="15"/>
               </w:rPr>
               <w:t xml:space="preserve">28/01/2026</w:t>
             </w:r>
@@ -1927,7 +1438,7 @@
         </w:tc>
         <w:tc>
           <w:tcPr>
-            <w:tcW w:type="dxa" w:w="283"/>
+            <w:tcW w:type="dxa" w:w="453"/>
             <w:tcBorders>
               <w:top w:val="none"/>
               <w:left w:val="none"/>
@@ -1949,7 +1460,7 @@
         </w:tc>
         <w:tc>
           <w:tcPr>
-            <w:tcW w:type="dxa" w:w="3401"/>
+            <w:tcW w:type="dxa" w:w="3288"/>
             <w:tcBorders>
               <w:top w:val="single" w:color="94A3B8" w:sz="6"/>
               <w:left w:val="single" w:color="94A3B8" w:sz="6"/>
@@ -1957,28 +1468,28 @@
               <w:right w:val="single" w:color="94A3B8" w:sz="6"/>
             </w:tcBorders>
             <w:tcMar>
-              <w:top w:type="dxa" w:w="100"/>
-              <w:left w:type="dxa" w:w="160"/>
-              <w:bottom w:type="dxa" w:w="100"/>
-              <w:right w:type="dxa" w:w="160"/>
+              <w:top w:type="dxa" w:w="160"/>
+              <w:left w:type="dxa" w:w="200"/>
+              <w:bottom w:type="dxa" w:w="160"/>
+              <w:right w:type="dxa" w:w="200"/>
             </w:tcMar>
           </w:tcPr>
           <w:p>
             <w:pPr>
-              <w:spacing w:after="0" w:before="180"/>
+              <w:spacing w:after="240" w:before="0"/>
             </w:pPr>
           </w:p>
           <w:p>
             <w:pPr>
               <w:pBdr>
-                <w:bottom w:val="single" w:color="0C2340" w:sz="8"/>
+                <w:bottom w:val="single" w:color="0C2340" w:sz="10"/>
               </w:pBdr>
-              <w:spacing w:after="10" w:before="0"/>
-            </w:pPr>
-          </w:p>
-          <w:p>
-            <w:pPr>
-              <w:spacing w:after="90" w:before="0"/>
+              <w:spacing w:after="30" w:before="0"/>
+            </w:pPr>
+          </w:p>
+          <w:p>
+            <w:pPr>
+              <w:spacing w:after="180" w:before="0"/>
             </w:pPr>
             <w:r>
               <w:rPr>
@@ -1986,15 +1497,15 @@
                 <w:b/>
                 <w:bCs/>
                 <w:color w:val="64748B"/>
-                <w:sz w:val="14"/>
-                <w:szCs w:val="14"/>
+                <w:sz w:val="13"/>
+                <w:szCs w:val="13"/>
               </w:rPr>
               <w:t xml:space="preserve">SIGNATURE</w:t>
             </w:r>
           </w:p>
           <w:p>
             <w:pPr>
-              <w:spacing w:after="15" w:before="0"/>
+              <w:spacing w:after="120" w:before="0"/>
             </w:pPr>
             <w:r>
               <w:rPr>
@@ -2002,15 +1513,15 @@
                 <w:b/>
                 <w:bCs/>
                 <w:color w:val="1A1A1A"/>
-                <w:sz w:val="20"/>
-                <w:szCs w:val="20"/>
+                <w:sz w:val="17"/>
+                <w:szCs w:val="17"/>
               </w:rPr>
               <w:t xml:space="preserve">Mr. A. Gushmani</w:t>
             </w:r>
           </w:p>
           <w:p>
             <w:pPr>
-              <w:spacing w:after="20" w:before="0"/>
+              <w:spacing w:after="160" w:before="0"/>
             </w:pPr>
             <w:r>
               <w:rPr>
@@ -2018,15 +1529,15 @@
                 <w:b/>
                 <w:bCs/>
                 <w:color w:val="0C2340"/>
-                <w:sz w:val="19"/>
-                <w:szCs w:val="19"/>
+                <w:sz w:val="16"/>
+                <w:szCs w:val="16"/>
               </w:rPr>
               <w:t xml:space="preserve">SGB TREASURER</w:t>
             </w:r>
           </w:p>
           <w:p>
             <w:pPr>
-              <w:spacing w:after="0" w:before="40"/>
+              <w:spacing w:after="60" w:before="0"/>
               <w:jc w:val="right"/>
             </w:pPr>
             <w:r>
@@ -2035,17 +1546,19 @@
                 <w:b/>
                 <w:bCs/>
                 <w:color w:val="64748B"/>
-                <w:sz w:val="18"/>
-                <w:szCs w:val="18"/>
+                <w:sz w:val="15"/>
+                <w:szCs w:val="15"/>
               </w:rPr>
               <w:t xml:space="preserve">DATE: </w:t>
             </w:r>
             <w:r>
               <w:rPr>
                 <w:rFonts w:ascii="Arial" w:cs="Arial" w:eastAsia="Arial" w:hAnsi="Arial"/>
+                <w:b/>
+                <w:bCs/>
                 <w:color w:val="1A1A1A"/>
-                <w:sz w:val="18"/>
-                <w:szCs w:val="18"/>
+                <w:sz w:val="15"/>
+                <w:szCs w:val="15"/>
               </w:rPr>
               <w:t xml:space="preserve">28/01/2026</w:t>
             </w:r>
@@ -2053,7 +1566,7 @@
         </w:tc>
         <w:tc>
           <w:tcPr>
-            <w:tcW w:type="dxa" w:w="283"/>
+            <w:tcW w:type="dxa" w:w="453"/>
             <w:tcBorders>
               <w:top w:val="none"/>
               <w:left w:val="none"/>
@@ -2075,7 +1588,7 @@
         </w:tc>
         <w:tc>
           <w:tcPr>
-            <w:tcW w:type="dxa" w:w="3401"/>
+            <w:tcW w:type="dxa" w:w="3288"/>
             <w:tcBorders>
               <w:top w:val="single" w:color="94A3B8" w:sz="6"/>
               <w:left w:val="single" w:color="94A3B8" w:sz="6"/>
@@ -2083,28 +1596,28 @@
               <w:right w:val="single" w:color="94A3B8" w:sz="6"/>
             </w:tcBorders>
             <w:tcMar>
-              <w:top w:type="dxa" w:w="100"/>
-              <w:left w:type="dxa" w:w="160"/>
-              <w:bottom w:type="dxa" w:w="100"/>
-              <w:right w:type="dxa" w:w="160"/>
+              <w:top w:type="dxa" w:w="160"/>
+              <w:left w:type="dxa" w:w="200"/>
+              <w:bottom w:type="dxa" w:w="160"/>
+              <w:right w:type="dxa" w:w="200"/>
             </w:tcMar>
           </w:tcPr>
           <w:p>
             <w:pPr>
-              <w:spacing w:after="0" w:before="180"/>
+              <w:spacing w:after="240" w:before="0"/>
             </w:pPr>
           </w:p>
           <w:p>
             <w:pPr>
               <w:pBdr>
-                <w:bottom w:val="single" w:color="0C2340" w:sz="8"/>
+                <w:bottom w:val="single" w:color="0C2340" w:sz="10"/>
               </w:pBdr>
-              <w:spacing w:after="10" w:before="0"/>
-            </w:pPr>
-          </w:p>
-          <w:p>
-            <w:pPr>
-              <w:spacing w:after="90" w:before="0"/>
+              <w:spacing w:after="30" w:before="0"/>
+            </w:pPr>
+          </w:p>
+          <w:p>
+            <w:pPr>
+              <w:spacing w:after="180" w:before="0"/>
             </w:pPr>
             <w:r>
               <w:rPr>
@@ -2112,15 +1625,15 @@
                 <w:b/>
                 <w:bCs/>
                 <w:color w:val="64748B"/>
-                <w:sz w:val="14"/>
-                <w:szCs w:val="14"/>
+                <w:sz w:val="13"/>
+                <w:szCs w:val="13"/>
               </w:rPr>
               <w:t xml:space="preserve">SIGNATURE</w:t>
             </w:r>
           </w:p>
           <w:p>
             <w:pPr>
-              <w:spacing w:after="15" w:before="0"/>
+              <w:spacing w:after="120" w:before="0"/>
             </w:pPr>
             <w:r>
               <w:rPr>
@@ -2128,15 +1641,15 @@
                 <w:b/>
                 <w:bCs/>
                 <w:color w:val="1A1A1A"/>
-                <w:sz w:val="20"/>
-                <w:szCs w:val="20"/>
+                <w:sz w:val="17"/>
+                <w:szCs w:val="17"/>
               </w:rPr>
               <w:t xml:space="preserve">Ms. M. Botha</w:t>
             </w:r>
           </w:p>
           <w:p>
             <w:pPr>
-              <w:spacing w:after="20" w:before="0"/>
+              <w:spacing w:after="160" w:before="0"/>
             </w:pPr>
             <w:r>
               <w:rPr>
@@ -2144,15 +1657,15 @@
                 <w:b/>
                 <w:bCs/>
                 <w:color w:val="0C2340"/>
-                <w:sz w:val="19"/>
-                <w:szCs w:val="19"/>
+                <w:sz w:val="16"/>
+                <w:szCs w:val="16"/>
               </w:rPr>
               <w:t xml:space="preserve">SCHOOL PRINCIPAL</w:t>
             </w:r>
           </w:p>
           <w:p>
             <w:pPr>
-              <w:spacing w:after="0" w:before="40"/>
+              <w:spacing w:after="60" w:before="0"/>
               <w:jc w:val="right"/>
             </w:pPr>
             <w:r>
@@ -2161,17 +1674,19 @@
                 <w:b/>
                 <w:bCs/>
                 <w:color w:val="64748B"/>
-                <w:sz w:val="18"/>
-                <w:szCs w:val="18"/>
+                <w:sz w:val="15"/>
+                <w:szCs w:val="15"/>
               </w:rPr>
               <w:t xml:space="preserve">DATE: </w:t>
             </w:r>
             <w:r>
               <w:rPr>
                 <w:rFonts w:ascii="Arial" w:cs="Arial" w:eastAsia="Arial" w:hAnsi="Arial"/>
+                <w:b/>
+                <w:bCs/>
                 <w:color w:val="1A1A1A"/>
-                <w:sz w:val="18"/>
-                <w:szCs w:val="18"/>
+                <w:sz w:val="15"/>
+                <w:szCs w:val="15"/>
               </w:rPr>
               <w:t xml:space="preserve">28/01/2026</w:t>
             </w:r>
@@ -2186,7 +1701,7 @@
     </w:p>
     <w:tbl>
       <w:tblPr>
-        <w:tblW w:type="dxa" w:w="3590"/>
+        <w:tblW w:type="dxa" w:w="4535"/>
         <w:jc w:val="left"/>
         <w:tblBorders>
           <w:top w:val="dashed" w:color="94A3B8" w:sz="6"/>
@@ -2203,21 +1718,22 @@
       <w:tr>
         <w:trPr>
           <w:cantSplit/>
+          <w:trHeight w:val="2948" w:hRule="atLeast"/>
         </w:trPr>
         <w:tc>
           <w:tcPr>
-            <w:tcW w:type="dxa" w:w="3590"/>
+            <w:tcW w:type="dxa" w:w="4535"/>
             <w:shd w:fill="F8FAFC" w:val="clear"/>
             <w:tcMar>
               <w:top w:type="dxa" w:w="100"/>
               <w:left w:type="dxa" w:w="140"/>
-              <w:bottom w:type="dxa" w:w="100"/>
+              <w:bottom w:type="dxa" w:w="80"/>
               <w:right w:type="dxa" w:w="140"/>
             </w:tcMar>
           </w:tcPr>
           <w:p>
             <w:pPr>
-              <w:spacing w:after="30" w:before="60"/>
+              <w:spacing w:after="30" w:before="80"/>
               <w:jc w:val="center"/>
             </w:pPr>
             <w:r>
@@ -2226,15 +1742,15 @@
                 <w:b/>
                 <w:bCs/>
                 <w:color w:val="475569"/>
-                <w:sz w:val="15"/>
-                <w:szCs w:val="15"/>
+                <w:sz w:val="16"/>
+                <w:szCs w:val="16"/>
               </w:rPr>
               <w:t xml:space="preserve">OFFICIAL SCHOOL STAMP</w:t>
             </w:r>
           </w:p>
           <w:p>
             <w:pPr>
-              <w:spacing w:after="80" w:before="80"/>
+              <w:spacing w:after="40" w:before="2450"/>
               <w:jc w:val="center"/>
             </w:pPr>
             <w:r>
@@ -2303,6 +1819,7 @@
       <w:tr>
         <w:trPr>
           <w:cantSplit/>
+          <w:trHeight w:val="2948" w:hRule="atLeast"/>
         </w:trPr>
         <w:tc>
           <w:tcPr>
@@ -2317,13 +1834,13 @@
             <w:tcMar>
               <w:top w:type="dxa" w:w="120"/>
               <w:left w:type="dxa" w:w="160"/>
-              <w:bottom w:type="dxa" w:w="120"/>
+              <w:bottom w:type="dxa" w:w="80"/>
               <w:right w:type="dxa" w:w="160"/>
             </w:tcMar>
           </w:tcPr>
           <w:p>
             <w:pPr>
-              <w:spacing w:after="40" w:before="80"/>
+              <w:spacing w:after="30" w:before="80"/>
               <w:jc w:val="center"/>
             </w:pPr>
             <w:r>
@@ -2332,15 +1849,15 @@
                 <w:b/>
                 <w:bCs/>
                 <w:color w:val="475569"/>
-                <w:sz w:val="15"/>
-                <w:szCs w:val="15"/>
+                <w:sz w:val="16"/>
+                <w:szCs w:val="16"/>
               </w:rPr>
               <w:t xml:space="preserve">OFFICIAL DISTRICT / CIRCUIT STAMP</w:t>
             </w:r>
           </w:p>
           <w:p>
             <w:pPr>
-              <w:spacing w:after="160" w:before="180"/>
+              <w:spacing w:after="40" w:before="2450"/>
               <w:jc w:val="center"/>
             </w:pPr>
             <w:r>
@@ -2386,28 +1903,28 @@
               <w:right w:val="single" w:color="94A3B8" w:sz="6"/>
             </w:tcBorders>
             <w:tcMar>
-              <w:top w:type="dxa" w:w="100"/>
+              <w:top w:type="dxa" w:w="120"/>
               <w:left w:type="dxa" w:w="160"/>
-              <w:bottom w:type="dxa" w:w="100"/>
+              <w:bottom w:type="dxa" w:w="120"/>
               <w:right w:type="dxa" w:w="160"/>
             </w:tcMar>
           </w:tcPr>
           <w:p>
             <w:pPr>
-              <w:spacing w:after="0" w:before="180"/>
+              <w:spacing w:after="300" w:before="0"/>
             </w:pPr>
           </w:p>
           <w:p>
             <w:pPr>
               <w:pBdr>
-                <w:bottom w:val="single" w:color="0C2340" w:sz="8"/>
+                <w:bottom w:val="single" w:color="0C2340" w:sz="10"/>
               </w:pBdr>
-              <w:spacing w:after="10" w:before="0"/>
-            </w:pPr>
-          </w:p>
-          <w:p>
-            <w:pPr>
-              <w:spacing w:after="90" w:before="0"/>
+              <w:spacing w:after="30" w:before="0"/>
+            </w:pPr>
+          </w:p>
+          <w:p>
+            <w:pPr>
+              <w:spacing w:after="300" w:before="0"/>
             </w:pPr>
             <w:r>
               <w:rPr>
@@ -2415,18 +1932,15 @@
                 <w:b/>
                 <w:bCs/>
                 <w:color w:val="64748B"/>
-                <w:sz w:val="14"/>
-                <w:szCs w:val="14"/>
+                <w:sz w:val="13"/>
+                <w:szCs w:val="13"/>
               </w:rPr>
               <w:t xml:space="preserve">SIGNATURE</w:t>
             </w:r>
           </w:p>
           <w:p>
             <w:pPr>
-              <w:tabs>
-                <w:tab w:val="right" w:pos="4924" w:leader="underscore"/>
-              </w:tabs>
-              <w:spacing w:after="15" w:before="0"/>
+              <w:spacing w:after="240" w:before="0"/>
             </w:pPr>
             <w:r>
               <w:rPr>
@@ -2434,15 +1948,24 @@
                 <w:b/>
                 <w:bCs/>
                 <w:color w:val="64748B"/>
-                <w:sz w:val="18"/>
-                <w:szCs w:val="18"/>
-              </w:rPr>
-              <w:t xml:space="preserve">NAME:	</w:t>
-            </w:r>
-          </w:p>
-          <w:p>
-            <w:pPr>
-              <w:spacing w:after="20" w:before="0"/>
+                <w:sz w:val="15"/>
+                <w:szCs w:val="15"/>
+              </w:rPr>
+              <w:t xml:space="preserve">NAME: </w:t>
+            </w:r>
+            <w:r>
+              <w:rPr>
+                <w:rFonts w:ascii="Arial" w:cs="Arial" w:eastAsia="Arial" w:hAnsi="Arial"/>
+                <w:color w:val="94A3B8"/>
+                <w:sz w:val="14"/>
+                <w:szCs w:val="14"/>
+              </w:rPr>
+              <w:t xml:space="preserve">__________________________________________________________</w:t>
+            </w:r>
+          </w:p>
+          <w:p>
+            <w:pPr>
+              <w:spacing w:after="300" w:before="0"/>
             </w:pPr>
             <w:r>
               <w:rPr>
@@ -2450,16 +1973,15 @@
                 <w:b/>
                 <w:bCs/>
                 <w:color w:val="0C2340"/>
-                <w:sz w:val="19"/>
-                <w:szCs w:val="19"/>
+                <w:sz w:val="16"/>
+                <w:szCs w:val="16"/>
               </w:rPr>
               <w:t xml:space="preserve">CIRCUIT MANAGER</w:t>
             </w:r>
           </w:p>
           <w:p>
             <w:pPr>
-              <w:spacing w:after="0" w:before="40"/>
-              <w:jc w:val="right"/>
+              <w:spacing w:after="120" w:before="0"/>
             </w:pPr>
             <w:r>
               <w:rPr>
@@ -2467,8 +1989,8 @@
                 <w:b/>
                 <w:bCs/>
                 <w:color w:val="64748B"/>
-                <w:sz w:val="18"/>
-                <w:szCs w:val="18"/>
+                <w:sz w:val="15"/>
+                <w:szCs w:val="15"/>
               </w:rPr>
               <w:t xml:space="preserve">DATE: </w:t>
             </w:r>
@@ -2476,18 +1998,17 @@
               <w:rPr>
                 <w:rFonts w:ascii="Arial" w:cs="Arial" w:eastAsia="Arial" w:hAnsi="Arial"/>
                 <w:color w:val="94A3B8"/>
-                <w:sz w:val="18"/>
-                <w:szCs w:val="18"/>
-              </w:rPr>
-              <w:t xml:space="preserve">________________________</w:t>
+                <w:sz w:val="14"/>
+                <w:szCs w:val="14"/>
+              </w:rPr>
+              <w:t xml:space="preserve">__________________________________________________________</w:t>
             </w:r>
           </w:p>
         </w:tc>
       </w:tr>
     </w:tbl>
     <w:sectPr>
-      <w:headerReference w:type="default" r:id="rId7"/>
-      <w:footerReference w:type="default" r:id="rId8"/>
+      <w:footerReference w:type="default" r:id="rId7"/>
       <w:pgSz w:w="11905" w:h="16837" w:orient="portrait"/>
       <w:pgMar w:top="566" w:right="566" w:bottom="566" w:left="566" w:header="453" w:footer="453" w:gutter="0"/>
       <w:pgNumType/>
@@ -2620,48 +2141,6 @@
     </w:p>
   </w:footnote>
 </w:footnotes>
-</file>
-
-<file path=word/header1.xml><?xml version="1.0" encoding="utf-8"?>
-<w:hdr xmlns:wpc="http://schemas.microsoft.com/office/word/2010/wordprocessingCanvas" xmlns:mc="http://schemas.openxmlformats.org/markup-compatibility/2006" xmlns:o="urn:schemas-microsoft-com:office:office" xmlns:r="http://schemas.openxmlformats.org/officeDocument/2006/relationships" xmlns:m="http://schemas.openxmlformats.org/officeDocument/2006/math" xmlns:v="urn:schemas-microsoft-com:vml" xmlns:wp14="http://schemas.microsoft.com/office/word/2010/wordprocessingDrawing" xmlns:wp="http://schemas.openxmlformats.org/drawingml/2006/wordprocessingDrawing" xmlns:w10="urn:schemas-microsoft-com:office:word" xmlns:w="http://schemas.openxmlformats.org/wordprocessingml/2006/main" xmlns:w14="http://schemas.microsoft.com/office/word/2010/wordml" xmlns:w15="http://schemas.microsoft.com/office/word/2012/wordml" xmlns:wpg="http://schemas.microsoft.com/office/word/2010/wordprocessingGroup" xmlns:wpi="http://schemas.microsoft.com/office/word/2010/wordprocessingInk" xmlns:wne="http://schemas.microsoft.com/office/word/2006/wordml" xmlns:wps="http://schemas.microsoft.com/office/word/2010/wordprocessingShape" xmlns:cx="http://schemas.microsoft.com/office/drawing/2014/chartex" xmlns:cx1="http://schemas.microsoft.com/office/drawing/2015/9/8/chartex" xmlns:cx2="http://schemas.microsoft.com/office/drawing/2015/10/21/chartex" xmlns:cx3="http://schemas.microsoft.com/office/drawing/2016/5/9/chartex" xmlns:cx4="http://schemas.microsoft.com/office/drawing/2016/5/10/chartex" xmlns:cx5="http://schemas.microsoft.com/office/drawing/2016/5/11/chartex" xmlns:cx6="http://schemas.microsoft.com/office/drawing/2016/5/12/chartex" xmlns:cx7="http://schemas.microsoft.com/office/drawing/2016/5/13/chartex" xmlns:cx8="http://schemas.microsoft.com/office/drawing/2016/5/14/chartex" xmlns:w16cid="http://schemas.microsoft.com/office/word/2016/wordml/cid" xmlns:w16se="http://schemas.microsoft.com/office/word/2015/wordml/symex">
-  <w:p>
-    <w:pPr>
-      <w:pBdr>
-        <w:bottom w:val="single" w:color="CBD5E1" w:sz="6"/>
-      </w:pBdr>
-      <w:tabs>
-        <w:tab w:val="right" w:pos="10771"/>
-      </w:tabs>
-      <w:spacing w:after="80" w:before="0"/>
-    </w:pPr>
-    <w:r>
-      <w:rPr>
-        <w:rFonts w:ascii="Arial" w:cs="Arial" w:eastAsia="Arial" w:hAnsi="Arial"/>
-        <w:b/>
-        <w:bCs/>
-        <w:color w:val="0C2340"/>
-        <w:sz w:val="16"/>
-        <w:szCs w:val="16"/>
-      </w:rPr>
-      <w:t xml:space="preserve">LADY GREY ARTS ACADEMY • SGB OFFICIAL MEETING ATTENDANCE REGISTER</w:t>
-    </w:r>
-    <w:r>
-      <w:rPr>
-        <w:rFonts w:ascii="Arial" w:cs="Arial" w:eastAsia="Arial" w:hAnsi="Arial"/>
-      </w:rPr>
-      <w:t xml:space="preserve">	</w:t>
-    </w:r>
-    <w:r>
-      <w:rPr>
-        <w:rFonts w:ascii="Arial" w:cs="Arial" w:eastAsia="Arial" w:hAnsi="Arial"/>
-        <w:color w:val="64748B"/>
-        <w:sz w:val="14"/>
-        <w:szCs w:val="14"/>
-      </w:rPr>
-      <w:t xml:space="preserve">SGB</w:t>
-    </w:r>
-  </w:p>
-</w:hdr>
 </file>
 
 <file path=word/numbering.xml><?xml version="1.0" encoding="utf-8"?>

--- a/SGB_Functionality_Audit_2026/01_SGB_Constitution/03_Signed_Attendance_Register_2026-01-28.docx
+++ b/SGB_Functionality_Audit_2026/01_SGB_Constitution/03_Signed_Attendance_Register_2026-01-28.docx
@@ -169,7 +169,7 @@
             </w:pPr>
             <w:r>
               <w:rPr>
-                <w:rFonts w:ascii="Arial" w:cs="Arial" w:eastAsia="Arial" w:hAnsi="Arial"/>
+                <w:rFonts w:ascii="Aptos" w:cs="Aptos" w:eastAsia="Aptos" w:hAnsi="Aptos"/>
                 <w:b/>
                 <w:bCs/>
                 <w:color w:val="0C2340"/>
@@ -185,7 +185,7 @@
             </w:pPr>
             <w:r>
               <w:rPr>
-                <w:rFonts w:ascii="Arial" w:cs="Arial" w:eastAsia="Arial" w:hAnsi="Arial"/>
+                <w:rFonts w:ascii="Aptos" w:cs="Aptos" w:eastAsia="Aptos" w:hAnsi="Aptos"/>
                 <w:b/>
                 <w:bCs/>
                 <w:i/>
@@ -203,7 +203,7 @@
             </w:pPr>
             <w:r>
               <w:rPr>
-                <w:rFonts w:ascii="Arial" w:cs="Arial" w:eastAsia="Arial" w:hAnsi="Arial"/>
+                <w:rFonts w:ascii="Aptos" w:cs="Aptos" w:eastAsia="Aptos" w:hAnsi="Aptos"/>
                 <w:color w:val="475569"/>
                 <w:sz w:val="14"/>
                 <w:szCs w:val="14"/>
@@ -217,7 +217,7 @@
             </w:pPr>
             <w:r>
               <w:rPr>
-                <w:rFonts w:ascii="Arial" w:cs="Arial" w:eastAsia="Arial" w:hAnsi="Arial"/>
+                <w:rFonts w:ascii="Aptos" w:cs="Aptos" w:eastAsia="Aptos" w:hAnsi="Aptos"/>
                 <w:color w:val="475569"/>
                 <w:sz w:val="14"/>
                 <w:szCs w:val="14"/>
@@ -249,7 +249,7 @@
             </w:pPr>
             <w:r>
               <w:rPr>
-                <w:rFonts w:ascii="Arial" w:cs="Arial" w:eastAsia="Arial" w:hAnsi="Arial"/>
+                <w:rFonts w:ascii="Aptos" w:cs="Aptos" w:eastAsia="Aptos" w:hAnsi="Aptos"/>
                 <w:b/>
                 <w:bCs/>
                 <w:color w:val="0C2340"/>
@@ -265,7 +265,7 @@
             </w:pPr>
             <w:r>
               <w:rPr>
-                <w:rFonts w:ascii="Arial" w:cs="Arial" w:eastAsia="Arial" w:hAnsi="Arial"/>
+                <w:rFonts w:ascii="Aptos" w:cs="Aptos" w:eastAsia="Aptos" w:hAnsi="Aptos"/>
                 <w:color w:val="64748B"/>
                 <w:sz w:val="14"/>
                 <w:szCs w:val="14"/>
@@ -291,7 +291,7 @@
       </w:pPr>
       <w:r>
         <w:rPr>
-          <w:rFonts w:ascii="Arial" w:cs="Arial" w:eastAsia="Arial" w:hAnsi="Arial"/>
+          <w:rFonts w:ascii="Aptos" w:cs="Aptos" w:eastAsia="Aptos" w:hAnsi="Aptos"/>
           <w:b/>
           <w:bCs/>
           <w:color w:val="0C2340"/>
@@ -308,31 +308,14 @@
       </w:pPr>
       <w:r>
         <w:rPr>
-          <w:rFonts w:ascii="Arial" w:cs="Arial" w:eastAsia="Arial" w:hAnsi="Arial"/>
+          <w:rFonts w:ascii="Aptos" w:cs="Aptos" w:eastAsia="Aptos" w:hAnsi="Aptos"/>
           <w:b/>
           <w:bCs/>
           <w:color w:val="A6192E"/>
-          <w:sz w:val="24"/>
-          <w:szCs w:val="24"/>
-        </w:rPr>
-        <w:t xml:space="preserve">LADY GREY ARTS ACADEMY</w:t>
-      </w:r>
-    </w:p>
-    <w:p>
-      <w:pPr>
-        <w:keepLines/>
-        <w:spacing w:after="80" w:before="0" w:line="276"/>
-        <w:ind w:left="0"/>
-        <w:jc w:val="both"/>
-      </w:pPr>
-      <w:r>
-        <w:rPr>
-          <w:rFonts w:ascii="Arial" w:cs="Arial" w:eastAsia="Arial" w:hAnsi="Arial"/>
-          <w:color w:val="1A1A1A"/>
-          <w:sz w:val="20"/>
-          <w:szCs w:val="20"/>
-        </w:rPr>
-        <w:t xml:space="preserve">LADY GREY ARTS ACADEMY • MEETING OF 28 JANUARY 2026</w:t>
+          <w:sz w:val="22"/>
+          <w:szCs w:val="22"/>
+        </w:rPr>
+        <w:t xml:space="preserve">LADY GREY ARTS ACADEMY • MEETING OF 2026-01-28</w:t>
       </w:r>
     </w:p>
     <w:p>
@@ -341,12 +324,12 @@
         <w:tabs>
           <w:tab w:val="left" w:pos="566"/>
         </w:tabs>
-        <w:spacing w:after="80" w:before="0"/>
+        <w:spacing w:after="0" w:before="100"/>
         <w:ind w:left="0"/>
       </w:pPr>
       <w:r>
         <w:rPr>
-          <w:rFonts w:ascii="Arial" w:cs="Arial" w:eastAsia="Arial" w:hAnsi="Arial"/>
+          <w:rFonts w:ascii="Aptos" w:cs="Aptos" w:eastAsia="Aptos" w:hAnsi="Aptos"/>
           <w:b/>
           <w:bCs/>
           <w:color w:val="0C2340"/>
@@ -357,7 +340,7 @@
       </w:r>
       <w:r>
         <w:rPr>
-          <w:rFonts w:ascii="Arial" w:cs="Arial" w:eastAsia="Arial" w:hAnsi="Arial"/>
+          <w:rFonts w:ascii="Aptos" w:cs="Aptos" w:eastAsia="Aptos" w:hAnsi="Aptos"/>
           <w:sz w:val="22"/>
           <w:szCs w:val="22"/>
         </w:rPr>
@@ -365,7 +348,7 @@
       </w:r>
       <w:r>
         <w:rPr>
-          <w:rFonts w:ascii="Arial" w:cs="Arial" w:eastAsia="Arial" w:hAnsi="Arial"/>
+          <w:rFonts w:ascii="Aptos" w:cs="Aptos" w:eastAsia="Aptos" w:hAnsi="Aptos"/>
           <w:b/>
           <w:bCs/>
           <w:color w:val="0C2340"/>
@@ -381,16 +364,16 @@
         <w:tabs>
           <w:tab w:val="left" w:pos="566"/>
         </w:tabs>
-        <w:spacing w:after="80" w:before="0" w:line="276"/>
+        <w:spacing w:after="0" w:before="100" w:line="300"/>
         <w:ind w:left="566" w:hanging="566"/>
         <w:jc w:val="both"/>
       </w:pPr>
       <w:r>
         <w:rPr>
-          <w:rFonts w:ascii="Arial" w:cs="Arial" w:eastAsia="Arial" w:hAnsi="Arial"/>
-          <w:b/>
-          <w:bCs/>
-          <w:color w:val="0C2340"/>
+          <w:rFonts w:ascii="Aptos" w:cs="Aptos" w:eastAsia="Aptos" w:hAnsi="Aptos"/>
+          <w:b/>
+          <w:bCs/>
+          <w:color w:val="1A1A1A"/>
           <w:sz w:val="20"/>
           <w:szCs w:val="20"/>
         </w:rPr>
@@ -398,7 +381,7 @@
       </w:r>
       <w:r>
         <w:rPr>
-          <w:rFonts w:ascii="Arial" w:cs="Arial" w:eastAsia="Arial" w:hAnsi="Arial"/>
+          <w:rFonts w:ascii="Aptos" w:cs="Aptos" w:eastAsia="Aptos" w:hAnsi="Aptos"/>
           <w:sz w:val="20"/>
           <w:szCs w:val="20"/>
         </w:rPr>
@@ -406,14 +389,14 @@
       </w:r>
       <w:r>
         <w:rPr>
-          <w:rFonts w:ascii="Arial" w:cs="Arial" w:eastAsia="Arial" w:hAnsi="Arial"/>
+          <w:rFonts w:ascii="Aptos" w:cs="Aptos" w:eastAsia="Aptos" w:hAnsi="Aptos"/>
           <w:b w:val="false"/>
           <w:bCs w:val="false"/>
           <w:color w:val="1A1A1A"/>
           <w:sz w:val="20"/>
           <w:szCs w:val="20"/>
         </w:rPr>
-        <w:t xml:space="preserve">Meeting Type: Ordinary Meeting of the School Governing Body (Constitution Adoption Session).</w:t>
+        <w:t xml:space="preserve">Meeting Type: Ordinary Meeting of the School Governing Body (Constitution of the School Governing Body Adoption Session).</w:t>
       </w:r>
     </w:p>
     <w:p>
@@ -422,16 +405,16 @@
         <w:tabs>
           <w:tab w:val="left" w:pos="566"/>
         </w:tabs>
-        <w:spacing w:after="80" w:before="0" w:line="276"/>
+        <w:spacing w:after="0" w:before="100" w:line="300"/>
         <w:ind w:left="566" w:hanging="566"/>
         <w:jc w:val="both"/>
       </w:pPr>
       <w:r>
         <w:rPr>
-          <w:rFonts w:ascii="Arial" w:cs="Arial" w:eastAsia="Arial" w:hAnsi="Arial"/>
-          <w:b/>
-          <w:bCs/>
-          <w:color w:val="0C2340"/>
+          <w:rFonts w:ascii="Aptos" w:cs="Aptos" w:eastAsia="Aptos" w:hAnsi="Aptos"/>
+          <w:b/>
+          <w:bCs/>
+          <w:color w:val="1A1A1A"/>
           <w:sz w:val="20"/>
           <w:szCs w:val="20"/>
         </w:rPr>
@@ -439,7 +422,7 @@
       </w:r>
       <w:r>
         <w:rPr>
-          <w:rFonts w:ascii="Arial" w:cs="Arial" w:eastAsia="Arial" w:hAnsi="Arial"/>
+          <w:rFonts w:ascii="Aptos" w:cs="Aptos" w:eastAsia="Aptos" w:hAnsi="Aptos"/>
           <w:sz w:val="20"/>
           <w:szCs w:val="20"/>
         </w:rPr>
@@ -447,7 +430,7 @@
       </w:r>
       <w:r>
         <w:rPr>
-          <w:rFonts w:ascii="Arial" w:cs="Arial" w:eastAsia="Arial" w:hAnsi="Arial"/>
+          <w:rFonts w:ascii="Aptos" w:cs="Aptos" w:eastAsia="Aptos" w:hAnsi="Aptos"/>
           <w:b w:val="false"/>
           <w:bCs w:val="false"/>
           <w:color w:val="1A1A1A"/>
@@ -463,16 +446,16 @@
         <w:tabs>
           <w:tab w:val="left" w:pos="566"/>
         </w:tabs>
-        <w:spacing w:after="80" w:before="0" w:line="276"/>
+        <w:spacing w:after="0" w:before="100" w:line="300"/>
         <w:ind w:left="566" w:hanging="566"/>
         <w:jc w:val="both"/>
       </w:pPr>
       <w:r>
         <w:rPr>
-          <w:rFonts w:ascii="Arial" w:cs="Arial" w:eastAsia="Arial" w:hAnsi="Arial"/>
-          <w:b/>
-          <w:bCs/>
-          <w:color w:val="0C2340"/>
+          <w:rFonts w:ascii="Aptos" w:cs="Aptos" w:eastAsia="Aptos" w:hAnsi="Aptos"/>
+          <w:b/>
+          <w:bCs/>
+          <w:color w:val="1A1A1A"/>
           <w:sz w:val="20"/>
           <w:szCs w:val="20"/>
         </w:rPr>
@@ -480,7 +463,7 @@
       </w:r>
       <w:r>
         <w:rPr>
-          <w:rFonts w:ascii="Arial" w:cs="Arial" w:eastAsia="Arial" w:hAnsi="Arial"/>
+          <w:rFonts w:ascii="Aptos" w:cs="Aptos" w:eastAsia="Aptos" w:hAnsi="Aptos"/>
           <w:sz w:val="20"/>
           <w:szCs w:val="20"/>
         </w:rPr>
@@ -488,7 +471,7 @@
       </w:r>
       <w:r>
         <w:rPr>
-          <w:rFonts w:ascii="Arial" w:cs="Arial" w:eastAsia="Arial" w:hAnsi="Arial"/>
+          <w:rFonts w:ascii="Aptos" w:cs="Aptos" w:eastAsia="Aptos" w:hAnsi="Aptos"/>
           <w:b w:val="false"/>
           <w:bCs w:val="false"/>
           <w:color w:val="1A1A1A"/>
@@ -504,16 +487,16 @@
         <w:tabs>
           <w:tab w:val="left" w:pos="566"/>
         </w:tabs>
-        <w:spacing w:after="80" w:before="0" w:line="276"/>
+        <w:spacing w:after="0" w:before="100" w:line="300"/>
         <w:ind w:left="566" w:hanging="566"/>
         <w:jc w:val="both"/>
       </w:pPr>
       <w:r>
         <w:rPr>
-          <w:rFonts w:ascii="Arial" w:cs="Arial" w:eastAsia="Arial" w:hAnsi="Arial"/>
-          <w:b/>
-          <w:bCs/>
-          <w:color w:val="0C2340"/>
+          <w:rFonts w:ascii="Aptos" w:cs="Aptos" w:eastAsia="Aptos" w:hAnsi="Aptos"/>
+          <w:b/>
+          <w:bCs/>
+          <w:color w:val="1A1A1A"/>
           <w:sz w:val="20"/>
           <w:szCs w:val="20"/>
         </w:rPr>
@@ -521,7 +504,7 @@
       </w:r>
       <w:r>
         <w:rPr>
-          <w:rFonts w:ascii="Arial" w:cs="Arial" w:eastAsia="Arial" w:hAnsi="Arial"/>
+          <w:rFonts w:ascii="Aptos" w:cs="Aptos" w:eastAsia="Aptos" w:hAnsi="Aptos"/>
           <w:sz w:val="20"/>
           <w:szCs w:val="20"/>
         </w:rPr>
@@ -529,14 +512,14 @@
       </w:r>
       <w:r>
         <w:rPr>
-          <w:rFonts w:ascii="Arial" w:cs="Arial" w:eastAsia="Arial" w:hAnsi="Arial"/>
+          <w:rFonts w:ascii="Aptos" w:cs="Aptos" w:eastAsia="Aptos" w:hAnsi="Aptos"/>
           <w:b w:val="false"/>
           <w:bCs w:val="false"/>
           <w:color w:val="1A1A1A"/>
           <w:sz w:val="20"/>
           <w:szCs w:val="20"/>
         </w:rPr>
-        <w:t xml:space="preserve">Total SGB Members: 9 Members | Members Present: 8 Members | Apologies: 1 Member.</w:t>
+        <w:t xml:space="preserve">Total SGB Members: 10 Members | Members Present: 7 Members | Apologies: 3 Member(s).</w:t>
       </w:r>
     </w:p>
     <w:p>
@@ -545,16 +528,16 @@
         <w:tabs>
           <w:tab w:val="left" w:pos="566"/>
         </w:tabs>
-        <w:spacing w:after="80" w:before="0" w:line="276"/>
+        <w:spacing w:after="0" w:before="100" w:line="300"/>
         <w:ind w:left="566" w:hanging="566"/>
         <w:jc w:val="both"/>
       </w:pPr>
       <w:r>
         <w:rPr>
-          <w:rFonts w:ascii="Arial" w:cs="Arial" w:eastAsia="Arial" w:hAnsi="Arial"/>
-          <w:b/>
-          <w:bCs/>
-          <w:color w:val="0C2340"/>
+          <w:rFonts w:ascii="Aptos" w:cs="Aptos" w:eastAsia="Aptos" w:hAnsi="Aptos"/>
+          <w:b/>
+          <w:bCs/>
+          <w:color w:val="1A1A1A"/>
           <w:sz w:val="20"/>
           <w:szCs w:val="20"/>
         </w:rPr>
@@ -562,7 +545,7 @@
       </w:r>
       <w:r>
         <w:rPr>
-          <w:rFonts w:ascii="Arial" w:cs="Arial" w:eastAsia="Arial" w:hAnsi="Arial"/>
+          <w:rFonts w:ascii="Aptos" w:cs="Aptos" w:eastAsia="Aptos" w:hAnsi="Aptos"/>
           <w:sz w:val="20"/>
           <w:szCs w:val="20"/>
         </w:rPr>
@@ -570,14 +553,14 @@
       </w:r>
       <w:r>
         <w:rPr>
-          <w:rFonts w:ascii="Arial" w:cs="Arial" w:eastAsia="Arial" w:hAnsi="Arial"/>
+          <w:rFonts w:ascii="Aptos" w:cs="Aptos" w:eastAsia="Aptos" w:hAnsi="Aptos"/>
           <w:b w:val="false"/>
           <w:bCs w:val="false"/>
           <w:color w:val="1A1A1A"/>
           <w:sz w:val="20"/>
           <w:szCs w:val="20"/>
         </w:rPr>
-        <w:t xml:space="preserve">Quorum Status: Legally Quorate and fully constituted to adopt binding governance resolutions.</w:t>
+        <w:t xml:space="preserve">Quorum Status: Legally Quorate (70.0% in attendance) and fully constituted to adopt binding governance resolutions.</w:t>
       </w:r>
     </w:p>
     <w:p>
@@ -586,12 +569,12 @@
         <w:tabs>
           <w:tab w:val="left" w:pos="566"/>
         </w:tabs>
-        <w:spacing w:after="80" w:before="0"/>
+        <w:spacing w:after="0" w:before="100"/>
         <w:ind w:left="0"/>
       </w:pPr>
       <w:r>
         <w:rPr>
-          <w:rFonts w:ascii="Arial" w:cs="Arial" w:eastAsia="Arial" w:hAnsi="Arial"/>
+          <w:rFonts w:ascii="Aptos" w:cs="Aptos" w:eastAsia="Aptos" w:hAnsi="Aptos"/>
           <w:b/>
           <w:bCs/>
           <w:color w:val="0C2340"/>
@@ -602,7 +585,7 @@
       </w:r>
       <w:r>
         <w:rPr>
-          <w:rFonts w:ascii="Arial" w:cs="Arial" w:eastAsia="Arial" w:hAnsi="Arial"/>
+          <w:rFonts w:ascii="Aptos" w:cs="Aptos" w:eastAsia="Aptos" w:hAnsi="Aptos"/>
           <w:sz w:val="22"/>
           <w:szCs w:val="22"/>
         </w:rPr>
@@ -610,7 +593,7 @@
       </w:r>
       <w:r>
         <w:rPr>
-          <w:rFonts w:ascii="Arial" w:cs="Arial" w:eastAsia="Arial" w:hAnsi="Arial"/>
+          <w:rFonts w:ascii="Aptos" w:cs="Aptos" w:eastAsia="Aptos" w:hAnsi="Aptos"/>
           <w:b/>
           <w:bCs/>
           <w:color w:val="0C2340"/>
@@ -626,16 +609,16 @@
         <w:tabs>
           <w:tab w:val="left" w:pos="566"/>
         </w:tabs>
-        <w:spacing w:after="80" w:before="0" w:line="276"/>
+        <w:spacing w:after="0" w:before="100" w:line="300"/>
         <w:ind w:left="566" w:hanging="566"/>
         <w:jc w:val="both"/>
       </w:pPr>
       <w:r>
         <w:rPr>
-          <w:rFonts w:ascii="Arial" w:cs="Arial" w:eastAsia="Arial" w:hAnsi="Arial"/>
-          <w:b/>
-          <w:bCs/>
-          <w:color w:val="0C2340"/>
+          <w:rFonts w:ascii="Aptos" w:cs="Aptos" w:eastAsia="Aptos" w:hAnsi="Aptos"/>
+          <w:b/>
+          <w:bCs/>
+          <w:color w:val="1A1A1A"/>
           <w:sz w:val="20"/>
           <w:szCs w:val="20"/>
         </w:rPr>
@@ -643,7 +626,7 @@
       </w:r>
       <w:r>
         <w:rPr>
-          <w:rFonts w:ascii="Arial" w:cs="Arial" w:eastAsia="Arial" w:hAnsi="Arial"/>
+          <w:rFonts w:ascii="Aptos" w:cs="Aptos" w:eastAsia="Aptos" w:hAnsi="Aptos"/>
           <w:sz w:val="20"/>
           <w:szCs w:val="20"/>
         </w:rPr>
@@ -651,7 +634,7 @@
       </w:r>
       <w:r>
         <w:rPr>
-          <w:rFonts w:ascii="Arial" w:cs="Arial" w:eastAsia="Arial" w:hAnsi="Arial"/>
+          <w:rFonts w:ascii="Aptos" w:cs="Aptos" w:eastAsia="Aptos" w:hAnsi="Aptos"/>
           <w:b w:val="false"/>
           <w:bCs w:val="false"/>
           <w:color w:val="1A1A1A"/>
@@ -667,16 +650,16 @@
         <w:tabs>
           <w:tab w:val="left" w:pos="1700"/>
         </w:tabs>
-        <w:spacing w:after="80" w:before="0" w:line="276"/>
+        <w:spacing w:after="0" w:before="100" w:line="300"/>
         <w:ind w:left="1700" w:hanging="566"/>
         <w:jc w:val="both"/>
       </w:pPr>
       <w:r>
         <w:rPr>
-          <w:rFonts w:ascii="Arial" w:cs="Arial" w:eastAsia="Arial" w:hAnsi="Arial"/>
-          <w:b/>
-          <w:bCs/>
-          <w:color w:val="0C2340"/>
+          <w:rFonts w:ascii="Aptos" w:cs="Aptos" w:eastAsia="Aptos" w:hAnsi="Aptos"/>
+          <w:b/>
+          <w:bCs/>
+          <w:color w:val="1A1A1A"/>
           <w:sz w:val="20"/>
           <w:szCs w:val="20"/>
         </w:rPr>
@@ -684,7 +667,7 @@
       </w:r>
       <w:r>
         <w:rPr>
-          <w:rFonts w:ascii="Arial" w:cs="Arial" w:eastAsia="Arial" w:hAnsi="Arial"/>
+          <w:rFonts w:ascii="Aptos" w:cs="Aptos" w:eastAsia="Aptos" w:hAnsi="Aptos"/>
           <w:sz w:val="20"/>
           <w:szCs w:val="20"/>
         </w:rPr>
@@ -692,7 +675,7 @@
       </w:r>
       <w:r>
         <w:rPr>
-          <w:rFonts w:ascii="Arial" w:cs="Arial" w:eastAsia="Arial" w:hAnsi="Arial"/>
+          <w:rFonts w:ascii="Aptos" w:cs="Aptos" w:eastAsia="Aptos" w:hAnsi="Aptos"/>
           <w:b w:val="false"/>
           <w:bCs w:val="false"/>
           <w:color w:val="1A1A1A"/>
@@ -708,16 +691,16 @@
         <w:tabs>
           <w:tab w:val="left" w:pos="1700"/>
         </w:tabs>
-        <w:spacing w:after="80" w:before="0" w:line="276"/>
+        <w:spacing w:after="0" w:before="100" w:line="300"/>
         <w:ind w:left="1700" w:hanging="566"/>
         <w:jc w:val="both"/>
       </w:pPr>
       <w:r>
         <w:rPr>
-          <w:rFonts w:ascii="Arial" w:cs="Arial" w:eastAsia="Arial" w:hAnsi="Arial"/>
-          <w:b/>
-          <w:bCs/>
-          <w:color w:val="0C2340"/>
+          <w:rFonts w:ascii="Aptos" w:cs="Aptos" w:eastAsia="Aptos" w:hAnsi="Aptos"/>
+          <w:b/>
+          <w:bCs/>
+          <w:color w:val="1A1A1A"/>
           <w:sz w:val="20"/>
           <w:szCs w:val="20"/>
         </w:rPr>
@@ -725,7 +708,7 @@
       </w:r>
       <w:r>
         <w:rPr>
-          <w:rFonts w:ascii="Arial" w:cs="Arial" w:eastAsia="Arial" w:hAnsi="Arial"/>
+          <w:rFonts w:ascii="Aptos" w:cs="Aptos" w:eastAsia="Aptos" w:hAnsi="Aptos"/>
           <w:sz w:val="20"/>
           <w:szCs w:val="20"/>
         </w:rPr>
@@ -733,7 +716,7 @@
       </w:r>
       <w:r>
         <w:rPr>
-          <w:rFonts w:ascii="Arial" w:cs="Arial" w:eastAsia="Arial" w:hAnsi="Arial"/>
+          <w:rFonts w:ascii="Aptos" w:cs="Aptos" w:eastAsia="Aptos" w:hAnsi="Aptos"/>
           <w:b w:val="false"/>
           <w:bCs w:val="false"/>
           <w:color w:val="1A1A1A"/>
@@ -749,16 +732,16 @@
         <w:tabs>
           <w:tab w:val="left" w:pos="1700"/>
         </w:tabs>
-        <w:spacing w:after="80" w:before="0" w:line="276"/>
+        <w:spacing w:after="0" w:before="100" w:line="300"/>
         <w:ind w:left="1700" w:hanging="566"/>
         <w:jc w:val="both"/>
       </w:pPr>
       <w:r>
         <w:rPr>
-          <w:rFonts w:ascii="Arial" w:cs="Arial" w:eastAsia="Arial" w:hAnsi="Arial"/>
-          <w:b/>
-          <w:bCs/>
-          <w:color w:val="0C2340"/>
+          <w:rFonts w:ascii="Aptos" w:cs="Aptos" w:eastAsia="Aptos" w:hAnsi="Aptos"/>
+          <w:b/>
+          <w:bCs/>
+          <w:color w:val="1A1A1A"/>
           <w:sz w:val="20"/>
           <w:szCs w:val="20"/>
         </w:rPr>
@@ -766,7 +749,7 @@
       </w:r>
       <w:r>
         <w:rPr>
-          <w:rFonts w:ascii="Arial" w:cs="Arial" w:eastAsia="Arial" w:hAnsi="Arial"/>
+          <w:rFonts w:ascii="Aptos" w:cs="Aptos" w:eastAsia="Aptos" w:hAnsi="Aptos"/>
           <w:sz w:val="20"/>
           <w:szCs w:val="20"/>
         </w:rPr>
@@ -774,14 +757,14 @@
       </w:r>
       <w:r>
         <w:rPr>
-          <w:rFonts w:ascii="Arial" w:cs="Arial" w:eastAsia="Arial" w:hAnsi="Arial"/>
+          <w:rFonts w:ascii="Aptos" w:cs="Aptos" w:eastAsia="Aptos" w:hAnsi="Aptos"/>
           <w:b w:val="false"/>
           <w:bCs w:val="false"/>
           <w:color w:val="1A1A1A"/>
           <w:sz w:val="20"/>
           <w:szCs w:val="20"/>
         </w:rPr>
-        <w:t xml:space="preserve">Mrs. Octavia Bambilawu (SGB Parent Member) — Present (Signed)</w:t>
+        <w:t xml:space="preserve">Mrs. Noncedo Williams (SGB Parent Member) — Present (Signed)</w:t>
       </w:r>
     </w:p>
     <w:p>
@@ -790,16 +773,16 @@
         <w:tabs>
           <w:tab w:val="left" w:pos="1700"/>
         </w:tabs>
-        <w:spacing w:after="80" w:before="0" w:line="276"/>
+        <w:spacing w:after="0" w:before="100" w:line="300"/>
         <w:ind w:left="1700" w:hanging="566"/>
         <w:jc w:val="both"/>
       </w:pPr>
       <w:r>
         <w:rPr>
-          <w:rFonts w:ascii="Arial" w:cs="Arial" w:eastAsia="Arial" w:hAnsi="Arial"/>
-          <w:b/>
-          <w:bCs/>
-          <w:color w:val="0C2340"/>
+          <w:rFonts w:ascii="Aptos" w:cs="Aptos" w:eastAsia="Aptos" w:hAnsi="Aptos"/>
+          <w:b/>
+          <w:bCs/>
+          <w:color w:val="1A1A1A"/>
           <w:sz w:val="20"/>
           <w:szCs w:val="20"/>
         </w:rPr>
@@ -807,7 +790,7 @@
       </w:r>
       <w:r>
         <w:rPr>
-          <w:rFonts w:ascii="Arial" w:cs="Arial" w:eastAsia="Arial" w:hAnsi="Arial"/>
+          <w:rFonts w:ascii="Aptos" w:cs="Aptos" w:eastAsia="Aptos" w:hAnsi="Aptos"/>
           <w:sz w:val="20"/>
           <w:szCs w:val="20"/>
         </w:rPr>
@@ -815,14 +798,55 @@
       </w:r>
       <w:r>
         <w:rPr>
-          <w:rFonts w:ascii="Arial" w:cs="Arial" w:eastAsia="Arial" w:hAnsi="Arial"/>
+          <w:rFonts w:ascii="Aptos" w:cs="Aptos" w:eastAsia="Aptos" w:hAnsi="Aptos"/>
           <w:b w:val="false"/>
           <w:bCs w:val="false"/>
           <w:color w:val="1A1A1A"/>
           <w:sz w:val="20"/>
           <w:szCs w:val="20"/>
         </w:rPr>
-        <w:t xml:space="preserve">Mrs. Noncedo Williams (SGB Parent Member) — Present (Signed)</w:t>
+        <w:t xml:space="preserve">Mrs. Octavia Bambilawu (SGB Parent Member) — Apology (Professional travel commitments in Aliwal North)</w:t>
+      </w:r>
+    </w:p>
+    <w:p>
+      <w:pPr>
+        <w:keepLines/>
+        <w:tabs>
+          <w:tab w:val="left" w:pos="1700"/>
+        </w:tabs>
+        <w:spacing w:after="0" w:before="100" w:line="300"/>
+        <w:ind w:left="1700" w:hanging="566"/>
+        <w:jc w:val="both"/>
+      </w:pPr>
+      <w:r>
+        <w:rPr>
+          <w:rFonts w:ascii="Aptos" w:cs="Aptos" w:eastAsia="Aptos" w:hAnsi="Aptos"/>
+          <w:b/>
+          <w:bCs/>
+          <w:color w:val="1A1A1A"/>
+          <w:sz w:val="20"/>
+          <w:szCs w:val="20"/>
+        </w:rPr>
+        <w:t xml:space="preserve">•</w:t>
+      </w:r>
+      <w:r>
+        <w:rPr>
+          <w:rFonts w:ascii="Aptos" w:cs="Aptos" w:eastAsia="Aptos" w:hAnsi="Aptos"/>
+          <w:sz w:val="20"/>
+          <w:szCs w:val="20"/>
+        </w:rPr>
+        <w:t xml:space="preserve">	</w:t>
+      </w:r>
+      <w:r>
+        <w:rPr>
+          <w:rFonts w:ascii="Aptos" w:cs="Aptos" w:eastAsia="Aptos" w:hAnsi="Aptos"/>
+          <w:b w:val="false"/>
+          <w:bCs w:val="false"/>
+          <w:color w:val="1A1A1A"/>
+          <w:sz w:val="20"/>
+          <w:szCs w:val="20"/>
+        </w:rPr>
+        <w:t xml:space="preserve">Mrs. Charlene Vorster (SGB Tots Academy / Parent Rep) — Present (Signed)</w:t>
       </w:r>
     </w:p>
     <w:p>
@@ -831,16 +855,16 @@
         <w:tabs>
           <w:tab w:val="left" w:pos="566"/>
         </w:tabs>
-        <w:spacing w:after="80" w:before="0" w:line="276"/>
+        <w:spacing w:after="0" w:before="100" w:line="300"/>
         <w:ind w:left="566" w:hanging="566"/>
         <w:jc w:val="both"/>
       </w:pPr>
       <w:r>
         <w:rPr>
-          <w:rFonts w:ascii="Arial" w:cs="Arial" w:eastAsia="Arial" w:hAnsi="Arial"/>
-          <w:b/>
-          <w:bCs/>
-          <w:color w:val="0C2340"/>
+          <w:rFonts w:ascii="Aptos" w:cs="Aptos" w:eastAsia="Aptos" w:hAnsi="Aptos"/>
+          <w:b/>
+          <w:bCs/>
+          <w:color w:val="1A1A1A"/>
           <w:sz w:val="20"/>
           <w:szCs w:val="20"/>
         </w:rPr>
@@ -848,7 +872,7 @@
       </w:r>
       <w:r>
         <w:rPr>
-          <w:rFonts w:ascii="Arial" w:cs="Arial" w:eastAsia="Arial" w:hAnsi="Arial"/>
+          <w:rFonts w:ascii="Aptos" w:cs="Aptos" w:eastAsia="Aptos" w:hAnsi="Aptos"/>
           <w:sz w:val="20"/>
           <w:szCs w:val="20"/>
         </w:rPr>
@@ -856,7 +880,7 @@
       </w:r>
       <w:r>
         <w:rPr>
-          <w:rFonts w:ascii="Arial" w:cs="Arial" w:eastAsia="Arial" w:hAnsi="Arial"/>
+          <w:rFonts w:ascii="Aptos" w:cs="Aptos" w:eastAsia="Aptos" w:hAnsi="Aptos"/>
           <w:b w:val="false"/>
           <w:bCs w:val="false"/>
           <w:color w:val="1A1A1A"/>
@@ -872,16 +896,16 @@
         <w:tabs>
           <w:tab w:val="left" w:pos="1700"/>
         </w:tabs>
-        <w:spacing w:after="80" w:before="0" w:line="276"/>
+        <w:spacing w:after="0" w:before="100" w:line="300"/>
         <w:ind w:left="1700" w:hanging="566"/>
         <w:jc w:val="both"/>
       </w:pPr>
       <w:r>
         <w:rPr>
-          <w:rFonts w:ascii="Arial" w:cs="Arial" w:eastAsia="Arial" w:hAnsi="Arial"/>
-          <w:b/>
-          <w:bCs/>
-          <w:color w:val="0C2340"/>
+          <w:rFonts w:ascii="Aptos" w:cs="Aptos" w:eastAsia="Aptos" w:hAnsi="Aptos"/>
+          <w:b/>
+          <w:bCs/>
+          <w:color w:val="1A1A1A"/>
           <w:sz w:val="20"/>
           <w:szCs w:val="20"/>
         </w:rPr>
@@ -889,7 +913,7 @@
       </w:r>
       <w:r>
         <w:rPr>
-          <w:rFonts w:ascii="Arial" w:cs="Arial" w:eastAsia="Arial" w:hAnsi="Arial"/>
+          <w:rFonts w:ascii="Aptos" w:cs="Aptos" w:eastAsia="Aptos" w:hAnsi="Aptos"/>
           <w:sz w:val="20"/>
           <w:szCs w:val="20"/>
         </w:rPr>
@@ -897,7 +921,7 @@
       </w:r>
       <w:r>
         <w:rPr>
-          <w:rFonts w:ascii="Arial" w:cs="Arial" w:eastAsia="Arial" w:hAnsi="Arial"/>
+          <w:rFonts w:ascii="Aptos" w:cs="Aptos" w:eastAsia="Aptos" w:hAnsi="Aptos"/>
           <w:b w:val="false"/>
           <w:bCs w:val="false"/>
           <w:color w:val="1A1A1A"/>
@@ -913,16 +937,16 @@
         <w:tabs>
           <w:tab w:val="left" w:pos="566"/>
         </w:tabs>
-        <w:spacing w:after="80" w:before="0" w:line="276"/>
+        <w:spacing w:after="0" w:before="100" w:line="300"/>
         <w:ind w:left="566" w:hanging="566"/>
         <w:jc w:val="both"/>
       </w:pPr>
       <w:r>
         <w:rPr>
-          <w:rFonts w:ascii="Arial" w:cs="Arial" w:eastAsia="Arial" w:hAnsi="Arial"/>
-          <w:b/>
-          <w:bCs/>
-          <w:color w:val="0C2340"/>
+          <w:rFonts w:ascii="Aptos" w:cs="Aptos" w:eastAsia="Aptos" w:hAnsi="Aptos"/>
+          <w:b/>
+          <w:bCs/>
+          <w:color w:val="1A1A1A"/>
           <w:sz w:val="20"/>
           <w:szCs w:val="20"/>
         </w:rPr>
@@ -930,7 +954,7 @@
       </w:r>
       <w:r>
         <w:rPr>
-          <w:rFonts w:ascii="Arial" w:cs="Arial" w:eastAsia="Arial" w:hAnsi="Arial"/>
+          <w:rFonts w:ascii="Aptos" w:cs="Aptos" w:eastAsia="Aptos" w:hAnsi="Aptos"/>
           <w:sz w:val="20"/>
           <w:szCs w:val="20"/>
         </w:rPr>
@@ -938,7 +962,7 @@
       </w:r>
       <w:r>
         <w:rPr>
-          <w:rFonts w:ascii="Arial" w:cs="Arial" w:eastAsia="Arial" w:hAnsi="Arial"/>
+          <w:rFonts w:ascii="Aptos" w:cs="Aptos" w:eastAsia="Aptos" w:hAnsi="Aptos"/>
           <w:b w:val="false"/>
           <w:bCs w:val="false"/>
           <w:color w:val="1A1A1A"/>
@@ -954,16 +978,16 @@
         <w:tabs>
           <w:tab w:val="left" w:pos="1700"/>
         </w:tabs>
-        <w:spacing w:after="80" w:before="0" w:line="276"/>
+        <w:spacing w:after="0" w:before="100" w:line="300"/>
         <w:ind w:left="1700" w:hanging="566"/>
         <w:jc w:val="both"/>
       </w:pPr>
       <w:r>
         <w:rPr>
-          <w:rFonts w:ascii="Arial" w:cs="Arial" w:eastAsia="Arial" w:hAnsi="Arial"/>
-          <w:b/>
-          <w:bCs/>
-          <w:color w:val="0C2340"/>
+          <w:rFonts w:ascii="Aptos" w:cs="Aptos" w:eastAsia="Aptos" w:hAnsi="Aptos"/>
+          <w:b/>
+          <w:bCs/>
+          <w:color w:val="1A1A1A"/>
           <w:sz w:val="20"/>
           <w:szCs w:val="20"/>
         </w:rPr>
@@ -971,7 +995,7 @@
       </w:r>
       <w:r>
         <w:rPr>
-          <w:rFonts w:ascii="Arial" w:cs="Arial" w:eastAsia="Arial" w:hAnsi="Arial"/>
+          <w:rFonts w:ascii="Aptos" w:cs="Aptos" w:eastAsia="Aptos" w:hAnsi="Aptos"/>
           <w:sz w:val="20"/>
           <w:szCs w:val="20"/>
         </w:rPr>
@@ -979,7 +1003,7 @@
       </w:r>
       <w:r>
         <w:rPr>
-          <w:rFonts w:ascii="Arial" w:cs="Arial" w:eastAsia="Arial" w:hAnsi="Arial"/>
+          <w:rFonts w:ascii="Aptos" w:cs="Aptos" w:eastAsia="Aptos" w:hAnsi="Aptos"/>
           <w:b w:val="false"/>
           <w:bCs w:val="false"/>
           <w:color w:val="1A1A1A"/>
@@ -995,16 +1019,16 @@
         <w:tabs>
           <w:tab w:val="left" w:pos="566"/>
         </w:tabs>
-        <w:spacing w:after="80" w:before="0" w:line="276"/>
+        <w:spacing w:after="0" w:before="100" w:line="300"/>
         <w:ind w:left="566" w:hanging="566"/>
         <w:jc w:val="both"/>
       </w:pPr>
       <w:r>
         <w:rPr>
-          <w:rFonts w:ascii="Arial" w:cs="Arial" w:eastAsia="Arial" w:hAnsi="Arial"/>
-          <w:b/>
-          <w:bCs/>
-          <w:color w:val="0C2340"/>
+          <w:rFonts w:ascii="Aptos" w:cs="Aptos" w:eastAsia="Aptos" w:hAnsi="Aptos"/>
+          <w:b/>
+          <w:bCs/>
+          <w:color w:val="1A1A1A"/>
           <w:sz w:val="20"/>
           <w:szCs w:val="20"/>
         </w:rPr>
@@ -1012,7 +1036,7 @@
       </w:r>
       <w:r>
         <w:rPr>
-          <w:rFonts w:ascii="Arial" w:cs="Arial" w:eastAsia="Arial" w:hAnsi="Arial"/>
+          <w:rFonts w:ascii="Aptos" w:cs="Aptos" w:eastAsia="Aptos" w:hAnsi="Aptos"/>
           <w:sz w:val="20"/>
           <w:szCs w:val="20"/>
         </w:rPr>
@@ -1020,7 +1044,7 @@
       </w:r>
       <w:r>
         <w:rPr>
-          <w:rFonts w:ascii="Arial" w:cs="Arial" w:eastAsia="Arial" w:hAnsi="Arial"/>
+          <w:rFonts w:ascii="Aptos" w:cs="Aptos" w:eastAsia="Aptos" w:hAnsi="Aptos"/>
           <w:b w:val="false"/>
           <w:bCs w:val="false"/>
           <w:color w:val="1A1A1A"/>
@@ -1036,16 +1060,16 @@
         <w:tabs>
           <w:tab w:val="left" w:pos="1700"/>
         </w:tabs>
-        <w:spacing w:after="80" w:before="0" w:line="276"/>
+        <w:spacing w:after="0" w:before="100" w:line="300"/>
         <w:ind w:left="1700" w:hanging="566"/>
         <w:jc w:val="both"/>
       </w:pPr>
       <w:r>
         <w:rPr>
-          <w:rFonts w:ascii="Arial" w:cs="Arial" w:eastAsia="Arial" w:hAnsi="Arial"/>
-          <w:b/>
-          <w:bCs/>
-          <w:color w:val="0C2340"/>
+          <w:rFonts w:ascii="Aptos" w:cs="Aptos" w:eastAsia="Aptos" w:hAnsi="Aptos"/>
+          <w:b/>
+          <w:bCs/>
+          <w:color w:val="1A1A1A"/>
           <w:sz w:val="20"/>
           <w:szCs w:val="20"/>
         </w:rPr>
@@ -1053,7 +1077,7 @@
       </w:r>
       <w:r>
         <w:rPr>
-          <w:rFonts w:ascii="Arial" w:cs="Arial" w:eastAsia="Arial" w:hAnsi="Arial"/>
+          <w:rFonts w:ascii="Aptos" w:cs="Aptos" w:eastAsia="Aptos" w:hAnsi="Aptos"/>
           <w:sz w:val="20"/>
           <w:szCs w:val="20"/>
         </w:rPr>
@@ -1061,14 +1085,14 @@
       </w:r>
       <w:r>
         <w:rPr>
-          <w:rFonts w:ascii="Arial" w:cs="Arial" w:eastAsia="Arial" w:hAnsi="Arial"/>
+          <w:rFonts w:ascii="Aptos" w:cs="Aptos" w:eastAsia="Aptos" w:hAnsi="Aptos"/>
           <w:b w:val="false"/>
           <w:bCs w:val="false"/>
           <w:color w:val="1A1A1A"/>
           <w:sz w:val="20"/>
           <w:szCs w:val="20"/>
         </w:rPr>
-        <w:t xml:space="preserve">Bathabile Lichaba (RCL Chairperson) — Present (Signed)</w:t>
+        <w:t xml:space="preserve">Bathabile Lichaba (RCL Chairperson) — Apology (Provincial choir and arts festival rehearsal)</w:t>
       </w:r>
     </w:p>
     <w:p>
@@ -1077,16 +1101,16 @@
         <w:tabs>
           <w:tab w:val="left" w:pos="1700"/>
         </w:tabs>
-        <w:spacing w:after="80" w:before="0" w:line="276"/>
+        <w:spacing w:after="0" w:before="100" w:line="300"/>
         <w:ind w:left="1700" w:hanging="566"/>
         <w:jc w:val="both"/>
       </w:pPr>
       <w:r>
         <w:rPr>
-          <w:rFonts w:ascii="Arial" w:cs="Arial" w:eastAsia="Arial" w:hAnsi="Arial"/>
-          <w:b/>
-          <w:bCs/>
-          <w:color w:val="0C2340"/>
+          <w:rFonts w:ascii="Aptos" w:cs="Aptos" w:eastAsia="Aptos" w:hAnsi="Aptos"/>
+          <w:b/>
+          <w:bCs/>
+          <w:color w:val="1A1A1A"/>
           <w:sz w:val="20"/>
           <w:szCs w:val="20"/>
         </w:rPr>
@@ -1094,7 +1118,7 @@
       </w:r>
       <w:r>
         <w:rPr>
-          <w:rFonts w:ascii="Arial" w:cs="Arial" w:eastAsia="Arial" w:hAnsi="Arial"/>
+          <w:rFonts w:ascii="Aptos" w:cs="Aptos" w:eastAsia="Aptos" w:hAnsi="Aptos"/>
           <w:sz w:val="20"/>
           <w:szCs w:val="20"/>
         </w:rPr>
@@ -1102,14 +1126,14 @@
       </w:r>
       <w:r>
         <w:rPr>
-          <w:rFonts w:ascii="Arial" w:cs="Arial" w:eastAsia="Arial" w:hAnsi="Arial"/>
+          <w:rFonts w:ascii="Aptos" w:cs="Aptos" w:eastAsia="Aptos" w:hAnsi="Aptos"/>
           <w:b w:val="false"/>
           <w:bCs w:val="false"/>
           <w:color w:val="1A1A1A"/>
           <w:sz w:val="20"/>
           <w:szCs w:val="20"/>
         </w:rPr>
-        <w:t xml:space="preserve">Niluve Matu (Head Girl / Learner Rep) — Present (Signed)</w:t>
+        <w:t xml:space="preserve">Niluve Matu (Head Girl / Learner Rep) — Apology (Provincial choir and arts festival rehearsal)</w:t>
       </w:r>
     </w:p>
     <w:p>
@@ -1118,16 +1142,16 @@
         <w:tabs>
           <w:tab w:val="left" w:pos="1700"/>
         </w:tabs>
-        <w:spacing w:after="80" w:before="0" w:line="276"/>
+        <w:spacing w:after="0" w:before="100" w:line="300"/>
         <w:ind w:left="1700" w:hanging="566"/>
         <w:jc w:val="both"/>
       </w:pPr>
       <w:r>
         <w:rPr>
-          <w:rFonts w:ascii="Arial" w:cs="Arial" w:eastAsia="Arial" w:hAnsi="Arial"/>
-          <w:b/>
-          <w:bCs/>
-          <w:color w:val="0C2340"/>
+          <w:rFonts w:ascii="Aptos" w:cs="Aptos" w:eastAsia="Aptos" w:hAnsi="Aptos"/>
+          <w:b/>
+          <w:bCs/>
+          <w:color w:val="1A1A1A"/>
           <w:sz w:val="20"/>
           <w:szCs w:val="20"/>
         </w:rPr>
@@ -1135,7 +1159,7 @@
       </w:r>
       <w:r>
         <w:rPr>
-          <w:rFonts w:ascii="Arial" w:cs="Arial" w:eastAsia="Arial" w:hAnsi="Arial"/>
+          <w:rFonts w:ascii="Aptos" w:cs="Aptos" w:eastAsia="Aptos" w:hAnsi="Aptos"/>
           <w:sz w:val="20"/>
           <w:szCs w:val="20"/>
         </w:rPr>
@@ -1143,14 +1167,14 @@
       </w:r>
       <w:r>
         <w:rPr>
-          <w:rFonts w:ascii="Arial" w:cs="Arial" w:eastAsia="Arial" w:hAnsi="Arial"/>
+          <w:rFonts w:ascii="Aptos" w:cs="Aptos" w:eastAsia="Aptos" w:hAnsi="Aptos"/>
           <w:b w:val="false"/>
           <w:bCs w:val="false"/>
           <w:color w:val="1A1A1A"/>
           <w:sz w:val="20"/>
           <w:szCs w:val="20"/>
         </w:rPr>
-        <w:t xml:space="preserve">Alumanye Nxele (Head Boy / Learner Rep) — Apology (Academic commitments)</w:t>
+        <w:t xml:space="preserve">Alumanye Nxele (Head Boy / Learner Rep) — Present (Signed)</w:t>
       </w:r>
     </w:p>
     <w:p>
@@ -1159,12 +1183,12 @@
         <w:tabs>
           <w:tab w:val="left" w:pos="566"/>
         </w:tabs>
-        <w:spacing w:after="80" w:before="0"/>
+        <w:spacing w:after="0" w:before="100"/>
         <w:ind w:left="0"/>
       </w:pPr>
       <w:r>
         <w:rPr>
-          <w:rFonts w:ascii="Arial" w:cs="Arial" w:eastAsia="Arial" w:hAnsi="Arial"/>
+          <w:rFonts w:ascii="Aptos" w:cs="Aptos" w:eastAsia="Aptos" w:hAnsi="Aptos"/>
           <w:b/>
           <w:bCs/>
           <w:color w:val="0C2340"/>
@@ -1175,7 +1199,7 @@
       </w:r>
       <w:r>
         <w:rPr>
-          <w:rFonts w:ascii="Arial" w:cs="Arial" w:eastAsia="Arial" w:hAnsi="Arial"/>
+          <w:rFonts w:ascii="Aptos" w:cs="Aptos" w:eastAsia="Aptos" w:hAnsi="Aptos"/>
           <w:sz w:val="22"/>
           <w:szCs w:val="22"/>
         </w:rPr>
@@ -1183,7 +1207,7 @@
       </w:r>
       <w:r>
         <w:rPr>
-          <w:rFonts w:ascii="Arial" w:cs="Arial" w:eastAsia="Arial" w:hAnsi="Arial"/>
+          <w:rFonts w:ascii="Aptos" w:cs="Aptos" w:eastAsia="Aptos" w:hAnsi="Aptos"/>
           <w:b/>
           <w:bCs/>
           <w:color w:val="0C2340"/>
@@ -1196,114 +1220,57 @@
     <w:p>
       <w:pPr>
         <w:keepLines/>
-        <w:spacing w:after="80" w:before="0" w:line="276"/>
+        <w:spacing w:after="0" w:before="0" w:line="300"/>
         <w:ind w:left="566"/>
         <w:jc w:val="both"/>
       </w:pPr>
       <w:r>
         <w:rPr>
-          <w:rFonts w:ascii="Arial" w:cs="Arial" w:eastAsia="Arial" w:hAnsi="Arial"/>
-          <w:color w:val="1A1A1A"/>
-          <w:sz w:val="20"/>
-          <w:szCs w:val="20"/>
-        </w:rPr>
-        <w:t xml:space="preserve">We hereby certify that the attendance recorded above represents the true and correct attendance of the SGB meeting held on 28 January 2026:</w:t>
-      </w:r>
-    </w:p>
-    <w:p>
-      <w:pPr>
-        <w:keepLines/>
-        <w:tabs>
-          <w:tab w:val="left" w:pos="566"/>
-        </w:tabs>
-        <w:spacing w:after="80" w:before="0"/>
-        <w:ind w:left="0"/>
-      </w:pPr>
-      <w:r>
-        <w:rPr>
-          <w:rFonts w:ascii="Arial" w:cs="Arial" w:eastAsia="Arial" w:hAnsi="Arial"/>
+          <w:rFonts w:ascii="Aptos" w:cs="Aptos" w:eastAsia="Aptos" w:hAnsi="Aptos"/>
+          <w:color w:val="1A1A1A"/>
+          <w:sz w:val="20"/>
+          <w:szCs w:val="20"/>
+        </w:rPr>
+        <w:t xml:space="preserve">We hereby certify that the attendance recorded above represents the true and correct attendance of the SGB meeting held on Wednesday, 28 January 2026.</w:t>
+      </w:r>
+    </w:p>
+    <w:p>
+      <w:pPr>
+        <w:pageBreakBefore/>
+        <w:spacing w:after="0" w:before="0"/>
+      </w:pPr>
+    </w:p>
+    <w:p>
+      <w:pPr>
+        <w:keepLines/>
+        <w:spacing w:after="40" w:before="160"/>
+      </w:pPr>
+      <w:r>
+        <w:rPr>
+          <w:rFonts w:ascii="Aptos" w:cs="Aptos" w:eastAsia="Aptos" w:hAnsi="Aptos"/>
           <w:b/>
           <w:bCs/>
           <w:color w:val="0C2340"/>
           <w:sz w:val="22"/>
           <w:szCs w:val="22"/>
         </w:rPr>
-        <w:t xml:space="preserve">4.</w:t>
-      </w:r>
-      <w:r>
-        <w:rPr>
-          <w:rFonts w:ascii="Arial" w:cs="Arial" w:eastAsia="Arial" w:hAnsi="Arial"/>
-          <w:sz w:val="22"/>
-          <w:szCs w:val="22"/>
-        </w:rPr>
-        <w:t xml:space="preserve">	</w:t>
-      </w:r>
-      <w:r>
-        <w:rPr>
-          <w:rFonts w:ascii="Arial" w:cs="Arial" w:eastAsia="Arial" w:hAnsi="Arial"/>
-          <w:b/>
-          <w:bCs/>
-          <w:color w:val="0C2340"/>
-          <w:sz w:val="22"/>
-          <w:szCs w:val="22"/>
-        </w:rPr>
-        <w:t xml:space="preserve">DISTRICT ENDORSEMENT &amp; RECORD OF RECEIPT</w:t>
-      </w:r>
-    </w:p>
-    <w:p>
-      <w:pPr>
-        <w:keepLines/>
-        <w:spacing w:after="80" w:before="0" w:line="276"/>
-        <w:ind w:left="566"/>
+        <w:t xml:space="preserve">ATTENDANCE VERIFICATION &amp; RECORD OF QUORUM</w:t>
+      </w:r>
+    </w:p>
+    <w:p>
+      <w:pPr>
+        <w:keepLines/>
+        <w:spacing w:after="120" w:before="20" w:line="300"/>
         <w:jc w:val="both"/>
       </w:pPr>
       <w:r>
         <w:rPr>
-          <w:rFonts w:ascii="Arial" w:cs="Arial" w:eastAsia="Arial" w:hAnsi="Arial"/>
-          <w:color w:val="1A1A1A"/>
-          <w:sz w:val="20"/>
-          <w:szCs w:val="20"/>
-        </w:rPr>
-        <w:t xml:space="preserve">Received, verified, and endorsed for departmental records by the District Office:</w:t>
-      </w:r>
-    </w:p>
-    <w:p>
-      <w:pPr>
-        <w:pageBreakBefore/>
-        <w:spacing w:after="0" w:before="0"/>
-      </w:pPr>
-    </w:p>
-    <w:p>
-      <w:pPr>
-        <w:keepLines/>
-        <w:spacing w:after="40" w:before="160"/>
-      </w:pPr>
-      <w:r>
-        <w:rPr>
-          <w:rFonts w:ascii="Arial" w:cs="Arial" w:eastAsia="Arial" w:hAnsi="Arial"/>
-          <w:b/>
-          <w:bCs/>
-          <w:color w:val="0C2340"/>
-          <w:sz w:val="22"/>
-          <w:szCs w:val="22"/>
-        </w:rPr>
-        <w:t xml:space="preserve">ATTENDANCE VERIFICATION &amp; RECORD OF QUORUM</w:t>
-      </w:r>
-    </w:p>
-    <w:p>
-      <w:pPr>
-        <w:keepLines/>
-        <w:spacing w:after="120" w:before="20" w:line="276"/>
-        <w:jc w:val="both"/>
-      </w:pPr>
-      <w:r>
-        <w:rPr>
-          <w:rFonts w:ascii="Arial" w:cs="Arial" w:eastAsia="Arial" w:hAnsi="Arial"/>
-          <w:color w:val="1A1A1A"/>
-          <w:sz w:val="20"/>
-          <w:szCs w:val="20"/>
-        </w:rPr>
-        <w:t xml:space="preserve">Certified as an accurate record of attendance and quorum verification for the Ordinary SGB Meeting of 28 January 2026:</w:t>
+          <w:rFonts w:ascii="Aptos" w:cs="Aptos" w:eastAsia="Aptos" w:hAnsi="Aptos"/>
+          <w:color w:val="1A1A1A"/>
+          <w:sz w:val="20"/>
+          <w:szCs w:val="20"/>
+        </w:rPr>
+        <w:t xml:space="preserve">Certified as an accurate record of attendance and quorum verification for the Ordinary SGB Meeting of Wednesday, 28 January 2026:</w:t>
       </w:r>
     </w:p>
     <w:tbl>
@@ -1365,7 +1332,7 @@
             </w:pPr>
             <w:r>
               <w:rPr>
-                <w:rFonts w:ascii="Arial" w:cs="Arial" w:eastAsia="Arial" w:hAnsi="Arial"/>
+                <w:rFonts w:ascii="Aptos" w:cs="Aptos" w:eastAsia="Aptos" w:hAnsi="Aptos"/>
                 <w:b/>
                 <w:bCs/>
                 <w:color w:val="64748B"/>
@@ -1381,7 +1348,7 @@
             </w:pPr>
             <w:r>
               <w:rPr>
-                <w:rFonts w:ascii="Arial" w:cs="Arial" w:eastAsia="Arial" w:hAnsi="Arial"/>
+                <w:rFonts w:ascii="Aptos" w:cs="Aptos" w:eastAsia="Aptos" w:hAnsi="Aptos"/>
                 <w:b/>
                 <w:bCs/>
                 <w:color w:val="1A1A1A"/>
@@ -1397,7 +1364,7 @@
             </w:pPr>
             <w:r>
               <w:rPr>
-                <w:rFonts w:ascii="Arial" w:cs="Arial" w:eastAsia="Arial" w:hAnsi="Arial"/>
+                <w:rFonts w:ascii="Aptos" w:cs="Aptos" w:eastAsia="Aptos" w:hAnsi="Aptos"/>
                 <w:b/>
                 <w:bCs/>
                 <w:color w:val="0C2340"/>
@@ -1414,7 +1381,7 @@
             </w:pPr>
             <w:r>
               <w:rPr>
-                <w:rFonts w:ascii="Arial" w:cs="Arial" w:eastAsia="Arial" w:hAnsi="Arial"/>
+                <w:rFonts w:ascii="Aptos" w:cs="Aptos" w:eastAsia="Aptos" w:hAnsi="Aptos"/>
                 <w:b/>
                 <w:bCs/>
                 <w:color w:val="64748B"/>
@@ -1425,14 +1392,12 @@
             </w:r>
             <w:r>
               <w:rPr>
-                <w:rFonts w:ascii="Arial" w:cs="Arial" w:eastAsia="Arial" w:hAnsi="Arial"/>
-                <w:b/>
-                <w:bCs/>
-                <w:color w:val="1A1A1A"/>
-                <w:sz w:val="15"/>
-                <w:szCs w:val="15"/>
-              </w:rPr>
-              <w:t xml:space="preserve">28/01/2026</w:t>
+                <w:rFonts w:ascii="Aptos" w:cs="Aptos" w:eastAsia="Aptos" w:hAnsi="Aptos"/>
+                <w:color w:val="94A3B8"/>
+                <w:sz w:val="14"/>
+                <w:szCs w:val="14"/>
+              </w:rPr>
+              <w:t xml:space="preserve">___/___/2026</w:t>
             </w:r>
           </w:p>
         </w:tc>
@@ -1493,7 +1458,7 @@
             </w:pPr>
             <w:r>
               <w:rPr>
-                <w:rFonts w:ascii="Arial" w:cs="Arial" w:eastAsia="Arial" w:hAnsi="Arial"/>
+                <w:rFonts w:ascii="Aptos" w:cs="Aptos" w:eastAsia="Aptos" w:hAnsi="Aptos"/>
                 <w:b/>
                 <w:bCs/>
                 <w:color w:val="64748B"/>
@@ -1509,7 +1474,7 @@
             </w:pPr>
             <w:r>
               <w:rPr>
-                <w:rFonts w:ascii="Arial" w:cs="Arial" w:eastAsia="Arial" w:hAnsi="Arial"/>
+                <w:rFonts w:ascii="Aptos" w:cs="Aptos" w:eastAsia="Aptos" w:hAnsi="Aptos"/>
                 <w:b/>
                 <w:bCs/>
                 <w:color w:val="1A1A1A"/>
@@ -1525,7 +1490,7 @@
             </w:pPr>
             <w:r>
               <w:rPr>
-                <w:rFonts w:ascii="Arial" w:cs="Arial" w:eastAsia="Arial" w:hAnsi="Arial"/>
+                <w:rFonts w:ascii="Aptos" w:cs="Aptos" w:eastAsia="Aptos" w:hAnsi="Aptos"/>
                 <w:b/>
                 <w:bCs/>
                 <w:color w:val="0C2340"/>
@@ -1542,7 +1507,7 @@
             </w:pPr>
             <w:r>
               <w:rPr>
-                <w:rFonts w:ascii="Arial" w:cs="Arial" w:eastAsia="Arial" w:hAnsi="Arial"/>
+                <w:rFonts w:ascii="Aptos" w:cs="Aptos" w:eastAsia="Aptos" w:hAnsi="Aptos"/>
                 <w:b/>
                 <w:bCs/>
                 <w:color w:val="64748B"/>
@@ -1553,14 +1518,12 @@
             </w:r>
             <w:r>
               <w:rPr>
-                <w:rFonts w:ascii="Arial" w:cs="Arial" w:eastAsia="Arial" w:hAnsi="Arial"/>
-                <w:b/>
-                <w:bCs/>
-                <w:color w:val="1A1A1A"/>
-                <w:sz w:val="15"/>
-                <w:szCs w:val="15"/>
-              </w:rPr>
-              <w:t xml:space="preserve">28/01/2026</w:t>
+                <w:rFonts w:ascii="Aptos" w:cs="Aptos" w:eastAsia="Aptos" w:hAnsi="Aptos"/>
+                <w:color w:val="94A3B8"/>
+                <w:sz w:val="14"/>
+                <w:szCs w:val="14"/>
+              </w:rPr>
+              <w:t xml:space="preserve">___/___/2026</w:t>
             </w:r>
           </w:p>
         </w:tc>
@@ -1621,7 +1584,7 @@
             </w:pPr>
             <w:r>
               <w:rPr>
-                <w:rFonts w:ascii="Arial" w:cs="Arial" w:eastAsia="Arial" w:hAnsi="Arial"/>
+                <w:rFonts w:ascii="Aptos" w:cs="Aptos" w:eastAsia="Aptos" w:hAnsi="Aptos"/>
                 <w:b/>
                 <w:bCs/>
                 <w:color w:val="64748B"/>
@@ -1637,7 +1600,7 @@
             </w:pPr>
             <w:r>
               <w:rPr>
-                <w:rFonts w:ascii="Arial" w:cs="Arial" w:eastAsia="Arial" w:hAnsi="Arial"/>
+                <w:rFonts w:ascii="Aptos" w:cs="Aptos" w:eastAsia="Aptos" w:hAnsi="Aptos"/>
                 <w:b/>
                 <w:bCs/>
                 <w:color w:val="1A1A1A"/>
@@ -1653,7 +1616,7 @@
             </w:pPr>
             <w:r>
               <w:rPr>
-                <w:rFonts w:ascii="Arial" w:cs="Arial" w:eastAsia="Arial" w:hAnsi="Arial"/>
+                <w:rFonts w:ascii="Aptos" w:cs="Aptos" w:eastAsia="Aptos" w:hAnsi="Aptos"/>
                 <w:b/>
                 <w:bCs/>
                 <w:color w:val="0C2340"/>
@@ -1670,7 +1633,7 @@
             </w:pPr>
             <w:r>
               <w:rPr>
-                <w:rFonts w:ascii="Arial" w:cs="Arial" w:eastAsia="Arial" w:hAnsi="Arial"/>
+                <w:rFonts w:ascii="Aptos" w:cs="Aptos" w:eastAsia="Aptos" w:hAnsi="Aptos"/>
                 <w:b/>
                 <w:bCs/>
                 <w:color w:val="64748B"/>
@@ -1681,14 +1644,12 @@
             </w:r>
             <w:r>
               <w:rPr>
-                <w:rFonts w:ascii="Arial" w:cs="Arial" w:eastAsia="Arial" w:hAnsi="Arial"/>
-                <w:b/>
-                <w:bCs/>
-                <w:color w:val="1A1A1A"/>
-                <w:sz w:val="15"/>
-                <w:szCs w:val="15"/>
-              </w:rPr>
-              <w:t xml:space="preserve">28/01/2026</w:t>
+                <w:rFonts w:ascii="Aptos" w:cs="Aptos" w:eastAsia="Aptos" w:hAnsi="Aptos"/>
+                <w:color w:val="94A3B8"/>
+                <w:sz w:val="14"/>
+                <w:szCs w:val="14"/>
+              </w:rPr>
+              <w:t xml:space="preserve">___/___/2026</w:t>
             </w:r>
           </w:p>
         </w:tc>
@@ -1738,7 +1699,7 @@
             </w:pPr>
             <w:r>
               <w:rPr>
-                <w:rFonts w:ascii="Arial" w:cs="Arial" w:eastAsia="Arial" w:hAnsi="Arial"/>
+                <w:rFonts w:ascii="Aptos" w:cs="Aptos" w:eastAsia="Aptos" w:hAnsi="Aptos"/>
                 <w:b/>
                 <w:bCs/>
                 <w:color w:val="475569"/>
@@ -1755,7 +1716,7 @@
             </w:pPr>
             <w:r>
               <w:rPr>
-                <w:rFonts w:ascii="Arial" w:cs="Arial" w:eastAsia="Arial" w:hAnsi="Arial"/>
+                <w:rFonts w:ascii="Aptos" w:cs="Aptos" w:eastAsia="Aptos" w:hAnsi="Aptos"/>
                 <w:color w:val="94A3B8"/>
                 <w:sz w:val="14"/>
                 <w:szCs w:val="14"/>
@@ -1773,7 +1734,7 @@
       </w:pPr>
       <w:r>
         <w:rPr>
-          <w:rFonts w:ascii="Arial" w:cs="Arial" w:eastAsia="Arial" w:hAnsi="Arial"/>
+          <w:rFonts w:ascii="Aptos" w:cs="Aptos" w:eastAsia="Aptos" w:hAnsi="Aptos"/>
           <w:b/>
           <w:bCs/>
           <w:color w:val="0C2340"/>
@@ -1790,7 +1751,7 @@
       </w:pPr>
       <w:r>
         <w:rPr>
-          <w:rFonts w:ascii="Arial" w:cs="Arial" w:eastAsia="Arial" w:hAnsi="Arial"/>
+          <w:rFonts w:ascii="Aptos" w:cs="Aptos" w:eastAsia="Aptos" w:hAnsi="Aptos"/>
           <w:color w:val="1A1A1A"/>
           <w:sz w:val="18"/>
           <w:szCs w:val="18"/>
@@ -1845,7 +1806,7 @@
             </w:pPr>
             <w:r>
               <w:rPr>
-                <w:rFonts w:ascii="Arial" w:cs="Arial" w:eastAsia="Arial" w:hAnsi="Arial"/>
+                <w:rFonts w:ascii="Aptos" w:cs="Aptos" w:eastAsia="Aptos" w:hAnsi="Aptos"/>
                 <w:b/>
                 <w:bCs/>
                 <w:color w:val="475569"/>
@@ -1862,7 +1823,7 @@
             </w:pPr>
             <w:r>
               <w:rPr>
-                <w:rFonts w:ascii="Arial" w:cs="Arial" w:eastAsia="Arial" w:hAnsi="Arial"/>
+                <w:rFonts w:ascii="Aptos" w:cs="Aptos" w:eastAsia="Aptos" w:hAnsi="Aptos"/>
                 <w:color w:val="94A3B8"/>
                 <w:sz w:val="14"/>
                 <w:szCs w:val="14"/>
@@ -1928,7 +1889,7 @@
             </w:pPr>
             <w:r>
               <w:rPr>
-                <w:rFonts w:ascii="Arial" w:cs="Arial" w:eastAsia="Arial" w:hAnsi="Arial"/>
+                <w:rFonts w:ascii="Aptos" w:cs="Aptos" w:eastAsia="Aptos" w:hAnsi="Aptos"/>
                 <w:b/>
                 <w:bCs/>
                 <w:color w:val="64748B"/>
@@ -1944,7 +1905,7 @@
             </w:pPr>
             <w:r>
               <w:rPr>
-                <w:rFonts w:ascii="Arial" w:cs="Arial" w:eastAsia="Arial" w:hAnsi="Arial"/>
+                <w:rFonts w:ascii="Aptos" w:cs="Aptos" w:eastAsia="Aptos" w:hAnsi="Aptos"/>
                 <w:b/>
                 <w:bCs/>
                 <w:color w:val="64748B"/>
@@ -1955,7 +1916,7 @@
             </w:r>
             <w:r>
               <w:rPr>
-                <w:rFonts w:ascii="Arial" w:cs="Arial" w:eastAsia="Arial" w:hAnsi="Arial"/>
+                <w:rFonts w:ascii="Aptos" w:cs="Aptos" w:eastAsia="Aptos" w:hAnsi="Aptos"/>
                 <w:color w:val="94A3B8"/>
                 <w:sz w:val="14"/>
                 <w:szCs w:val="14"/>
@@ -1969,7 +1930,7 @@
             </w:pPr>
             <w:r>
               <w:rPr>
-                <w:rFonts w:ascii="Arial" w:cs="Arial" w:eastAsia="Arial" w:hAnsi="Arial"/>
+                <w:rFonts w:ascii="Aptos" w:cs="Aptos" w:eastAsia="Aptos" w:hAnsi="Aptos"/>
                 <w:b/>
                 <w:bCs/>
                 <w:color w:val="0C2340"/>
@@ -1985,7 +1946,7 @@
             </w:pPr>
             <w:r>
               <w:rPr>
-                <w:rFonts w:ascii="Arial" w:cs="Arial" w:eastAsia="Arial" w:hAnsi="Arial"/>
+                <w:rFonts w:ascii="Aptos" w:cs="Aptos" w:eastAsia="Aptos" w:hAnsi="Aptos"/>
                 <w:b/>
                 <w:bCs/>
                 <w:color w:val="64748B"/>
@@ -1996,7 +1957,7 @@
             </w:r>
             <w:r>
               <w:rPr>
-                <w:rFonts w:ascii="Arial" w:cs="Arial" w:eastAsia="Arial" w:hAnsi="Arial"/>
+                <w:rFonts w:ascii="Aptos" w:cs="Aptos" w:eastAsia="Aptos" w:hAnsi="Aptos"/>
                 <w:color w:val="94A3B8"/>
                 <w:sz w:val="14"/>
                 <w:szCs w:val="14"/>
@@ -2071,7 +2032,7 @@
     </w:pPr>
     <w:r>
       <w:rPr>
-        <w:rFonts w:ascii="Arial" w:cs="Arial" w:eastAsia="Arial" w:hAnsi="Arial"/>
+        <w:rFonts w:ascii="Aptos" w:cs="Aptos" w:eastAsia="Aptos" w:hAnsi="Aptos"/>
         <w:color w:val="64748B"/>
         <w:sz w:val="17"/>
         <w:szCs w:val="17"/>
@@ -2083,7 +2044,7 @@
     </w:r>
     <w:r>
       <w:rPr>
-        <w:rFonts w:ascii="Arial" w:cs="Arial" w:eastAsia="Arial" w:hAnsi="Arial"/>
+        <w:rFonts w:ascii="Aptos" w:cs="Aptos" w:eastAsia="Aptos" w:hAnsi="Aptos"/>
         <w:color w:val="64748B"/>
         <w:sz w:val="17"/>
         <w:szCs w:val="17"/>
@@ -2092,7 +2053,7 @@
     </w:r>
     <w:r>
       <w:rPr>
-        <w:rFonts w:ascii="Arial" w:cs="Arial" w:eastAsia="Arial" w:hAnsi="Arial"/>
+        <w:rFonts w:ascii="Aptos" w:cs="Aptos" w:eastAsia="Aptos" w:hAnsi="Aptos"/>
         <w:color w:val="64748B"/>
         <w:sz w:val="17"/>
         <w:szCs w:val="17"/>
@@ -2243,7 +2204,7 @@
   <w:docDefaults>
     <w:rPrDefault>
       <w:rPr>
-        <w:rFonts w:ascii="Arial" w:cs="Arial" w:eastAsia="Arial" w:hAnsi="Arial"/>
+        <w:rFonts w:ascii="Aptos" w:cs="Aptos" w:eastAsia="Aptos" w:hAnsi="Aptos"/>
         <w:color w:val="1A1A1A"/>
         <w:sz w:val="20"/>
         <w:szCs w:val="20"/>
